--- a/progress.docx
+++ b/progress.docx
@@ -9,12 +9,21 @@
           <w:bCs/>
         </w:rPr>
       </w:pPr>
-      <w:r>
-        <w:rPr>
-          <w:b/>
-          <w:bCs/>
-        </w:rPr>
-        <w:t>PaisaLog — Build Progress</w:t>
+      <w:proofErr w:type="spellStart"/>
+      <w:r>
+        <w:rPr>
+          <w:b/>
+          <w:bCs/>
+        </w:rPr>
+        <w:t>PaisaLog</w:t>
+      </w:r>
+      <w:proofErr w:type="spellEnd"/>
+      <w:r>
+        <w:rPr>
+          <w:b/>
+          <w:bCs/>
+        </w:rPr>
+        <w:t xml:space="preserve"> — Build Progress</w:t>
       </w:r>
     </w:p>
     <w:p>
@@ -45,7 +54,7 @@
           <w:bCs/>
         </w:rPr>
         <w:pict w14:anchorId="220F8692">
-          <v:rect id="_x0000_i1080" style="width:468pt;height:.75pt" o:hralign="center" o:hrstd="t" o:hr="t" fillcolor="#a0a0a0" stroked="f"/>
+          <v:rect id="_x0000_i1025" style="width:468pt;height:.75pt" o:hralign="center" o:hrstd="t" o:hr="t" fillcolor="#a0a0a0" stroked="f"/>
         </w:pict>
       </w:r>
     </w:p>
@@ -231,13 +240,97 @@
           <w:bCs/>
         </w:rPr>
       </w:pPr>
-      <w:r>
-        <w:rPr>
-          <w:b/>
-          <w:bCs/>
-        </w:rPr>
-        <w:t>models.dart — Money (integer paise only), Transaction, Account, Category, TransactionFilters, MonthlySummary, CategoryBreakdownItem, SpendingTrendPoint, Result&lt;T&gt;, AppError</w:t>
-      </w:r>
+      <w:proofErr w:type="spellStart"/>
+      <w:proofErr w:type="gramStart"/>
+      <w:r>
+        <w:rPr>
+          <w:b/>
+          <w:bCs/>
+        </w:rPr>
+        <w:t>models.dart</w:t>
+      </w:r>
+      <w:proofErr w:type="spellEnd"/>
+      <w:proofErr w:type="gramEnd"/>
+      <w:r>
+        <w:rPr>
+          <w:b/>
+          <w:bCs/>
+        </w:rPr>
+        <w:t xml:space="preserve"> — Money (integer paise only), Transaction, Account, Category, </w:t>
+      </w:r>
+      <w:proofErr w:type="spellStart"/>
+      <w:r>
+        <w:rPr>
+          <w:b/>
+          <w:bCs/>
+        </w:rPr>
+        <w:t>TransactionFilters</w:t>
+      </w:r>
+      <w:proofErr w:type="spellEnd"/>
+      <w:r>
+        <w:rPr>
+          <w:b/>
+          <w:bCs/>
+        </w:rPr>
+        <w:t xml:space="preserve">, </w:t>
+      </w:r>
+      <w:proofErr w:type="spellStart"/>
+      <w:r>
+        <w:rPr>
+          <w:b/>
+          <w:bCs/>
+        </w:rPr>
+        <w:t>MonthlySummary</w:t>
+      </w:r>
+      <w:proofErr w:type="spellEnd"/>
+      <w:r>
+        <w:rPr>
+          <w:b/>
+          <w:bCs/>
+        </w:rPr>
+        <w:t xml:space="preserve">, </w:t>
+      </w:r>
+      <w:proofErr w:type="spellStart"/>
+      <w:r>
+        <w:rPr>
+          <w:b/>
+          <w:bCs/>
+        </w:rPr>
+        <w:t>CategoryBreakdownItem</w:t>
+      </w:r>
+      <w:proofErr w:type="spellEnd"/>
+      <w:r>
+        <w:rPr>
+          <w:b/>
+          <w:bCs/>
+        </w:rPr>
+        <w:t xml:space="preserve">, </w:t>
+      </w:r>
+      <w:proofErr w:type="spellStart"/>
+      <w:r>
+        <w:rPr>
+          <w:b/>
+          <w:bCs/>
+        </w:rPr>
+        <w:t>SpendingTrendPoint</w:t>
+      </w:r>
+      <w:proofErr w:type="spellEnd"/>
+      <w:r>
+        <w:rPr>
+          <w:b/>
+          <w:bCs/>
+        </w:rPr>
+        <w:t xml:space="preserve">, Result&lt;T&gt;, </w:t>
+      </w:r>
+      <w:proofErr w:type="spellStart"/>
+      <w:r>
+        <w:rPr>
+          <w:b/>
+          <w:bCs/>
+        </w:rPr>
+        <w:t>AppError</w:t>
+      </w:r>
+      <w:proofErr w:type="spellEnd"/>
     </w:p>
     <w:p>
       <w:pPr>
@@ -250,13 +343,200 @@
           <w:bCs/>
         </w:rPr>
       </w:pPr>
-      <w:r>
-        <w:rPr>
-          <w:b/>
-          <w:bCs/>
-        </w:rPr>
-        <w:t>service_contracts.dart — All 10 typed interfaces: TransactionRepository, AccountRepository, CategoryRepository, SmsIngestionService, TransactionParser, DeduplicationService, TransferDetectionService, CategorizationService, AnalyticsService, ImportExportService, SecurityService</w:t>
-      </w:r>
+      <w:proofErr w:type="spellStart"/>
+      <w:r>
+        <w:rPr>
+          <w:b/>
+          <w:bCs/>
+        </w:rPr>
+        <w:t>service_</w:t>
+      </w:r>
+      <w:proofErr w:type="gramStart"/>
+      <w:r>
+        <w:rPr>
+          <w:b/>
+          <w:bCs/>
+        </w:rPr>
+        <w:t>contracts.dart</w:t>
+      </w:r>
+      <w:proofErr w:type="spellEnd"/>
+      <w:proofErr w:type="gramEnd"/>
+      <w:r>
+        <w:rPr>
+          <w:b/>
+          <w:bCs/>
+        </w:rPr>
+        <w:t xml:space="preserve"> — All 10 typed interfaces: </w:t>
+      </w:r>
+      <w:proofErr w:type="spellStart"/>
+      <w:r>
+        <w:rPr>
+          <w:b/>
+          <w:bCs/>
+        </w:rPr>
+        <w:t>TransactionRepository</w:t>
+      </w:r>
+      <w:proofErr w:type="spellEnd"/>
+      <w:r>
+        <w:rPr>
+          <w:b/>
+          <w:bCs/>
+        </w:rPr>
+        <w:t xml:space="preserve">, </w:t>
+      </w:r>
+      <w:proofErr w:type="spellStart"/>
+      <w:r>
+        <w:rPr>
+          <w:b/>
+          <w:bCs/>
+        </w:rPr>
+        <w:t>AccountRepository</w:t>
+      </w:r>
+      <w:proofErr w:type="spellEnd"/>
+      <w:r>
+        <w:rPr>
+          <w:b/>
+          <w:bCs/>
+        </w:rPr>
+        <w:t xml:space="preserve">, </w:t>
+      </w:r>
+      <w:proofErr w:type="spellStart"/>
+      <w:r>
+        <w:rPr>
+          <w:b/>
+          <w:bCs/>
+        </w:rPr>
+        <w:t>CategoryRepository</w:t>
+      </w:r>
+      <w:proofErr w:type="spellEnd"/>
+      <w:r>
+        <w:rPr>
+          <w:b/>
+          <w:bCs/>
+        </w:rPr>
+        <w:t xml:space="preserve">, </w:t>
+      </w:r>
+      <w:proofErr w:type="spellStart"/>
+      <w:r>
+        <w:rPr>
+          <w:b/>
+          <w:bCs/>
+        </w:rPr>
+        <w:t>SmsIngestionService</w:t>
+      </w:r>
+      <w:proofErr w:type="spellEnd"/>
+      <w:r>
+        <w:rPr>
+          <w:b/>
+          <w:bCs/>
+        </w:rPr>
+        <w:t xml:space="preserve">, </w:t>
+      </w:r>
+      <w:proofErr w:type="spellStart"/>
+      <w:r>
+        <w:rPr>
+          <w:b/>
+          <w:bCs/>
+        </w:rPr>
+        <w:t>TransactionParser</w:t>
+      </w:r>
+      <w:proofErr w:type="spellEnd"/>
+      <w:r>
+        <w:rPr>
+          <w:b/>
+          <w:bCs/>
+        </w:rPr>
+        <w:t xml:space="preserve">, </w:t>
+      </w:r>
+      <w:proofErr w:type="spellStart"/>
+      <w:r>
+        <w:rPr>
+          <w:b/>
+          <w:bCs/>
+        </w:rPr>
+        <w:t>DeduplicationService</w:t>
+      </w:r>
+      <w:proofErr w:type="spellEnd"/>
+      <w:r>
+        <w:rPr>
+          <w:b/>
+          <w:bCs/>
+        </w:rPr>
+        <w:t xml:space="preserve">, </w:t>
+      </w:r>
+      <w:proofErr w:type="spellStart"/>
+      <w:r>
+        <w:rPr>
+          <w:b/>
+          <w:bCs/>
+        </w:rPr>
+        <w:t>TransferDetectionService</w:t>
+      </w:r>
+      <w:proofErr w:type="spellEnd"/>
+      <w:r>
+        <w:rPr>
+          <w:b/>
+          <w:bCs/>
+        </w:rPr>
+        <w:t xml:space="preserve">, </w:t>
+      </w:r>
+      <w:proofErr w:type="spellStart"/>
+      <w:r>
+        <w:rPr>
+          <w:b/>
+          <w:bCs/>
+        </w:rPr>
+        <w:t>CategorizationService</w:t>
+      </w:r>
+      <w:proofErr w:type="spellEnd"/>
+      <w:r>
+        <w:rPr>
+          <w:b/>
+          <w:bCs/>
+        </w:rPr>
+        <w:t xml:space="preserve">, </w:t>
+      </w:r>
+      <w:proofErr w:type="spellStart"/>
+      <w:r>
+        <w:rPr>
+          <w:b/>
+          <w:bCs/>
+        </w:rPr>
+        <w:t>AnalyticsService</w:t>
+      </w:r>
+      <w:proofErr w:type="spellEnd"/>
+      <w:r>
+        <w:rPr>
+          <w:b/>
+          <w:bCs/>
+        </w:rPr>
+        <w:t xml:space="preserve">, </w:t>
+      </w:r>
+      <w:proofErr w:type="spellStart"/>
+      <w:r>
+        <w:rPr>
+          <w:b/>
+          <w:bCs/>
+        </w:rPr>
+        <w:t>ImportExportService</w:t>
+      </w:r>
+      <w:proofErr w:type="spellEnd"/>
+      <w:r>
+        <w:rPr>
+          <w:b/>
+          <w:bCs/>
+        </w:rPr>
+        <w:t xml:space="preserve">, </w:t>
+      </w:r>
+      <w:proofErr w:type="spellStart"/>
+      <w:r>
+        <w:rPr>
+          <w:b/>
+          <w:bCs/>
+        </w:rPr>
+        <w:t>SecurityService</w:t>
+      </w:r>
+      <w:proofErr w:type="spellEnd"/>
     </w:p>
     <w:p>
       <w:pPr>
@@ -269,12 +549,46 @@
           <w:bCs/>
         </w:rPr>
       </w:pPr>
-      <w:r>
-        <w:rPr>
-          <w:b/>
-          <w:bCs/>
-        </w:rPr>
-        <w:t>sms_parser.dart — DefaultTransactionParser with rule engine (IGNORE_OTP, IGNORE_PROMO, IGNORE_BALANCE, GENERIC_DEBIT, UPI_PAYMENT, CC_PURCHASE, CC_BILL_PAYMENT); integer paise only</w:t>
+      <w:proofErr w:type="spellStart"/>
+      <w:r>
+        <w:rPr>
+          <w:b/>
+          <w:bCs/>
+        </w:rPr>
+        <w:t>sms_</w:t>
+      </w:r>
+      <w:proofErr w:type="gramStart"/>
+      <w:r>
+        <w:rPr>
+          <w:b/>
+          <w:bCs/>
+        </w:rPr>
+        <w:t>parser.dart</w:t>
+      </w:r>
+      <w:proofErr w:type="spellEnd"/>
+      <w:proofErr w:type="gramEnd"/>
+      <w:r>
+        <w:rPr>
+          <w:b/>
+          <w:bCs/>
+        </w:rPr>
+        <w:t xml:space="preserve"> — </w:t>
+      </w:r>
+      <w:proofErr w:type="spellStart"/>
+      <w:r>
+        <w:rPr>
+          <w:b/>
+          <w:bCs/>
+        </w:rPr>
+        <w:t>DefaultTransactionParser</w:t>
+      </w:r>
+      <w:proofErr w:type="spellEnd"/>
+      <w:r>
+        <w:rPr>
+          <w:b/>
+          <w:bCs/>
+        </w:rPr>
+        <w:t xml:space="preserve"> with rule engine (IGNORE_OTP, IGNORE_PROMO, IGNORE_BALANCE, GENERIC_DEBIT, UPI_PAYMENT, CC_PURCHASE, CC_BILL_PAYMENT); integer paise only</w:t>
       </w:r>
     </w:p>
     <w:p>
@@ -288,13 +602,72 @@
           <w:bCs/>
         </w:rPr>
       </w:pPr>
-      <w:r>
-        <w:rPr>
-          <w:b/>
-          <w:bCs/>
-        </w:rPr>
-        <w:t>domain_services.dart — DefaultDeduplicationService, DefaultTransferDetectionService, DefaultCategorizationService</w:t>
-      </w:r>
+      <w:proofErr w:type="spellStart"/>
+      <w:r>
+        <w:rPr>
+          <w:b/>
+          <w:bCs/>
+        </w:rPr>
+        <w:t>domain_</w:t>
+      </w:r>
+      <w:proofErr w:type="gramStart"/>
+      <w:r>
+        <w:rPr>
+          <w:b/>
+          <w:bCs/>
+        </w:rPr>
+        <w:t>services.dart</w:t>
+      </w:r>
+      <w:proofErr w:type="spellEnd"/>
+      <w:proofErr w:type="gramEnd"/>
+      <w:r>
+        <w:rPr>
+          <w:b/>
+          <w:bCs/>
+        </w:rPr>
+        <w:t xml:space="preserve"> — </w:t>
+      </w:r>
+      <w:proofErr w:type="spellStart"/>
+      <w:r>
+        <w:rPr>
+          <w:b/>
+          <w:bCs/>
+        </w:rPr>
+        <w:t>DefaultDeduplicationService</w:t>
+      </w:r>
+      <w:proofErr w:type="spellEnd"/>
+      <w:r>
+        <w:rPr>
+          <w:b/>
+          <w:bCs/>
+        </w:rPr>
+        <w:t xml:space="preserve">, </w:t>
+      </w:r>
+      <w:proofErr w:type="spellStart"/>
+      <w:r>
+        <w:rPr>
+          <w:b/>
+          <w:bCs/>
+        </w:rPr>
+        <w:t>DefaultTransferDetectionService</w:t>
+      </w:r>
+      <w:proofErr w:type="spellEnd"/>
+      <w:r>
+        <w:rPr>
+          <w:b/>
+          <w:bCs/>
+        </w:rPr>
+        <w:t xml:space="preserve">, </w:t>
+      </w:r>
+      <w:proofErr w:type="spellStart"/>
+      <w:r>
+        <w:rPr>
+          <w:b/>
+          <w:bCs/>
+        </w:rPr>
+        <w:t>DefaultCategorizationService</w:t>
+      </w:r>
+      <w:proofErr w:type="spellEnd"/>
     </w:p>
     <w:p>
       <w:pPr>
@@ -307,12 +680,30 @@
           <w:bCs/>
         </w:rPr>
       </w:pPr>
-      <w:r>
-        <w:rPr>
-          <w:b/>
-          <w:bCs/>
-        </w:rPr>
-        <w:t>sms_ingestion_service.dart — Full pipeline: parse → dedupe → transfer detect → categorize → persist</w:t>
+      <w:proofErr w:type="spellStart"/>
+      <w:r>
+        <w:rPr>
+          <w:b/>
+          <w:bCs/>
+        </w:rPr>
+        <w:t>sms_ingestion_</w:t>
+      </w:r>
+      <w:proofErr w:type="gramStart"/>
+      <w:r>
+        <w:rPr>
+          <w:b/>
+          <w:bCs/>
+        </w:rPr>
+        <w:t>service.dart</w:t>
+      </w:r>
+      <w:proofErr w:type="spellEnd"/>
+      <w:proofErr w:type="gramEnd"/>
+      <w:r>
+        <w:rPr>
+          <w:b/>
+          <w:bCs/>
+        </w:rPr>
+        <w:t xml:space="preserve"> — Full pipeline: parse → dedupe → transfer detect → categorize → persist</w:t>
       </w:r>
     </w:p>
     <w:p>
@@ -341,12 +732,55 @@
           <w:bCs/>
         </w:rPr>
       </w:pPr>
-      <w:r>
-        <w:rPr>
-          <w:b/>
-          <w:bCs/>
-        </w:rPr>
-        <w:t>tables.dart — Drift table definitions (Accounts, Categories, Transactions, IngestionQueue, UserCorrections) — all money cols INTEGER</w:t>
+      <w:proofErr w:type="spellStart"/>
+      <w:proofErr w:type="gramStart"/>
+      <w:r>
+        <w:rPr>
+          <w:b/>
+          <w:bCs/>
+        </w:rPr>
+        <w:t>tables.dart</w:t>
+      </w:r>
+      <w:proofErr w:type="spellEnd"/>
+      <w:proofErr w:type="gramEnd"/>
+      <w:r>
+        <w:rPr>
+          <w:b/>
+          <w:bCs/>
+        </w:rPr>
+        <w:t xml:space="preserve"> — Drift table definitions (Accounts, Categories, Transactions, </w:t>
+      </w:r>
+      <w:proofErr w:type="spellStart"/>
+      <w:r>
+        <w:rPr>
+          <w:b/>
+          <w:bCs/>
+        </w:rPr>
+        <w:t>IngestionQueue</w:t>
+      </w:r>
+      <w:proofErr w:type="spellEnd"/>
+      <w:r>
+        <w:rPr>
+          <w:b/>
+          <w:bCs/>
+        </w:rPr>
+        <w:t xml:space="preserve">, </w:t>
+      </w:r>
+      <w:proofErr w:type="spellStart"/>
+      <w:r>
+        <w:rPr>
+          <w:b/>
+          <w:bCs/>
+        </w:rPr>
+        <w:t>UserCorrections</w:t>
+      </w:r>
+      <w:proofErr w:type="spellEnd"/>
+      <w:r>
+        <w:rPr>
+          <w:b/>
+          <w:bCs/>
+        </w:rPr>
+        <w:t>) — all money cols INTEGER</w:t>
       </w:r>
     </w:p>
     <w:p>
@@ -360,12 +794,46 @@
           <w:bCs/>
         </w:rPr>
       </w:pPr>
-      <w:r>
-        <w:rPr>
-          <w:b/>
-          <w:bCs/>
-        </w:rPr>
-        <w:t>app_database.dart — Drift AppDatabase, migration strategy, 11 system categories seeded</w:t>
+      <w:proofErr w:type="spellStart"/>
+      <w:r>
+        <w:rPr>
+          <w:b/>
+          <w:bCs/>
+        </w:rPr>
+        <w:t>app_</w:t>
+      </w:r>
+      <w:proofErr w:type="gramStart"/>
+      <w:r>
+        <w:rPr>
+          <w:b/>
+          <w:bCs/>
+        </w:rPr>
+        <w:t>database.dart</w:t>
+      </w:r>
+      <w:proofErr w:type="spellEnd"/>
+      <w:proofErr w:type="gramEnd"/>
+      <w:r>
+        <w:rPr>
+          <w:b/>
+          <w:bCs/>
+        </w:rPr>
+        <w:t xml:space="preserve"> — Drift </w:t>
+      </w:r>
+      <w:proofErr w:type="spellStart"/>
+      <w:r>
+        <w:rPr>
+          <w:b/>
+          <w:bCs/>
+        </w:rPr>
+        <w:t>AppDatabase</w:t>
+      </w:r>
+      <w:proofErr w:type="spellEnd"/>
+      <w:r>
+        <w:rPr>
+          <w:b/>
+          <w:bCs/>
+        </w:rPr>
+        <w:t>, migration strategy, 11 system categories seeded</w:t>
       </w:r>
     </w:p>
     <w:p>
@@ -379,12 +847,46 @@
           <w:bCs/>
         </w:rPr>
       </w:pPr>
-      <w:r>
-        <w:rPr>
-          <w:b/>
-          <w:bCs/>
-        </w:rPr>
-        <w:t>transaction_repository.dart — DriftTransactionRepository with filters, streams, CRUD + typed errors</w:t>
+      <w:proofErr w:type="spellStart"/>
+      <w:r>
+        <w:rPr>
+          <w:b/>
+          <w:bCs/>
+        </w:rPr>
+        <w:t>transaction_</w:t>
+      </w:r>
+      <w:proofErr w:type="gramStart"/>
+      <w:r>
+        <w:rPr>
+          <w:b/>
+          <w:bCs/>
+        </w:rPr>
+        <w:t>repository.dart</w:t>
+      </w:r>
+      <w:proofErr w:type="spellEnd"/>
+      <w:proofErr w:type="gramEnd"/>
+      <w:r>
+        <w:rPr>
+          <w:b/>
+          <w:bCs/>
+        </w:rPr>
+        <w:t xml:space="preserve"> — </w:t>
+      </w:r>
+      <w:proofErr w:type="spellStart"/>
+      <w:r>
+        <w:rPr>
+          <w:b/>
+          <w:bCs/>
+        </w:rPr>
+        <w:t>DriftTransactionRepository</w:t>
+      </w:r>
+      <w:proofErr w:type="spellEnd"/>
+      <w:r>
+        <w:rPr>
+          <w:b/>
+          <w:bCs/>
+        </w:rPr>
+        <w:t xml:space="preserve"> with filters, streams, CRUD + typed errors</w:t>
       </w:r>
     </w:p>
     <w:p>
@@ -398,13 +900,63 @@
           <w:bCs/>
         </w:rPr>
       </w:pPr>
+      <w:proofErr w:type="spellStart"/>
       <w:r>
         <w:rPr>
           <w:b/>
           <w:bCs/>
         </w:rPr>
         <w:lastRenderedPageBreak/>
-        <w:t>account_category_repositories.dart — DriftAccountRepository, DriftCategoryRepository (system cats protected)</w:t>
+        <w:t>account_category_</w:t>
+      </w:r>
+      <w:proofErr w:type="gramStart"/>
+      <w:r>
+        <w:rPr>
+          <w:b/>
+          <w:bCs/>
+        </w:rPr>
+        <w:t>repositories.dart</w:t>
+      </w:r>
+      <w:proofErr w:type="spellEnd"/>
+      <w:proofErr w:type="gramEnd"/>
+      <w:r>
+        <w:rPr>
+          <w:b/>
+          <w:bCs/>
+        </w:rPr>
+        <w:t xml:space="preserve"> — </w:t>
+      </w:r>
+      <w:proofErr w:type="spellStart"/>
+      <w:r>
+        <w:rPr>
+          <w:b/>
+          <w:bCs/>
+        </w:rPr>
+        <w:t>DriftAccountRepository</w:t>
+      </w:r>
+      <w:proofErr w:type="spellEnd"/>
+      <w:r>
+        <w:rPr>
+          <w:b/>
+          <w:bCs/>
+        </w:rPr>
+        <w:t xml:space="preserve">, </w:t>
+      </w:r>
+      <w:proofErr w:type="spellStart"/>
+      <w:r>
+        <w:rPr>
+          <w:b/>
+          <w:bCs/>
+        </w:rPr>
+        <w:t>DriftCategoryRepository</w:t>
+      </w:r>
+      <w:proofErr w:type="spellEnd"/>
+      <w:r>
+        <w:rPr>
+          <w:b/>
+          <w:bCs/>
+        </w:rPr>
+        <w:t xml:space="preserve"> (system cats protected)</w:t>
       </w:r>
     </w:p>
     <w:p>
@@ -418,12 +970,62 @@
           <w:bCs/>
         </w:rPr>
       </w:pPr>
-      <w:r>
-        <w:rPr>
-          <w:b/>
-          <w:bCs/>
-        </w:rPr>
-        <w:t>security_service.dart — DefaultSecurityService stub (local_auth hooks ready)</w:t>
+      <w:proofErr w:type="spellStart"/>
+      <w:r>
+        <w:rPr>
+          <w:b/>
+          <w:bCs/>
+        </w:rPr>
+        <w:t>security_</w:t>
+      </w:r>
+      <w:proofErr w:type="gramStart"/>
+      <w:r>
+        <w:rPr>
+          <w:b/>
+          <w:bCs/>
+        </w:rPr>
+        <w:t>service.dart</w:t>
+      </w:r>
+      <w:proofErr w:type="spellEnd"/>
+      <w:proofErr w:type="gramEnd"/>
+      <w:r>
+        <w:rPr>
+          <w:b/>
+          <w:bCs/>
+        </w:rPr>
+        <w:t xml:space="preserve"> — </w:t>
+      </w:r>
+      <w:proofErr w:type="spellStart"/>
+      <w:r>
+        <w:rPr>
+          <w:b/>
+          <w:bCs/>
+        </w:rPr>
+        <w:t>DefaultSecurityService</w:t>
+      </w:r>
+      <w:proofErr w:type="spellEnd"/>
+      <w:r>
+        <w:rPr>
+          <w:b/>
+          <w:bCs/>
+        </w:rPr>
+        <w:t xml:space="preserve"> stub (</w:t>
+      </w:r>
+      <w:proofErr w:type="spellStart"/>
+      <w:r>
+        <w:rPr>
+          <w:b/>
+          <w:bCs/>
+        </w:rPr>
+        <w:t>local_auth</w:t>
+      </w:r>
+      <w:proofErr w:type="spellEnd"/>
+      <w:r>
+        <w:rPr>
+          <w:b/>
+          <w:bCs/>
+        </w:rPr>
+        <w:t xml:space="preserve"> hooks ready)</w:t>
       </w:r>
     </w:p>
     <w:p>
@@ -437,12 +1039,30 @@
           <w:bCs/>
         </w:rPr>
       </w:pPr>
-      <w:r>
-        <w:rPr>
-          <w:b/>
-          <w:bCs/>
-        </w:rPr>
-        <w:t>import_export_service.dart — CSV round-trip with validation, preview, error rows</w:t>
+      <w:proofErr w:type="spellStart"/>
+      <w:r>
+        <w:rPr>
+          <w:b/>
+          <w:bCs/>
+        </w:rPr>
+        <w:t>import_export_</w:t>
+      </w:r>
+      <w:proofErr w:type="gramStart"/>
+      <w:r>
+        <w:rPr>
+          <w:b/>
+          <w:bCs/>
+        </w:rPr>
+        <w:t>service.dart</w:t>
+      </w:r>
+      <w:proofErr w:type="spellEnd"/>
+      <w:proofErr w:type="gramEnd"/>
+      <w:r>
+        <w:rPr>
+          <w:b/>
+          <w:bCs/>
+        </w:rPr>
+        <w:t xml:space="preserve"> — CSV round-trip with validation, preview, error rows</w:t>
       </w:r>
     </w:p>
     <w:p>
@@ -471,13 +1091,33 @@
           <w:bCs/>
         </w:rPr>
       </w:pPr>
-      <w:r>
-        <w:rPr>
-          <w:b/>
-          <w:bCs/>
-        </w:rPr>
-        <w:t>main.dart — entry point with ProviderScope</w:t>
-      </w:r>
+      <w:proofErr w:type="spellStart"/>
+      <w:proofErr w:type="gramStart"/>
+      <w:r>
+        <w:rPr>
+          <w:b/>
+          <w:bCs/>
+        </w:rPr>
+        <w:t>main.dart</w:t>
+      </w:r>
+      <w:proofErr w:type="spellEnd"/>
+      <w:proofErr w:type="gramEnd"/>
+      <w:r>
+        <w:rPr>
+          <w:b/>
+          <w:bCs/>
+        </w:rPr>
+        <w:t xml:space="preserve"> — entry point with </w:t>
+      </w:r>
+      <w:proofErr w:type="spellStart"/>
+      <w:r>
+        <w:rPr>
+          <w:b/>
+          <w:bCs/>
+        </w:rPr>
+        <w:t>ProviderScope</w:t>
+      </w:r>
+      <w:proofErr w:type="spellEnd"/>
     </w:p>
     <w:p>
       <w:pPr>
@@ -490,12 +1130,39 @@
           <w:bCs/>
         </w:rPr>
       </w:pPr>
-      <w:r>
-        <w:rPr>
-          <w:b/>
-          <w:bCs/>
-        </w:rPr>
-        <w:t>app.dart — PaisaLogApp with light/dark theme</w:t>
+      <w:proofErr w:type="spellStart"/>
+      <w:proofErr w:type="gramStart"/>
+      <w:r>
+        <w:rPr>
+          <w:b/>
+          <w:bCs/>
+        </w:rPr>
+        <w:t>app.dart</w:t>
+      </w:r>
+      <w:proofErr w:type="spellEnd"/>
+      <w:proofErr w:type="gramEnd"/>
+      <w:r>
+        <w:rPr>
+          <w:b/>
+          <w:bCs/>
+        </w:rPr>
+        <w:t xml:space="preserve"> — </w:t>
+      </w:r>
+      <w:proofErr w:type="spellStart"/>
+      <w:r>
+        <w:rPr>
+          <w:b/>
+          <w:bCs/>
+        </w:rPr>
+        <w:t>PaisaLogApp</w:t>
+      </w:r>
+      <w:proofErr w:type="spellEnd"/>
+      <w:r>
+        <w:rPr>
+          <w:b/>
+          <w:bCs/>
+        </w:rPr>
+        <w:t xml:space="preserve"> with light/dark theme</w:t>
       </w:r>
     </w:p>
     <w:p>
@@ -509,13 +1176,97 @@
           <w:bCs/>
         </w:rPr>
       </w:pPr>
-      <w:r>
-        <w:rPr>
-          <w:b/>
-          <w:bCs/>
-        </w:rPr>
-        <w:t>theme.dart — PaisaTheme, PaisaColors, PaisaSpacing, PaisaTextStyles, PaisaThemeExtension</w:t>
-      </w:r>
+      <w:proofErr w:type="spellStart"/>
+      <w:proofErr w:type="gramStart"/>
+      <w:r>
+        <w:rPr>
+          <w:b/>
+          <w:bCs/>
+        </w:rPr>
+        <w:t>theme.dart</w:t>
+      </w:r>
+      <w:proofErr w:type="spellEnd"/>
+      <w:proofErr w:type="gramEnd"/>
+      <w:r>
+        <w:rPr>
+          <w:b/>
+          <w:bCs/>
+        </w:rPr>
+        <w:t xml:space="preserve"> — </w:t>
+      </w:r>
+      <w:proofErr w:type="spellStart"/>
+      <w:r>
+        <w:rPr>
+          <w:b/>
+          <w:bCs/>
+        </w:rPr>
+        <w:t>PaisaTheme</w:t>
+      </w:r>
+      <w:proofErr w:type="spellEnd"/>
+      <w:r>
+        <w:rPr>
+          <w:b/>
+          <w:bCs/>
+        </w:rPr>
+        <w:t xml:space="preserve">, </w:t>
+      </w:r>
+      <w:proofErr w:type="spellStart"/>
+      <w:r>
+        <w:rPr>
+          <w:b/>
+          <w:bCs/>
+        </w:rPr>
+        <w:t>PaisaColors</w:t>
+      </w:r>
+      <w:proofErr w:type="spellEnd"/>
+      <w:r>
+        <w:rPr>
+          <w:b/>
+          <w:bCs/>
+        </w:rPr>
+        <w:t xml:space="preserve">, </w:t>
+      </w:r>
+      <w:proofErr w:type="spellStart"/>
+      <w:r>
+        <w:rPr>
+          <w:b/>
+          <w:bCs/>
+        </w:rPr>
+        <w:t>PaisaSpacing</w:t>
+      </w:r>
+      <w:proofErr w:type="spellEnd"/>
+      <w:r>
+        <w:rPr>
+          <w:b/>
+          <w:bCs/>
+        </w:rPr>
+        <w:t xml:space="preserve">, </w:t>
+      </w:r>
+      <w:proofErr w:type="spellStart"/>
+      <w:r>
+        <w:rPr>
+          <w:b/>
+          <w:bCs/>
+        </w:rPr>
+        <w:t>PaisaTextStyles</w:t>
+      </w:r>
+      <w:proofErr w:type="spellEnd"/>
+      <w:r>
+        <w:rPr>
+          <w:b/>
+          <w:bCs/>
+        </w:rPr>
+        <w:t xml:space="preserve">, </w:t>
+      </w:r>
+      <w:proofErr w:type="spellStart"/>
+      <w:r>
+        <w:rPr>
+          <w:b/>
+          <w:bCs/>
+        </w:rPr>
+        <w:t>PaisaThemeExtension</w:t>
+      </w:r>
+      <w:proofErr w:type="spellEnd"/>
     </w:p>
     <w:p>
       <w:pPr>
@@ -528,12 +1279,55 @@
           <w:bCs/>
         </w:rPr>
       </w:pPr>
-      <w:r>
-        <w:rPr>
-          <w:b/>
-          <w:bCs/>
-        </w:rPr>
-        <w:t>router.dart — go_router with StatefulShellRoute bottom nav, all routes defined</w:t>
+      <w:proofErr w:type="spellStart"/>
+      <w:proofErr w:type="gramStart"/>
+      <w:r>
+        <w:rPr>
+          <w:b/>
+          <w:bCs/>
+        </w:rPr>
+        <w:t>router.dart</w:t>
+      </w:r>
+      <w:proofErr w:type="spellEnd"/>
+      <w:proofErr w:type="gramEnd"/>
+      <w:r>
+        <w:rPr>
+          <w:b/>
+          <w:bCs/>
+        </w:rPr>
+        <w:t xml:space="preserve"> — </w:t>
+      </w:r>
+      <w:proofErr w:type="spellStart"/>
+      <w:r>
+        <w:rPr>
+          <w:b/>
+          <w:bCs/>
+        </w:rPr>
+        <w:t>go_router</w:t>
+      </w:r>
+      <w:proofErr w:type="spellEnd"/>
+      <w:r>
+        <w:rPr>
+          <w:b/>
+          <w:bCs/>
+        </w:rPr>
+        <w:t xml:space="preserve"> with </w:t>
+      </w:r>
+      <w:proofErr w:type="spellStart"/>
+      <w:r>
+        <w:rPr>
+          <w:b/>
+          <w:bCs/>
+        </w:rPr>
+        <w:t>StatefulShellRoute</w:t>
+      </w:r>
+      <w:proofErr w:type="spellEnd"/>
+      <w:r>
+        <w:rPr>
+          <w:b/>
+          <w:bCs/>
+        </w:rPr>
+        <w:t xml:space="preserve"> bottom nav, all routes defined</w:t>
       </w:r>
     </w:p>
     <w:p>
@@ -547,12 +1341,39 @@
           <w:bCs/>
         </w:rPr>
       </w:pPr>
-      <w:r>
-        <w:rPr>
-          <w:b/>
-          <w:bCs/>
-        </w:rPr>
-        <w:t>providers.dart — Riverpod providers for DB, repos, services, filters, streams; synthetic demo data labelled</w:t>
+      <w:proofErr w:type="spellStart"/>
+      <w:proofErr w:type="gramStart"/>
+      <w:r>
+        <w:rPr>
+          <w:b/>
+          <w:bCs/>
+        </w:rPr>
+        <w:t>providers.dart</w:t>
+      </w:r>
+      <w:proofErr w:type="spellEnd"/>
+      <w:proofErr w:type="gramEnd"/>
+      <w:r>
+        <w:rPr>
+          <w:b/>
+          <w:bCs/>
+        </w:rPr>
+        <w:t xml:space="preserve"> — </w:t>
+      </w:r>
+      <w:proofErr w:type="spellStart"/>
+      <w:r>
+        <w:rPr>
+          <w:b/>
+          <w:bCs/>
+        </w:rPr>
+        <w:t>Riverpod</w:t>
+      </w:r>
+      <w:proofErr w:type="spellEnd"/>
+      <w:r>
+        <w:rPr>
+          <w:b/>
+          <w:bCs/>
+        </w:rPr>
+        <w:t xml:space="preserve"> providers for DB, repos, services, filters, streams; synthetic demo data labelled</w:t>
       </w:r>
     </w:p>
     <w:p>
@@ -566,12 +1387,23 @@
           <w:bCs/>
         </w:rPr>
       </w:pPr>
-      <w:r>
-        <w:rPr>
-          <w:b/>
-          <w:bCs/>
-        </w:rPr>
-        <w:t>pubspec.yaml — all dependencies declared with justifications</w:t>
+      <w:proofErr w:type="spellStart"/>
+      <w:proofErr w:type="gramStart"/>
+      <w:r>
+        <w:rPr>
+          <w:b/>
+          <w:bCs/>
+        </w:rPr>
+        <w:t>pubspec.yaml</w:t>
+      </w:r>
+      <w:proofErr w:type="spellEnd"/>
+      <w:proofErr w:type="gramEnd"/>
+      <w:r>
+        <w:rPr>
+          <w:b/>
+          <w:bCs/>
+        </w:rPr>
+        <w:t xml:space="preserve"> — all dependencies declared with justifications</w:t>
       </w:r>
     </w:p>
     <w:p>
@@ -585,12 +1417,30 @@
           <w:bCs/>
         </w:rPr>
       </w:pPr>
-      <w:r>
-        <w:rPr>
-          <w:b/>
-          <w:bCs/>
-        </w:rPr>
-        <w:t>.gitignore — sensitive files excluded (real SMS, DB, keys, exports)</w:t>
+      <w:proofErr w:type="gramStart"/>
+      <w:r>
+        <w:rPr>
+          <w:b/>
+          <w:bCs/>
+        </w:rPr>
+        <w:t>.</w:t>
+      </w:r>
+      <w:proofErr w:type="spellStart"/>
+      <w:r>
+        <w:rPr>
+          <w:b/>
+          <w:bCs/>
+        </w:rPr>
+        <w:t>gitignore</w:t>
+      </w:r>
+      <w:proofErr w:type="spellEnd"/>
+      <w:proofErr w:type="gramEnd"/>
+      <w:r>
+        <w:rPr>
+          <w:b/>
+          <w:bCs/>
+        </w:rPr>
+        <w:t xml:space="preserve"> — sensitive files excluded (real SMS, DB, keys, exports)</w:t>
       </w:r>
     </w:p>
     <w:p>
@@ -604,12 +1454,30 @@
           <w:bCs/>
         </w:rPr>
       </w:pPr>
-      <w:r>
-        <w:rPr>
-          <w:b/>
-          <w:bCs/>
-        </w:rPr>
-        <w:t>analysis_options.yaml — linting rules incl. float-money warnings</w:t>
+      <w:proofErr w:type="spellStart"/>
+      <w:r>
+        <w:rPr>
+          <w:b/>
+          <w:bCs/>
+        </w:rPr>
+        <w:t>analysis_</w:t>
+      </w:r>
+      <w:proofErr w:type="gramStart"/>
+      <w:r>
+        <w:rPr>
+          <w:b/>
+          <w:bCs/>
+        </w:rPr>
+        <w:t>options.yaml</w:t>
+      </w:r>
+      <w:proofErr w:type="spellEnd"/>
+      <w:proofErr w:type="gramEnd"/>
+      <w:r>
+        <w:rPr>
+          <w:b/>
+          <w:bCs/>
+        </w:rPr>
+        <w:t xml:space="preserve"> — linting rules incl. float-money warnings</w:t>
       </w:r>
     </w:p>
     <w:p>
@@ -638,12 +1506,30 @@
           <w:bCs/>
         </w:rPr>
       </w:pPr>
-      <w:r>
-        <w:rPr>
-          <w:b/>
-          <w:bCs/>
-        </w:rPr>
-        <w:t>amount_display.dart — typed, signed, colour-coded; never accepts double</w:t>
+      <w:proofErr w:type="spellStart"/>
+      <w:r>
+        <w:rPr>
+          <w:b/>
+          <w:bCs/>
+        </w:rPr>
+        <w:t>amount_</w:t>
+      </w:r>
+      <w:proofErr w:type="gramStart"/>
+      <w:r>
+        <w:rPr>
+          <w:b/>
+          <w:bCs/>
+        </w:rPr>
+        <w:t>display.dart</w:t>
+      </w:r>
+      <w:proofErr w:type="spellEnd"/>
+      <w:proofErr w:type="gramEnd"/>
+      <w:r>
+        <w:rPr>
+          <w:b/>
+          <w:bCs/>
+        </w:rPr>
+        <w:t xml:space="preserve"> — typed, signed, colour-coded; never accepts double</w:t>
       </w:r>
     </w:p>
     <w:p>
@@ -657,12 +1543,30 @@
           <w:bCs/>
         </w:rPr>
       </w:pPr>
-      <w:r>
-        <w:rPr>
-          <w:b/>
-          <w:bCs/>
-        </w:rPr>
-        <w:t>transaction_row.dart — tappable row with review badge</w:t>
+      <w:proofErr w:type="spellStart"/>
+      <w:r>
+        <w:rPr>
+          <w:b/>
+          <w:bCs/>
+        </w:rPr>
+        <w:t>transaction_</w:t>
+      </w:r>
+      <w:proofErr w:type="gramStart"/>
+      <w:r>
+        <w:rPr>
+          <w:b/>
+          <w:bCs/>
+        </w:rPr>
+        <w:t>row.dart</w:t>
+      </w:r>
+      <w:proofErr w:type="spellEnd"/>
+      <w:proofErr w:type="gramEnd"/>
+      <w:r>
+        <w:rPr>
+          <w:b/>
+          <w:bCs/>
+        </w:rPr>
+        <w:t xml:space="preserve"> — tappable row with review badge</w:t>
       </w:r>
     </w:p>
     <w:p>
@@ -676,12 +1580,30 @@
           <w:bCs/>
         </w:rPr>
       </w:pPr>
-      <w:r>
-        <w:rPr>
-          <w:b/>
-          <w:bCs/>
-        </w:rPr>
-        <w:t>summary_card.dart — shimmer loading state</w:t>
+      <w:proofErr w:type="spellStart"/>
+      <w:r>
+        <w:rPr>
+          <w:b/>
+          <w:bCs/>
+        </w:rPr>
+        <w:t>summary_</w:t>
+      </w:r>
+      <w:proofErr w:type="gramStart"/>
+      <w:r>
+        <w:rPr>
+          <w:b/>
+          <w:bCs/>
+        </w:rPr>
+        <w:t>card.dart</w:t>
+      </w:r>
+      <w:proofErr w:type="spellEnd"/>
+      <w:proofErr w:type="gramEnd"/>
+      <w:r>
+        <w:rPr>
+          <w:b/>
+          <w:bCs/>
+        </w:rPr>
+        <w:t xml:space="preserve"> — shimmer loading state</w:t>
       </w:r>
     </w:p>
     <w:p>
@@ -695,13 +1617,56 @@
           <w:bCs/>
         </w:rPr>
       </w:pPr>
-      <w:r>
-        <w:rPr>
-          <w:b/>
-          <w:bCs/>
-        </w:rPr>
-        <w:t>empty_state.dart — factories: noTransactions, error, reviewQueueEmpty</w:t>
-      </w:r>
+      <w:proofErr w:type="spellStart"/>
+      <w:r>
+        <w:rPr>
+          <w:b/>
+          <w:bCs/>
+        </w:rPr>
+        <w:t>empty_</w:t>
+      </w:r>
+      <w:proofErr w:type="gramStart"/>
+      <w:r>
+        <w:rPr>
+          <w:b/>
+          <w:bCs/>
+        </w:rPr>
+        <w:t>state.dart</w:t>
+      </w:r>
+      <w:proofErr w:type="spellEnd"/>
+      <w:proofErr w:type="gramEnd"/>
+      <w:r>
+        <w:rPr>
+          <w:b/>
+          <w:bCs/>
+        </w:rPr>
+        <w:t xml:space="preserve"> — factories: </w:t>
+      </w:r>
+      <w:proofErr w:type="spellStart"/>
+      <w:r>
+        <w:rPr>
+          <w:b/>
+          <w:bCs/>
+        </w:rPr>
+        <w:t>noTransactions</w:t>
+      </w:r>
+      <w:proofErr w:type="spellEnd"/>
+      <w:r>
+        <w:rPr>
+          <w:b/>
+          <w:bCs/>
+        </w:rPr>
+        <w:t xml:space="preserve">, error, </w:t>
+      </w:r>
+      <w:proofErr w:type="spellStart"/>
+      <w:r>
+        <w:rPr>
+          <w:b/>
+          <w:bCs/>
+        </w:rPr>
+        <w:t>reviewQueueEmpty</w:t>
+      </w:r>
+      <w:proofErr w:type="spellEnd"/>
     </w:p>
     <w:p>
       <w:pPr>
@@ -714,12 +1679,30 @@
           <w:bCs/>
         </w:rPr>
       </w:pPr>
-      <w:r>
-        <w:rPr>
-          <w:b/>
-          <w:bCs/>
-        </w:rPr>
-        <w:t>category_chip.dart — colour-coded with icon</w:t>
+      <w:proofErr w:type="spellStart"/>
+      <w:r>
+        <w:rPr>
+          <w:b/>
+          <w:bCs/>
+        </w:rPr>
+        <w:t>category_</w:t>
+      </w:r>
+      <w:proofErr w:type="gramStart"/>
+      <w:r>
+        <w:rPr>
+          <w:b/>
+          <w:bCs/>
+        </w:rPr>
+        <w:t>chip.dart</w:t>
+      </w:r>
+      <w:proofErr w:type="spellEnd"/>
+      <w:proofErr w:type="gramEnd"/>
+      <w:r>
+        <w:rPr>
+          <w:b/>
+          <w:bCs/>
+        </w:rPr>
+        <w:t xml:space="preserve"> — colour-coded with icon</w:t>
       </w:r>
     </w:p>
     <w:p>
@@ -733,12 +1716,30 @@
           <w:bCs/>
         </w:rPr>
       </w:pPr>
-      <w:r>
-        <w:rPr>
-          <w:b/>
-          <w:bCs/>
-        </w:rPr>
-        <w:t>review_banner.dart — pending count → taps to /review</w:t>
+      <w:proofErr w:type="spellStart"/>
+      <w:r>
+        <w:rPr>
+          <w:b/>
+          <w:bCs/>
+        </w:rPr>
+        <w:t>review_</w:t>
+      </w:r>
+      <w:proofErr w:type="gramStart"/>
+      <w:r>
+        <w:rPr>
+          <w:b/>
+          <w:bCs/>
+        </w:rPr>
+        <w:t>banner.dart</w:t>
+      </w:r>
+      <w:proofErr w:type="spellEnd"/>
+      <w:proofErr w:type="gramEnd"/>
+      <w:r>
+        <w:rPr>
+          <w:b/>
+          <w:bCs/>
+        </w:rPr>
+        <w:t xml:space="preserve"> — pending count → taps to /review</w:t>
       </w:r>
     </w:p>
     <w:p>
@@ -752,12 +1753,30 @@
           <w:bCs/>
         </w:rPr>
       </w:pPr>
-      <w:r>
-        <w:rPr>
-          <w:b/>
-          <w:bCs/>
-        </w:rPr>
-        <w:t>loading_state.dart — full-screen spinner</w:t>
+      <w:proofErr w:type="spellStart"/>
+      <w:r>
+        <w:rPr>
+          <w:b/>
+          <w:bCs/>
+        </w:rPr>
+        <w:t>loading_</w:t>
+      </w:r>
+      <w:proofErr w:type="gramStart"/>
+      <w:r>
+        <w:rPr>
+          <w:b/>
+          <w:bCs/>
+        </w:rPr>
+        <w:t>state.dart</w:t>
+      </w:r>
+      <w:proofErr w:type="spellEnd"/>
+      <w:proofErr w:type="gramEnd"/>
+      <w:r>
+        <w:rPr>
+          <w:b/>
+          <w:bCs/>
+        </w:rPr>
+        <w:t xml:space="preserve"> — full-screen spinner</w:t>
       </w:r>
     </w:p>
     <w:p>
@@ -771,12 +1790,30 @@
           <w:bCs/>
         </w:rPr>
       </w:pPr>
-      <w:r>
-        <w:rPr>
-          <w:b/>
-          <w:bCs/>
-        </w:rPr>
-        <w:t>confirmation_dialog.dart — destructive action guard</w:t>
+      <w:proofErr w:type="spellStart"/>
+      <w:r>
+        <w:rPr>
+          <w:b/>
+          <w:bCs/>
+        </w:rPr>
+        <w:t>confirmation_</w:t>
+      </w:r>
+      <w:proofErr w:type="gramStart"/>
+      <w:r>
+        <w:rPr>
+          <w:b/>
+          <w:bCs/>
+        </w:rPr>
+        <w:t>dialog.dart</w:t>
+      </w:r>
+      <w:proofErr w:type="spellEnd"/>
+      <w:proofErr w:type="gramEnd"/>
+      <w:r>
+        <w:rPr>
+          <w:b/>
+          <w:bCs/>
+        </w:rPr>
+        <w:t xml:space="preserve"> — destructive action guard</w:t>
       </w:r>
     </w:p>
     <w:p>
@@ -805,12 +1842,30 @@
           <w:bCs/>
         </w:rPr>
       </w:pPr>
-      <w:r>
-        <w:rPr>
-          <w:b/>
-          <w:bCs/>
-        </w:rPr>
-        <w:t>dashboard_screen.dart — monthly summary cards, net savings hero, review banner, recent 10 transactions; loading/empty/error states; pull-to-refresh</w:t>
+      <w:proofErr w:type="spellStart"/>
+      <w:r>
+        <w:rPr>
+          <w:b/>
+          <w:bCs/>
+        </w:rPr>
+        <w:t>dashboard_</w:t>
+      </w:r>
+      <w:proofErr w:type="gramStart"/>
+      <w:r>
+        <w:rPr>
+          <w:b/>
+          <w:bCs/>
+        </w:rPr>
+        <w:t>screen.dart</w:t>
+      </w:r>
+      <w:proofErr w:type="spellEnd"/>
+      <w:proofErr w:type="gramEnd"/>
+      <w:r>
+        <w:rPr>
+          <w:b/>
+          <w:bCs/>
+        </w:rPr>
+        <w:t xml:space="preserve"> — monthly summary cards, net savings hero, review banner, recent 10 transactions; loading/empty/error states; pull-to-refresh</w:t>
       </w:r>
     </w:p>
     <w:p>
@@ -824,12 +1879,30 @@
           <w:bCs/>
         </w:rPr>
       </w:pPr>
-      <w:r>
-        <w:rPr>
-          <w:b/>
-          <w:bCs/>
-        </w:rPr>
-        <w:t>transactions_screen.dart — search bar, type filter chips, live stream, empty/loading/error</w:t>
+      <w:proofErr w:type="spellStart"/>
+      <w:r>
+        <w:rPr>
+          <w:b/>
+          <w:bCs/>
+        </w:rPr>
+        <w:t>transactions_</w:t>
+      </w:r>
+      <w:proofErr w:type="gramStart"/>
+      <w:r>
+        <w:rPr>
+          <w:b/>
+          <w:bCs/>
+        </w:rPr>
+        <w:t>screen.dart</w:t>
+      </w:r>
+      <w:proofErr w:type="spellEnd"/>
+      <w:proofErr w:type="gramEnd"/>
+      <w:r>
+        <w:rPr>
+          <w:b/>
+          <w:bCs/>
+        </w:rPr>
+        <w:t xml:space="preserve"> — search bar, type filter chips, live stream, empty/loading/error</w:t>
       </w:r>
     </w:p>
     <w:p>
@@ -843,13 +1916,31 @@
           <w:bCs/>
         </w:rPr>
       </w:pPr>
+      <w:proofErr w:type="spellStart"/>
       <w:r>
         <w:rPr>
           <w:b/>
           <w:bCs/>
         </w:rPr>
         <w:lastRenderedPageBreak/>
-        <w:t>transaction_detail_screen.dart — amount hero, type badge, all safe metadata, delete with confirmation</w:t>
+        <w:t>transaction_detail_</w:t>
+      </w:r>
+      <w:proofErr w:type="gramStart"/>
+      <w:r>
+        <w:rPr>
+          <w:b/>
+          <w:bCs/>
+        </w:rPr>
+        <w:t>screen.dart</w:t>
+      </w:r>
+      <w:proofErr w:type="spellEnd"/>
+      <w:proofErr w:type="gramEnd"/>
+      <w:r>
+        <w:rPr>
+          <w:b/>
+          <w:bCs/>
+        </w:rPr>
+        <w:t xml:space="preserve"> — amount hero, type badge, all safe metadata, delete with confirmation</w:t>
       </w:r>
     </w:p>
     <w:p>
@@ -863,12 +1954,30 @@
           <w:bCs/>
         </w:rPr>
       </w:pPr>
-      <w:r>
-        <w:rPr>
-          <w:b/>
-          <w:bCs/>
-        </w:rPr>
-        <w:t>transaction_editor_screen.dart — add/edit form; integer paise conversion; type selector; date picker; validation</w:t>
+      <w:proofErr w:type="spellStart"/>
+      <w:r>
+        <w:rPr>
+          <w:b/>
+          <w:bCs/>
+        </w:rPr>
+        <w:t>transaction_editor_</w:t>
+      </w:r>
+      <w:proofErr w:type="gramStart"/>
+      <w:r>
+        <w:rPr>
+          <w:b/>
+          <w:bCs/>
+        </w:rPr>
+        <w:t>screen.dart</w:t>
+      </w:r>
+      <w:proofErr w:type="spellEnd"/>
+      <w:proofErr w:type="gramEnd"/>
+      <w:r>
+        <w:rPr>
+          <w:b/>
+          <w:bCs/>
+        </w:rPr>
+        <w:t xml:space="preserve"> — add/edit form; integer paise conversion; type selector; date picker; validation</w:t>
       </w:r>
     </w:p>
     <w:p>
@@ -882,12 +1991,30 @@
           <w:bCs/>
         </w:rPr>
       </w:pPr>
-      <w:r>
-        <w:rPr>
-          <w:b/>
-          <w:bCs/>
-        </w:rPr>
-        <w:t>review_queue_screen.dart — cards with reason, correct/details actions; empty state</w:t>
+      <w:proofErr w:type="spellStart"/>
+      <w:r>
+        <w:rPr>
+          <w:b/>
+          <w:bCs/>
+        </w:rPr>
+        <w:t>review_queue_</w:t>
+      </w:r>
+      <w:proofErr w:type="gramStart"/>
+      <w:r>
+        <w:rPr>
+          <w:b/>
+          <w:bCs/>
+        </w:rPr>
+        <w:t>screen.dart</w:t>
+      </w:r>
+      <w:proofErr w:type="spellEnd"/>
+      <w:proofErr w:type="gramEnd"/>
+      <w:r>
+        <w:rPr>
+          <w:b/>
+          <w:bCs/>
+        </w:rPr>
+        <w:t xml:space="preserve"> — cards with reason, correct/details actions; empty state</w:t>
       </w:r>
     </w:p>
     <w:p>
@@ -901,12 +2028,30 @@
           <w:bCs/>
         </w:rPr>
       </w:pPr>
-      <w:r>
-        <w:rPr>
-          <w:b/>
-          <w:bCs/>
-        </w:rPr>
-        <w:t>insights_screen.dart — income vs expense bar, net savings, month navigation; placeholder for category breakdown</w:t>
+      <w:proofErr w:type="spellStart"/>
+      <w:r>
+        <w:rPr>
+          <w:b/>
+          <w:bCs/>
+        </w:rPr>
+        <w:t>insights_</w:t>
+      </w:r>
+      <w:proofErr w:type="gramStart"/>
+      <w:r>
+        <w:rPr>
+          <w:b/>
+          <w:bCs/>
+        </w:rPr>
+        <w:t>screen.dart</w:t>
+      </w:r>
+      <w:proofErr w:type="spellEnd"/>
+      <w:proofErr w:type="gramEnd"/>
+      <w:r>
+        <w:rPr>
+          <w:b/>
+          <w:bCs/>
+        </w:rPr>
+        <w:t xml:space="preserve"> — income vs expense bar, net savings, month navigation; placeholder for category breakdown</w:t>
       </w:r>
     </w:p>
     <w:p>
@@ -920,12 +2065,30 @@
           <w:bCs/>
         </w:rPr>
       </w:pPr>
-      <w:r>
-        <w:rPr>
-          <w:b/>
-          <w:bCs/>
-        </w:rPr>
-        <w:t>settings_screen.dart — accounts, categories, privacy info, export warning dialog, Shortcuts unverified badge</w:t>
+      <w:proofErr w:type="spellStart"/>
+      <w:r>
+        <w:rPr>
+          <w:b/>
+          <w:bCs/>
+        </w:rPr>
+        <w:t>settings_</w:t>
+      </w:r>
+      <w:proofErr w:type="gramStart"/>
+      <w:r>
+        <w:rPr>
+          <w:b/>
+          <w:bCs/>
+        </w:rPr>
+        <w:t>screen.dart</w:t>
+      </w:r>
+      <w:proofErr w:type="spellEnd"/>
+      <w:proofErr w:type="gramEnd"/>
+      <w:r>
+        <w:rPr>
+          <w:b/>
+          <w:bCs/>
+        </w:rPr>
+        <w:t xml:space="preserve"> — accounts, categories, privacy info, export warning dialog, Shortcuts unverified badge</w:t>
       </w:r>
     </w:p>
     <w:p>
@@ -954,12 +2117,46 @@
           <w:bCs/>
         </w:rPr>
       </w:pPr>
-      <w:r>
-        <w:rPr>
-          <w:b/>
-          <w:bCs/>
-        </w:rPr>
-        <w:t>ios_capture_adapter.dart — stub adapter; isCaptureVerified = false; documented as unverified</w:t>
+      <w:proofErr w:type="spellStart"/>
+      <w:r>
+        <w:rPr>
+          <w:b/>
+          <w:bCs/>
+        </w:rPr>
+        <w:t>ios_capture_</w:t>
+      </w:r>
+      <w:proofErr w:type="gramStart"/>
+      <w:r>
+        <w:rPr>
+          <w:b/>
+          <w:bCs/>
+        </w:rPr>
+        <w:t>adapter.dart</w:t>
+      </w:r>
+      <w:proofErr w:type="spellEnd"/>
+      <w:proofErr w:type="gramEnd"/>
+      <w:r>
+        <w:rPr>
+          <w:b/>
+          <w:bCs/>
+        </w:rPr>
+        <w:t xml:space="preserve"> — stub adapter; </w:t>
+      </w:r>
+      <w:proofErr w:type="spellStart"/>
+      <w:r>
+        <w:rPr>
+          <w:b/>
+          <w:bCs/>
+        </w:rPr>
+        <w:t>isCaptureVerified</w:t>
+      </w:r>
+      <w:proofErr w:type="spellEnd"/>
+      <w:r>
+        <w:rPr>
+          <w:b/>
+          <w:bCs/>
+        </w:rPr>
+        <w:t xml:space="preserve"> = false; documented as unverified</w:t>
       </w:r>
     </w:p>
     <w:p>
@@ -988,12 +2185,46 @@
           <w:bCs/>
         </w:rPr>
       </w:pPr>
-      <w:r>
-        <w:rPr>
-          <w:b/>
-          <w:bCs/>
-        </w:rPr>
-        <w:t>sms_parser_test.dart — T-001–T-015, Money arithmetic, MonthlyPeriod edge cases</w:t>
+      <w:proofErr w:type="spellStart"/>
+      <w:r>
+        <w:rPr>
+          <w:b/>
+          <w:bCs/>
+        </w:rPr>
+        <w:t>sms_parser_</w:t>
+      </w:r>
+      <w:proofErr w:type="gramStart"/>
+      <w:r>
+        <w:rPr>
+          <w:b/>
+          <w:bCs/>
+        </w:rPr>
+        <w:t>test.dart</w:t>
+      </w:r>
+      <w:proofErr w:type="spellEnd"/>
+      <w:proofErr w:type="gramEnd"/>
+      <w:r>
+        <w:rPr>
+          <w:b/>
+          <w:bCs/>
+        </w:rPr>
+        <w:t xml:space="preserve"> — T-001–T-015, Money arithmetic, </w:t>
+      </w:r>
+      <w:proofErr w:type="spellStart"/>
+      <w:r>
+        <w:rPr>
+          <w:b/>
+          <w:bCs/>
+        </w:rPr>
+        <w:t>MonthlyPeriod</w:t>
+      </w:r>
+      <w:proofErr w:type="spellEnd"/>
+      <w:r>
+        <w:rPr>
+          <w:b/>
+          <w:bCs/>
+        </w:rPr>
+        <w:t xml:space="preserve"> edge cases</w:t>
       </w:r>
     </w:p>
     <w:p>
@@ -1007,12 +2238,30 @@
           <w:bCs/>
         </w:rPr>
       </w:pPr>
-      <w:r>
-        <w:rPr>
-          <w:b/>
-          <w:bCs/>
-        </w:rPr>
-        <w:t>deduplication_test.dart — fake repo, reference match, time-window uncertain, T-012 duplicate</w:t>
+      <w:proofErr w:type="spellStart"/>
+      <w:r>
+        <w:rPr>
+          <w:b/>
+          <w:bCs/>
+        </w:rPr>
+        <w:t>deduplication_</w:t>
+      </w:r>
+      <w:proofErr w:type="gramStart"/>
+      <w:r>
+        <w:rPr>
+          <w:b/>
+          <w:bCs/>
+        </w:rPr>
+        <w:t>test.dart</w:t>
+      </w:r>
+      <w:proofErr w:type="spellEnd"/>
+      <w:proofErr w:type="gramEnd"/>
+      <w:r>
+        <w:rPr>
+          <w:b/>
+          <w:bCs/>
+        </w:rPr>
+        <w:t xml:space="preserve"> — fake repo, reference match, time-window uncertain, T-012 duplicate</w:t>
       </w:r>
     </w:p>
     <w:p>
@@ -1047,7 +2296,7 @@
           <w:bCs/>
         </w:rPr>
         <w:pict w14:anchorId="48AA4AC2">
-          <v:rect id="_x0000_i1081" style="width:468pt;height:.75pt" o:hralign="center" o:hrstd="t" o:hr="t" fillcolor="#a0a0a0" stroked="f"/>
+          <v:rect id="_x0000_i1026" style="width:468pt;height:.75pt" o:hralign="center" o:hrstd="t" o:hr="t" fillcolor="#a0a0a0" stroked="f"/>
         </w:pict>
       </w:r>
     </w:p>
@@ -1090,7 +2339,23 @@
           <w:b/>
           <w:bCs/>
         </w:rPr>
-        <w:t>[USER ACTION REQUIRED] Install Flutter SDK → flutter pub get → dart run build_runner build → flutter test</w:t>
+        <w:t xml:space="preserve">[USER ACTION REQUIRED] Install Flutter SDK → flutter pub get → dart run </w:t>
+      </w:r>
+      <w:proofErr w:type="spellStart"/>
+      <w:r>
+        <w:rPr>
+          <w:b/>
+          <w:bCs/>
+        </w:rPr>
+        <w:t>build_runner</w:t>
+      </w:r>
+      <w:proofErr w:type="spellEnd"/>
+      <w:r>
+        <w:rPr>
+          <w:b/>
+          <w:bCs/>
+        </w:rPr>
+        <w:t xml:space="preserve"> build → flutter test</w:t>
       </w:r>
     </w:p>
     <w:p>
@@ -1128,8 +2393,58 @@
           <w:b/>
           <w:bCs/>
         </w:rPr>
-        <w:t>Providers codegen (providers.g.dart) — needs Flutter + build_runner</w:t>
-      </w:r>
+        <w:t xml:space="preserve">Providers </w:t>
+      </w:r>
+      <w:proofErr w:type="spellStart"/>
+      <w:r>
+        <w:rPr>
+          <w:b/>
+          <w:bCs/>
+        </w:rPr>
+        <w:t>codegen</w:t>
+      </w:r>
+      <w:proofErr w:type="spellEnd"/>
+      <w:r>
+        <w:rPr>
+          <w:b/>
+          <w:bCs/>
+        </w:rPr>
+        <w:t xml:space="preserve"> (</w:t>
+      </w:r>
+      <w:proofErr w:type="spellStart"/>
+      <w:r>
+        <w:rPr>
+          <w:b/>
+          <w:bCs/>
+        </w:rPr>
+        <w:t>providers.</w:t>
+      </w:r>
+      <w:proofErr w:type="gramStart"/>
+      <w:r>
+        <w:rPr>
+          <w:b/>
+          <w:bCs/>
+        </w:rPr>
+        <w:t>g.dart</w:t>
+      </w:r>
+      <w:proofErr w:type="spellEnd"/>
+      <w:proofErr w:type="gramEnd"/>
+      <w:r>
+        <w:rPr>
+          <w:b/>
+          <w:bCs/>
+        </w:rPr>
+        <w:t xml:space="preserve">) — needs Flutter + </w:t>
+      </w:r>
+      <w:proofErr w:type="spellStart"/>
+      <w:r>
+        <w:rPr>
+          <w:b/>
+          <w:bCs/>
+        </w:rPr>
+        <w:t>build_runner</w:t>
+      </w:r>
+      <w:proofErr w:type="spellEnd"/>
     </w:p>
     <w:p>
       <w:pPr>
@@ -1147,8 +2462,58 @@
           <w:b/>
           <w:bCs/>
         </w:rPr>
-        <w:t>Drift codegen (app_database.g.dart) — needs build_runner</w:t>
-      </w:r>
+        <w:t xml:space="preserve">Drift </w:t>
+      </w:r>
+      <w:proofErr w:type="spellStart"/>
+      <w:r>
+        <w:rPr>
+          <w:b/>
+          <w:bCs/>
+        </w:rPr>
+        <w:t>codegen</w:t>
+      </w:r>
+      <w:proofErr w:type="spellEnd"/>
+      <w:r>
+        <w:rPr>
+          <w:b/>
+          <w:bCs/>
+        </w:rPr>
+        <w:t xml:space="preserve"> (</w:t>
+      </w:r>
+      <w:proofErr w:type="spellStart"/>
+      <w:r>
+        <w:rPr>
+          <w:b/>
+          <w:bCs/>
+        </w:rPr>
+        <w:t>app_database.</w:t>
+      </w:r>
+      <w:proofErr w:type="gramStart"/>
+      <w:r>
+        <w:rPr>
+          <w:b/>
+          <w:bCs/>
+        </w:rPr>
+        <w:t>g.dart</w:t>
+      </w:r>
+      <w:proofErr w:type="spellEnd"/>
+      <w:proofErr w:type="gramEnd"/>
+      <w:r>
+        <w:rPr>
+          <w:b/>
+          <w:bCs/>
+        </w:rPr>
+        <w:t xml:space="preserve">) — needs </w:t>
+      </w:r>
+      <w:proofErr w:type="spellStart"/>
+      <w:r>
+        <w:rPr>
+          <w:b/>
+          <w:bCs/>
+        </w:rPr>
+        <w:t>build_runner</w:t>
+      </w:r>
+      <w:proofErr w:type="spellEnd"/>
     </w:p>
     <w:p>
       <w:pPr>
@@ -1163,7 +2528,7 @@
           <w:bCs/>
         </w:rPr>
         <w:pict w14:anchorId="4802C566">
-          <v:rect id="_x0000_i1082" style="width:468pt;height:.75pt" o:hralign="center" o:hrstd="t" o:hr="t" fillcolor="#a0a0a0" stroked="f"/>
+          <v:rect id="_x0000_i1027" style="width:468pt;height:.75pt" o:hralign="center" o:hrstd="t" o:hr="t" fillcolor="#a0a0a0" stroked="f"/>
         </w:pict>
       </w:r>
     </w:p>
@@ -1201,12 +2566,21 @@
           <w:bCs/>
         </w:rPr>
       </w:pPr>
-      <w:r>
-        <w:rPr>
-          <w:b/>
-          <w:bCs/>
-        </w:rPr>
-        <w:t>AnalyticsService full implementation (category breakdown query)</w:t>
+      <w:proofErr w:type="spellStart"/>
+      <w:r>
+        <w:rPr>
+          <w:b/>
+          <w:bCs/>
+        </w:rPr>
+        <w:t>AnalyticsService</w:t>
+      </w:r>
+      <w:proofErr w:type="spellEnd"/>
+      <w:r>
+        <w:rPr>
+          <w:b/>
+          <w:bCs/>
+        </w:rPr>
+        <w:t xml:space="preserve"> full implementation (category breakdown query)</w:t>
       </w:r>
     </w:p>
     <w:p>
@@ -1225,7 +2599,39 @@
           <w:b/>
           <w:bCs/>
         </w:rPr>
-        <w:t>Category breakdown chart (fl_chart PieChart) in Insights</w:t>
+        <w:t>Category breakdown chart (</w:t>
+      </w:r>
+      <w:proofErr w:type="spellStart"/>
+      <w:r>
+        <w:rPr>
+          <w:b/>
+          <w:bCs/>
+        </w:rPr>
+        <w:t>fl_chart</w:t>
+      </w:r>
+      <w:proofErr w:type="spellEnd"/>
+      <w:r>
+        <w:rPr>
+          <w:b/>
+          <w:bCs/>
+        </w:rPr>
+        <w:t xml:space="preserve"> </w:t>
+      </w:r>
+      <w:proofErr w:type="spellStart"/>
+      <w:r>
+        <w:rPr>
+          <w:b/>
+          <w:bCs/>
+        </w:rPr>
+        <w:t>PieChart</w:t>
+      </w:r>
+      <w:proofErr w:type="spellEnd"/>
+      <w:r>
+        <w:rPr>
+          <w:b/>
+          <w:bCs/>
+        </w:rPr>
+        <w:t>) in Insights</w:t>
       </w:r>
     </w:p>
     <w:p>
@@ -1335,12 +2741,37 @@
           <w:bCs/>
         </w:rPr>
       </w:pPr>
-      <w:r>
-        <w:rPr>
-          <w:b/>
-          <w:bCs/>
-        </w:rPr>
-        <w:t>SQLCipher verification (Decision D-003) — add sqlcipher_flutter_libs only after iOS test</w:t>
+      <w:proofErr w:type="spellStart"/>
+      <w:r>
+        <w:rPr>
+          <w:b/>
+          <w:bCs/>
+        </w:rPr>
+        <w:t>SQLCipher</w:t>
+      </w:r>
+      <w:proofErr w:type="spellEnd"/>
+      <w:r>
+        <w:rPr>
+          <w:b/>
+          <w:bCs/>
+        </w:rPr>
+        <w:t xml:space="preserve"> verification (Decision D-003) — add </w:t>
+      </w:r>
+      <w:proofErr w:type="spellStart"/>
+      <w:r>
+        <w:rPr>
+          <w:b/>
+          <w:bCs/>
+        </w:rPr>
+        <w:t>sqlcipher_flutter_libs</w:t>
+      </w:r>
+      <w:proofErr w:type="spellEnd"/>
+      <w:r>
+        <w:rPr>
+          <w:b/>
+          <w:bCs/>
+        </w:rPr>
+        <w:t xml:space="preserve"> only after iOS test</w:t>
       </w:r>
     </w:p>
     <w:p>
@@ -1356,7 +2787,7 @@
           <w:bCs/>
         </w:rPr>
         <w:pict w14:anchorId="2D5BBA7D">
-          <v:rect id="_x0000_i1083" style="width:468pt;height:.75pt" o:hralign="center" o:hrstd="t" o:hr="t" fillcolor="#a0a0a0" stroked="f"/>
+          <v:rect id="_x0000_i1028" style="width:468pt;height:.75pt" o:hralign="center" o:hrstd="t" o:hr="t" fillcolor="#a0a0a0" stroked="f"/>
         </w:pict>
       </w:r>
     </w:p>
@@ -1623,12 +3054,21 @@
                 <w:bCs/>
               </w:rPr>
             </w:pPr>
+            <w:proofErr w:type="spellStart"/>
             <w:r>
               <w:rPr>
                 <w:b/>
                 <w:bCs/>
               </w:rPr>
-              <w:t>SQLCipher unverified</w:t>
+              <w:t>SQLCipher</w:t>
+            </w:r>
+            <w:proofErr w:type="spellEnd"/>
+            <w:r>
+              <w:rPr>
+                <w:b/>
+                <w:bCs/>
+              </w:rPr>
+              <w:t xml:space="preserve"> unverified</w:t>
             </w:r>
           </w:p>
         </w:tc>
@@ -1669,7 +3109,7 @@
           <w:bCs/>
         </w:rPr>
         <w:pict w14:anchorId="330E1E7C">
-          <v:rect id="_x0000_i1084" style="width:468pt;height:.75pt" o:hralign="center" o:hrstd="t" o:hr="t" fillcolor="#a0a0a0" stroked="f"/>
+          <v:rect id="_x0000_i1029" style="width:468pt;height:.75pt" o:hralign="center" o:hrstd="t" o:hr="t" fillcolor="#a0a0a0" stroked="f"/>
         </w:pict>
       </w:r>
     </w:p>
@@ -1808,6 +3248,7 @@
           <w:bCs/>
         </w:rPr>
       </w:pPr>
+      <w:proofErr w:type="spellStart"/>
       <w:r>
         <w:rPr>
           <w:b/>
@@ -1815,36 +3256,62 @@
         </w:rPr>
         <w:t>powershell</w:t>
       </w:r>
-    </w:p>
-    <w:p>
-      <w:pPr>
-        <w:rPr>
-          <w:b/>
-          <w:bCs/>
-        </w:rPr>
-      </w:pPr>
-      <w:r>
-        <w:rPr>
-          <w:b/>
-          <w:bCs/>
-        </w:rPr>
-        <w:t>cd "d:\Expense tracker\paisalog"</w:t>
-      </w:r>
-    </w:p>
-    <w:p>
-      <w:pPr>
-        <w:rPr>
-          <w:b/>
-          <w:bCs/>
-        </w:rPr>
-      </w:pPr>
-      <w:r>
-        <w:rPr>
-          <w:b/>
-          <w:bCs/>
-        </w:rPr>
-        <w:t>flutter pub get</w:t>
-      </w:r>
+      <w:proofErr w:type="spellEnd"/>
+    </w:p>
+    <w:p>
+      <w:pPr>
+        <w:rPr>
+          <w:b/>
+          <w:bCs/>
+        </w:rPr>
+      </w:pPr>
+      <w:r>
+        <w:rPr>
+          <w:b/>
+          <w:bCs/>
+        </w:rPr>
+        <w:t>cd "d:\Expense tracker\</w:t>
+      </w:r>
+      <w:proofErr w:type="spellStart"/>
+      <w:r>
+        <w:rPr>
+          <w:b/>
+          <w:bCs/>
+        </w:rPr>
+        <w:t>paisalog</w:t>
+      </w:r>
+      <w:proofErr w:type="spellEnd"/>
+      <w:r>
+        <w:rPr>
+          <w:b/>
+          <w:bCs/>
+        </w:rPr>
+        <w:t>"</w:t>
+      </w:r>
+    </w:p>
+    <w:p>
+      <w:pPr>
+        <w:rPr>
+          <w:b/>
+          <w:bCs/>
+        </w:rPr>
+      </w:pPr>
+      <w:r>
+        <w:rPr>
+          <w:b/>
+          <w:bCs/>
+        </w:rPr>
+        <w:t xml:space="preserve">flutter pub </w:t>
+      </w:r>
+      <w:proofErr w:type="gramStart"/>
+      <w:r>
+        <w:rPr>
+          <w:b/>
+          <w:bCs/>
+        </w:rPr>
+        <w:t>get</w:t>
+      </w:r>
+      <w:proofErr w:type="gramEnd"/>
     </w:p>
     <w:p>
       <w:pPr>
@@ -1859,7 +3326,23 @@
           <w:bCs/>
         </w:rPr>
         <w:lastRenderedPageBreak/>
-        <w:t>dart run build_runner build --delete-conflicting-outputs</w:t>
+        <w:t xml:space="preserve">dart run </w:t>
+      </w:r>
+      <w:proofErr w:type="spellStart"/>
+      <w:r>
+        <w:rPr>
+          <w:b/>
+          <w:bCs/>
+        </w:rPr>
+        <w:t>build_runner</w:t>
+      </w:r>
+      <w:proofErr w:type="spellEnd"/>
+      <w:r>
+        <w:rPr>
+          <w:b/>
+          <w:bCs/>
+        </w:rPr>
+        <w:t xml:space="preserve"> build --delete-conflicting-outputs</w:t>
       </w:r>
     </w:p>
     <w:p>
@@ -1892,6 +3375,1747 @@
         <w:t>flutter run -d windows   # smoke test on Windows</w:t>
       </w:r>
     </w:p>
+    <w:p/>
+    <w:p>
+      <w:pPr>
+        <w:pBdr>
+          <w:bottom w:val="single" w:sz="6" w:space="1" w:color="auto"/>
+        </w:pBdr>
+      </w:pPr>
+    </w:p>
+    <w:p/>
+    <w:p>
+      <w:pPr>
+        <w:rPr>
+          <w:b/>
+          <w:bCs/>
+        </w:rPr>
+      </w:pPr>
+      <w:proofErr w:type="spellStart"/>
+      <w:r>
+        <w:rPr>
+          <w:b/>
+          <w:bCs/>
+        </w:rPr>
+        <w:t>PaisaLog</w:t>
+      </w:r>
+      <w:proofErr w:type="spellEnd"/>
+      <w:r>
+        <w:rPr>
+          <w:b/>
+          <w:bCs/>
+        </w:rPr>
+        <w:t xml:space="preserve"> — Build Progress</w:t>
+      </w:r>
+    </w:p>
+    <w:p>
+      <w:r>
+        <w:t>Auto-updated as work completes. Last update: 2026-10-29 00:16 IST</w:t>
+      </w:r>
+    </w:p>
+    <w:p>
+      <w:r>
+        <w:pict w14:anchorId="3784285A">
+          <v:rect id="_x0000_i1048" style="width:468pt;height:.75pt" o:hralign="center" o:hrstd="t" o:hr="t" fillcolor="#a0a0a0" stroked="f"/>
+        </w:pict>
+      </w:r>
+    </w:p>
+    <w:p>
+      <w:pPr>
+        <w:rPr>
+          <w:b/>
+          <w:bCs/>
+        </w:rPr>
+      </w:pPr>
+      <w:r>
+        <w:rPr>
+          <w:rFonts w:ascii="Segoe UI Emoji" w:hAnsi="Segoe UI Emoji" w:cs="Segoe UI Emoji"/>
+          <w:b/>
+          <w:bCs/>
+        </w:rPr>
+        <w:t>✅</w:t>
+      </w:r>
+      <w:r>
+        <w:rPr>
+          <w:b/>
+          <w:bCs/>
+        </w:rPr>
+        <w:t xml:space="preserve"> Done</w:t>
+      </w:r>
+    </w:p>
+    <w:p>
+      <w:pPr>
+        <w:rPr>
+          <w:b/>
+          <w:bCs/>
+        </w:rPr>
+      </w:pPr>
+      <w:r>
+        <w:rPr>
+          <w:b/>
+          <w:bCs/>
+        </w:rPr>
+        <w:t>Environment &amp; Planning</w:t>
+      </w:r>
+    </w:p>
+    <w:p>
+      <w:pPr>
+        <w:numPr>
+          <w:ilvl w:val="0"/>
+          <w:numId w:val="27"/>
+        </w:numPr>
+      </w:pPr>
+      <w:r>
+        <w:t>Read all 7 pre-coding documents (00–06) + SMS corpus CSV</w:t>
+      </w:r>
+    </w:p>
+    <w:p>
+      <w:pPr>
+        <w:numPr>
+          <w:ilvl w:val="0"/>
+          <w:numId w:val="27"/>
+        </w:numPr>
+      </w:pPr>
+      <w:r>
+        <w:t>Environment configured: Flutter 3.47.8, Dart 3.13.7, Git, VS Code</w:t>
+      </w:r>
+    </w:p>
+    <w:p>
+      <w:pPr>
+        <w:numPr>
+          <w:ilvl w:val="0"/>
+          <w:numId w:val="27"/>
+        </w:numPr>
+      </w:pPr>
+      <w:r>
+        <w:t xml:space="preserve">flutter pub </w:t>
+      </w:r>
+      <w:proofErr w:type="gramStart"/>
+      <w:r>
+        <w:t>get</w:t>
+      </w:r>
+      <w:proofErr w:type="gramEnd"/>
+      <w:r>
+        <w:t xml:space="preserve"> completed successfully (146 packages resolved)</w:t>
+      </w:r>
+    </w:p>
+    <w:p>
+      <w:pPr>
+        <w:numPr>
+          <w:ilvl w:val="0"/>
+          <w:numId w:val="27"/>
+        </w:numPr>
+      </w:pPr>
+      <w:r>
+        <w:t>Created DECISIONS.md — all open/settled decisions recorded</w:t>
+      </w:r>
+    </w:p>
+    <w:p>
+      <w:pPr>
+        <w:numPr>
+          <w:ilvl w:val="0"/>
+          <w:numId w:val="27"/>
+        </w:numPr>
+      </w:pPr>
+      <w:r>
+        <w:t>Created BUILD_STATUS.md — blockers, milestones, privacy audit</w:t>
+      </w:r>
+    </w:p>
+    <w:p>
+      <w:pPr>
+        <w:numPr>
+          <w:ilvl w:val="0"/>
+          <w:numId w:val="27"/>
+        </w:numPr>
+      </w:pPr>
+      <w:r>
+        <w:t>Created project directory structure (40 files total)</w:t>
+      </w:r>
+    </w:p>
+    <w:p>
+      <w:pPr>
+        <w:rPr>
+          <w:b/>
+          <w:bCs/>
+        </w:rPr>
+      </w:pPr>
+      <w:r>
+        <w:rPr>
+          <w:b/>
+          <w:bCs/>
+        </w:rPr>
+        <w:t>Domain Layer (Pure Dart — no Flutter deps)</w:t>
+      </w:r>
+    </w:p>
+    <w:p>
+      <w:pPr>
+        <w:numPr>
+          <w:ilvl w:val="0"/>
+          <w:numId w:val="28"/>
+        </w:numPr>
+      </w:pPr>
+      <w:proofErr w:type="spellStart"/>
+      <w:proofErr w:type="gramStart"/>
+      <w:r>
+        <w:t>models.dart</w:t>
+      </w:r>
+      <w:proofErr w:type="spellEnd"/>
+      <w:proofErr w:type="gramEnd"/>
+      <w:r>
+        <w:t xml:space="preserve"> — Money (integer paise only), Transaction, Account, Category, </w:t>
+      </w:r>
+      <w:proofErr w:type="spellStart"/>
+      <w:r>
+        <w:t>TransactionFilters</w:t>
+      </w:r>
+      <w:proofErr w:type="spellEnd"/>
+      <w:r>
+        <w:t xml:space="preserve">, </w:t>
+      </w:r>
+      <w:proofErr w:type="spellStart"/>
+      <w:r>
+        <w:t>MonthlySummary</w:t>
+      </w:r>
+      <w:proofErr w:type="spellEnd"/>
+      <w:r>
+        <w:t xml:space="preserve">, </w:t>
+      </w:r>
+      <w:proofErr w:type="spellStart"/>
+      <w:r>
+        <w:t>CategoryBreakdownItem</w:t>
+      </w:r>
+      <w:proofErr w:type="spellEnd"/>
+      <w:r>
+        <w:t xml:space="preserve">, </w:t>
+      </w:r>
+      <w:proofErr w:type="spellStart"/>
+      <w:r>
+        <w:t>SpendingTrendPoint</w:t>
+      </w:r>
+      <w:proofErr w:type="spellEnd"/>
+      <w:r>
+        <w:t xml:space="preserve">, Result&lt;T&gt;, </w:t>
+      </w:r>
+      <w:proofErr w:type="spellStart"/>
+      <w:r>
+        <w:t>AppError</w:t>
+      </w:r>
+      <w:proofErr w:type="spellEnd"/>
+    </w:p>
+    <w:p>
+      <w:pPr>
+        <w:numPr>
+          <w:ilvl w:val="0"/>
+          <w:numId w:val="28"/>
+        </w:numPr>
+      </w:pPr>
+      <w:proofErr w:type="spellStart"/>
+      <w:r>
+        <w:t>service_</w:t>
+      </w:r>
+      <w:proofErr w:type="gramStart"/>
+      <w:r>
+        <w:t>contracts.dart</w:t>
+      </w:r>
+      <w:proofErr w:type="spellEnd"/>
+      <w:proofErr w:type="gramEnd"/>
+      <w:r>
+        <w:t xml:space="preserve"> — All 10 typed interfaces: </w:t>
+      </w:r>
+      <w:proofErr w:type="spellStart"/>
+      <w:r>
+        <w:t>TransactionRepository</w:t>
+      </w:r>
+      <w:proofErr w:type="spellEnd"/>
+      <w:r>
+        <w:t xml:space="preserve">, </w:t>
+      </w:r>
+      <w:proofErr w:type="spellStart"/>
+      <w:r>
+        <w:t>AccountRepository</w:t>
+      </w:r>
+      <w:proofErr w:type="spellEnd"/>
+      <w:r>
+        <w:t xml:space="preserve">, </w:t>
+      </w:r>
+      <w:proofErr w:type="spellStart"/>
+      <w:r>
+        <w:t>CategoryRepository</w:t>
+      </w:r>
+      <w:proofErr w:type="spellEnd"/>
+      <w:r>
+        <w:t xml:space="preserve">, </w:t>
+      </w:r>
+      <w:proofErr w:type="spellStart"/>
+      <w:r>
+        <w:t>SmsIngestionService</w:t>
+      </w:r>
+      <w:proofErr w:type="spellEnd"/>
+      <w:r>
+        <w:t xml:space="preserve">, </w:t>
+      </w:r>
+      <w:proofErr w:type="spellStart"/>
+      <w:r>
+        <w:t>TransactionParser</w:t>
+      </w:r>
+      <w:proofErr w:type="spellEnd"/>
+      <w:r>
+        <w:t xml:space="preserve">, </w:t>
+      </w:r>
+      <w:proofErr w:type="spellStart"/>
+      <w:r>
+        <w:t>DeduplicationService</w:t>
+      </w:r>
+      <w:proofErr w:type="spellEnd"/>
+      <w:r>
+        <w:t xml:space="preserve">, </w:t>
+      </w:r>
+      <w:proofErr w:type="spellStart"/>
+      <w:r>
+        <w:t>TransferDetectionService</w:t>
+      </w:r>
+      <w:proofErr w:type="spellEnd"/>
+      <w:r>
+        <w:t xml:space="preserve">, </w:t>
+      </w:r>
+      <w:proofErr w:type="spellStart"/>
+      <w:r>
+        <w:t>CategorizationService</w:t>
+      </w:r>
+      <w:proofErr w:type="spellEnd"/>
+      <w:r>
+        <w:t xml:space="preserve">, </w:t>
+      </w:r>
+      <w:proofErr w:type="spellStart"/>
+      <w:r>
+        <w:t>AnalyticsService</w:t>
+      </w:r>
+      <w:proofErr w:type="spellEnd"/>
+      <w:r>
+        <w:t xml:space="preserve">, </w:t>
+      </w:r>
+      <w:proofErr w:type="spellStart"/>
+      <w:r>
+        <w:t>ImportExportService</w:t>
+      </w:r>
+      <w:proofErr w:type="spellEnd"/>
+      <w:r>
+        <w:t xml:space="preserve">, </w:t>
+      </w:r>
+      <w:proofErr w:type="spellStart"/>
+      <w:r>
+        <w:t>SecurityService</w:t>
+      </w:r>
+      <w:proofErr w:type="spellEnd"/>
+    </w:p>
+    <w:p>
+      <w:pPr>
+        <w:numPr>
+          <w:ilvl w:val="0"/>
+          <w:numId w:val="28"/>
+        </w:numPr>
+      </w:pPr>
+      <w:proofErr w:type="spellStart"/>
+      <w:r>
+        <w:t>sms_</w:t>
+      </w:r>
+      <w:proofErr w:type="gramStart"/>
+      <w:r>
+        <w:t>parser.dart</w:t>
+      </w:r>
+      <w:proofErr w:type="spellEnd"/>
+      <w:proofErr w:type="gramEnd"/>
+      <w:r>
+        <w:t xml:space="preserve"> — </w:t>
+      </w:r>
+      <w:proofErr w:type="spellStart"/>
+      <w:r>
+        <w:t>DefaultTransactionParser</w:t>
+      </w:r>
+      <w:proofErr w:type="spellEnd"/>
+      <w:r>
+        <w:t xml:space="preserve"> with rule engine (IGNORE_OTP, IGNORE_PROMO, IGNORE_BALANCE, GENERIC_DEBIT, UPI_PAYMENT, CC_PURCHASE, CC_BILL_PAYMENT); integer paise only</w:t>
+      </w:r>
+    </w:p>
+    <w:p>
+      <w:pPr>
+        <w:numPr>
+          <w:ilvl w:val="0"/>
+          <w:numId w:val="28"/>
+        </w:numPr>
+      </w:pPr>
+      <w:proofErr w:type="spellStart"/>
+      <w:r>
+        <w:t>domain_</w:t>
+      </w:r>
+      <w:proofErr w:type="gramStart"/>
+      <w:r>
+        <w:t>services.dart</w:t>
+      </w:r>
+      <w:proofErr w:type="spellEnd"/>
+      <w:proofErr w:type="gramEnd"/>
+      <w:r>
+        <w:t xml:space="preserve"> — </w:t>
+      </w:r>
+      <w:proofErr w:type="spellStart"/>
+      <w:r>
+        <w:t>DefaultDeduplicationService</w:t>
+      </w:r>
+      <w:proofErr w:type="spellEnd"/>
+      <w:r>
+        <w:t xml:space="preserve">, </w:t>
+      </w:r>
+      <w:proofErr w:type="spellStart"/>
+      <w:r>
+        <w:t>DefaultTransferDetectionService</w:t>
+      </w:r>
+      <w:proofErr w:type="spellEnd"/>
+      <w:r>
+        <w:t xml:space="preserve">, </w:t>
+      </w:r>
+      <w:proofErr w:type="spellStart"/>
+      <w:r>
+        <w:t>DefaultCategorizationService</w:t>
+      </w:r>
+      <w:proofErr w:type="spellEnd"/>
+    </w:p>
+    <w:p>
+      <w:pPr>
+        <w:numPr>
+          <w:ilvl w:val="0"/>
+          <w:numId w:val="28"/>
+        </w:numPr>
+      </w:pPr>
+      <w:proofErr w:type="spellStart"/>
+      <w:r>
+        <w:lastRenderedPageBreak/>
+        <w:t>sms_ingestion_</w:t>
+      </w:r>
+      <w:proofErr w:type="gramStart"/>
+      <w:r>
+        <w:t>service.dart</w:t>
+      </w:r>
+      <w:proofErr w:type="spellEnd"/>
+      <w:proofErr w:type="gramEnd"/>
+      <w:r>
+        <w:t xml:space="preserve"> — Full pipeline: parse → dedupe → transfer detect → categorize → persist</w:t>
+      </w:r>
+    </w:p>
+    <w:p>
+      <w:pPr>
+        <w:rPr>
+          <w:b/>
+          <w:bCs/>
+        </w:rPr>
+      </w:pPr>
+      <w:r>
+        <w:rPr>
+          <w:b/>
+          <w:bCs/>
+        </w:rPr>
+        <w:t>Data Layer</w:t>
+      </w:r>
+    </w:p>
+    <w:p>
+      <w:pPr>
+        <w:numPr>
+          <w:ilvl w:val="0"/>
+          <w:numId w:val="29"/>
+        </w:numPr>
+      </w:pPr>
+      <w:proofErr w:type="spellStart"/>
+      <w:proofErr w:type="gramStart"/>
+      <w:r>
+        <w:t>tables.dart</w:t>
+      </w:r>
+      <w:proofErr w:type="spellEnd"/>
+      <w:proofErr w:type="gramEnd"/>
+      <w:r>
+        <w:t xml:space="preserve"> — Drift table definitions (Accounts, Categories, Transactions, </w:t>
+      </w:r>
+      <w:proofErr w:type="spellStart"/>
+      <w:r>
+        <w:t>IngestionQueue</w:t>
+      </w:r>
+      <w:proofErr w:type="spellEnd"/>
+      <w:r>
+        <w:t xml:space="preserve">, </w:t>
+      </w:r>
+      <w:proofErr w:type="spellStart"/>
+      <w:r>
+        <w:t>UserCorrections</w:t>
+      </w:r>
+      <w:proofErr w:type="spellEnd"/>
+      <w:r>
+        <w:t>) — all money cols INTEGER</w:t>
+      </w:r>
+    </w:p>
+    <w:p>
+      <w:pPr>
+        <w:numPr>
+          <w:ilvl w:val="0"/>
+          <w:numId w:val="29"/>
+        </w:numPr>
+      </w:pPr>
+      <w:proofErr w:type="spellStart"/>
+      <w:r>
+        <w:t>app_</w:t>
+      </w:r>
+      <w:proofErr w:type="gramStart"/>
+      <w:r>
+        <w:t>database.dart</w:t>
+      </w:r>
+      <w:proofErr w:type="spellEnd"/>
+      <w:proofErr w:type="gramEnd"/>
+      <w:r>
+        <w:t xml:space="preserve"> — Drift </w:t>
+      </w:r>
+      <w:proofErr w:type="spellStart"/>
+      <w:r>
+        <w:t>AppDatabase</w:t>
+      </w:r>
+      <w:proofErr w:type="spellEnd"/>
+      <w:r>
+        <w:t>, migration strategy, 11 system categories seeded</w:t>
+      </w:r>
+    </w:p>
+    <w:p>
+      <w:pPr>
+        <w:numPr>
+          <w:ilvl w:val="0"/>
+          <w:numId w:val="29"/>
+        </w:numPr>
+      </w:pPr>
+      <w:proofErr w:type="spellStart"/>
+      <w:r>
+        <w:t>transaction_</w:t>
+      </w:r>
+      <w:proofErr w:type="gramStart"/>
+      <w:r>
+        <w:t>repository.dart</w:t>
+      </w:r>
+      <w:proofErr w:type="spellEnd"/>
+      <w:proofErr w:type="gramEnd"/>
+      <w:r>
+        <w:t xml:space="preserve"> — </w:t>
+      </w:r>
+      <w:proofErr w:type="spellStart"/>
+      <w:r>
+        <w:t>DriftTransactionRepository</w:t>
+      </w:r>
+      <w:proofErr w:type="spellEnd"/>
+      <w:r>
+        <w:t xml:space="preserve"> with filters, streams, CRUD + typed errors</w:t>
+      </w:r>
+    </w:p>
+    <w:p>
+      <w:pPr>
+        <w:numPr>
+          <w:ilvl w:val="0"/>
+          <w:numId w:val="29"/>
+        </w:numPr>
+      </w:pPr>
+      <w:proofErr w:type="spellStart"/>
+      <w:r>
+        <w:t>account_category_</w:t>
+      </w:r>
+      <w:proofErr w:type="gramStart"/>
+      <w:r>
+        <w:t>repositories.dart</w:t>
+      </w:r>
+      <w:proofErr w:type="spellEnd"/>
+      <w:proofErr w:type="gramEnd"/>
+      <w:r>
+        <w:t xml:space="preserve"> — </w:t>
+      </w:r>
+      <w:proofErr w:type="spellStart"/>
+      <w:r>
+        <w:t>DriftAccountRepository</w:t>
+      </w:r>
+      <w:proofErr w:type="spellEnd"/>
+      <w:r>
+        <w:t xml:space="preserve">, </w:t>
+      </w:r>
+      <w:proofErr w:type="spellStart"/>
+      <w:r>
+        <w:t>DriftCategoryRepository</w:t>
+      </w:r>
+      <w:proofErr w:type="spellEnd"/>
+      <w:r>
+        <w:t xml:space="preserve"> (system cats protected)</w:t>
+      </w:r>
+    </w:p>
+    <w:p>
+      <w:pPr>
+        <w:numPr>
+          <w:ilvl w:val="0"/>
+          <w:numId w:val="29"/>
+        </w:numPr>
+      </w:pPr>
+      <w:proofErr w:type="spellStart"/>
+      <w:r>
+        <w:t>security_</w:t>
+      </w:r>
+      <w:proofErr w:type="gramStart"/>
+      <w:r>
+        <w:t>service.dart</w:t>
+      </w:r>
+      <w:proofErr w:type="spellEnd"/>
+      <w:proofErr w:type="gramEnd"/>
+      <w:r>
+        <w:t xml:space="preserve"> — </w:t>
+      </w:r>
+      <w:proofErr w:type="spellStart"/>
+      <w:r>
+        <w:t>DefaultSecurityService</w:t>
+      </w:r>
+      <w:proofErr w:type="spellEnd"/>
+      <w:r>
+        <w:t xml:space="preserve"> stub (</w:t>
+      </w:r>
+      <w:proofErr w:type="spellStart"/>
+      <w:r>
+        <w:t>local_auth</w:t>
+      </w:r>
+      <w:proofErr w:type="spellEnd"/>
+      <w:r>
+        <w:t xml:space="preserve"> hooks ready)</w:t>
+      </w:r>
+    </w:p>
+    <w:p>
+      <w:pPr>
+        <w:numPr>
+          <w:ilvl w:val="0"/>
+          <w:numId w:val="29"/>
+        </w:numPr>
+      </w:pPr>
+      <w:proofErr w:type="spellStart"/>
+      <w:r>
+        <w:t>import_export_</w:t>
+      </w:r>
+      <w:proofErr w:type="gramStart"/>
+      <w:r>
+        <w:t>service.dart</w:t>
+      </w:r>
+      <w:proofErr w:type="spellEnd"/>
+      <w:proofErr w:type="gramEnd"/>
+      <w:r>
+        <w:t xml:space="preserve"> — CSV round-trip with validation, preview, error rows</w:t>
+      </w:r>
+    </w:p>
+    <w:p>
+      <w:pPr>
+        <w:rPr>
+          <w:b/>
+          <w:bCs/>
+        </w:rPr>
+      </w:pPr>
+      <w:r>
+        <w:rPr>
+          <w:b/>
+          <w:bCs/>
+        </w:rPr>
+        <w:t>App Shell</w:t>
+      </w:r>
+    </w:p>
+    <w:p>
+      <w:pPr>
+        <w:numPr>
+          <w:ilvl w:val="0"/>
+          <w:numId w:val="30"/>
+        </w:numPr>
+      </w:pPr>
+      <w:proofErr w:type="spellStart"/>
+      <w:proofErr w:type="gramStart"/>
+      <w:r>
+        <w:t>main.dart</w:t>
+      </w:r>
+      <w:proofErr w:type="spellEnd"/>
+      <w:proofErr w:type="gramEnd"/>
+      <w:r>
+        <w:t xml:space="preserve"> — entry point with </w:t>
+      </w:r>
+      <w:proofErr w:type="spellStart"/>
+      <w:r>
+        <w:t>ProviderScope</w:t>
+      </w:r>
+      <w:proofErr w:type="spellEnd"/>
+    </w:p>
+    <w:p>
+      <w:pPr>
+        <w:numPr>
+          <w:ilvl w:val="0"/>
+          <w:numId w:val="30"/>
+        </w:numPr>
+      </w:pPr>
+      <w:proofErr w:type="spellStart"/>
+      <w:proofErr w:type="gramStart"/>
+      <w:r>
+        <w:t>app.dart</w:t>
+      </w:r>
+      <w:proofErr w:type="spellEnd"/>
+      <w:proofErr w:type="gramEnd"/>
+      <w:r>
+        <w:t xml:space="preserve"> — </w:t>
+      </w:r>
+      <w:proofErr w:type="spellStart"/>
+      <w:r>
+        <w:t>PaisaLogApp</w:t>
+      </w:r>
+      <w:proofErr w:type="spellEnd"/>
+      <w:r>
+        <w:t xml:space="preserve"> with light/dark theme</w:t>
+      </w:r>
+    </w:p>
+    <w:p>
+      <w:pPr>
+        <w:numPr>
+          <w:ilvl w:val="0"/>
+          <w:numId w:val="30"/>
+        </w:numPr>
+      </w:pPr>
+      <w:proofErr w:type="spellStart"/>
+      <w:proofErr w:type="gramStart"/>
+      <w:r>
+        <w:t>theme.dart</w:t>
+      </w:r>
+      <w:proofErr w:type="spellEnd"/>
+      <w:proofErr w:type="gramEnd"/>
+      <w:r>
+        <w:t xml:space="preserve"> — </w:t>
+      </w:r>
+      <w:proofErr w:type="spellStart"/>
+      <w:r>
+        <w:t>PaisaTheme</w:t>
+      </w:r>
+      <w:proofErr w:type="spellEnd"/>
+      <w:r>
+        <w:t xml:space="preserve">, </w:t>
+      </w:r>
+      <w:proofErr w:type="spellStart"/>
+      <w:r>
+        <w:t>PaisaColors</w:t>
+      </w:r>
+      <w:proofErr w:type="spellEnd"/>
+      <w:r>
+        <w:t xml:space="preserve">, </w:t>
+      </w:r>
+      <w:proofErr w:type="spellStart"/>
+      <w:r>
+        <w:t>PaisaSpacing</w:t>
+      </w:r>
+      <w:proofErr w:type="spellEnd"/>
+      <w:r>
+        <w:t xml:space="preserve">, </w:t>
+      </w:r>
+      <w:proofErr w:type="spellStart"/>
+      <w:r>
+        <w:t>PaisaTextStyles</w:t>
+      </w:r>
+      <w:proofErr w:type="spellEnd"/>
+      <w:r>
+        <w:t xml:space="preserve">, </w:t>
+      </w:r>
+      <w:proofErr w:type="spellStart"/>
+      <w:r>
+        <w:t>PaisaThemeExtension</w:t>
+      </w:r>
+      <w:proofErr w:type="spellEnd"/>
+    </w:p>
+    <w:p>
+      <w:pPr>
+        <w:numPr>
+          <w:ilvl w:val="0"/>
+          <w:numId w:val="30"/>
+        </w:numPr>
+      </w:pPr>
+      <w:proofErr w:type="spellStart"/>
+      <w:proofErr w:type="gramStart"/>
+      <w:r>
+        <w:t>router.dart</w:t>
+      </w:r>
+      <w:proofErr w:type="spellEnd"/>
+      <w:proofErr w:type="gramEnd"/>
+      <w:r>
+        <w:t xml:space="preserve"> — </w:t>
+      </w:r>
+      <w:proofErr w:type="spellStart"/>
+      <w:r>
+        <w:t>go_router</w:t>
+      </w:r>
+      <w:proofErr w:type="spellEnd"/>
+      <w:r>
+        <w:t xml:space="preserve"> with </w:t>
+      </w:r>
+      <w:proofErr w:type="spellStart"/>
+      <w:r>
+        <w:t>StatefulShellRoute</w:t>
+      </w:r>
+      <w:proofErr w:type="spellEnd"/>
+      <w:r>
+        <w:t xml:space="preserve"> bottom nav, all routes defined</w:t>
+      </w:r>
+    </w:p>
+    <w:p>
+      <w:pPr>
+        <w:numPr>
+          <w:ilvl w:val="0"/>
+          <w:numId w:val="30"/>
+        </w:numPr>
+      </w:pPr>
+      <w:proofErr w:type="spellStart"/>
+      <w:proofErr w:type="gramStart"/>
+      <w:r>
+        <w:t>providers.dart</w:t>
+      </w:r>
+      <w:proofErr w:type="spellEnd"/>
+      <w:proofErr w:type="gramEnd"/>
+      <w:r>
+        <w:t xml:space="preserve"> — </w:t>
+      </w:r>
+      <w:proofErr w:type="spellStart"/>
+      <w:r>
+        <w:t>Riverpod</w:t>
+      </w:r>
+      <w:proofErr w:type="spellEnd"/>
+      <w:r>
+        <w:t xml:space="preserve"> providers for DB, repos, services, filters, streams; synthetic demo data labelled</w:t>
+      </w:r>
+    </w:p>
+    <w:p>
+      <w:pPr>
+        <w:numPr>
+          <w:ilvl w:val="0"/>
+          <w:numId w:val="30"/>
+        </w:numPr>
+      </w:pPr>
+      <w:proofErr w:type="spellStart"/>
+      <w:proofErr w:type="gramStart"/>
+      <w:r>
+        <w:t>pubspec.yaml</w:t>
+      </w:r>
+      <w:proofErr w:type="spellEnd"/>
+      <w:proofErr w:type="gramEnd"/>
+      <w:r>
+        <w:t xml:space="preserve"> — all dependencies declared with justifications</w:t>
+      </w:r>
+    </w:p>
+    <w:p>
+      <w:pPr>
+        <w:numPr>
+          <w:ilvl w:val="0"/>
+          <w:numId w:val="30"/>
+        </w:numPr>
+      </w:pPr>
+      <w:proofErr w:type="gramStart"/>
+      <w:r>
+        <w:t>.</w:t>
+      </w:r>
+      <w:proofErr w:type="spellStart"/>
+      <w:r>
+        <w:t>gitignore</w:t>
+      </w:r>
+      <w:proofErr w:type="spellEnd"/>
+      <w:proofErr w:type="gramEnd"/>
+      <w:r>
+        <w:t xml:space="preserve"> — sensitive files excluded (real SMS, DB, keys, exports)</w:t>
+      </w:r>
+    </w:p>
+    <w:p>
+      <w:pPr>
+        <w:numPr>
+          <w:ilvl w:val="0"/>
+          <w:numId w:val="30"/>
+        </w:numPr>
+      </w:pPr>
+      <w:proofErr w:type="spellStart"/>
+      <w:r>
+        <w:t>analysis_</w:t>
+      </w:r>
+      <w:proofErr w:type="gramStart"/>
+      <w:r>
+        <w:t>options.yaml</w:t>
+      </w:r>
+      <w:proofErr w:type="spellEnd"/>
+      <w:proofErr w:type="gramEnd"/>
+      <w:r>
+        <w:t xml:space="preserve"> — linting rules incl. float-money warnings</w:t>
+      </w:r>
+    </w:p>
+    <w:p>
+      <w:pPr>
+        <w:rPr>
+          <w:b/>
+          <w:bCs/>
+        </w:rPr>
+      </w:pPr>
+      <w:r>
+        <w:rPr>
+          <w:b/>
+          <w:bCs/>
+        </w:rPr>
+        <w:t>Reusable Widgets (8 widgets)</w:t>
+      </w:r>
+    </w:p>
+    <w:p>
+      <w:pPr>
+        <w:numPr>
+          <w:ilvl w:val="0"/>
+          <w:numId w:val="31"/>
+        </w:numPr>
+      </w:pPr>
+      <w:proofErr w:type="spellStart"/>
+      <w:r>
+        <w:t>amount_</w:t>
+      </w:r>
+      <w:proofErr w:type="gramStart"/>
+      <w:r>
+        <w:t>display.dart</w:t>
+      </w:r>
+      <w:proofErr w:type="spellEnd"/>
+      <w:proofErr w:type="gramEnd"/>
+      <w:r>
+        <w:t xml:space="preserve"> — typed, signed, colour-coded; never accepts double</w:t>
+      </w:r>
+    </w:p>
+    <w:p>
+      <w:pPr>
+        <w:numPr>
+          <w:ilvl w:val="0"/>
+          <w:numId w:val="31"/>
+        </w:numPr>
+      </w:pPr>
+      <w:proofErr w:type="spellStart"/>
+      <w:r>
+        <w:t>transaction_</w:t>
+      </w:r>
+      <w:proofErr w:type="gramStart"/>
+      <w:r>
+        <w:t>row.dart</w:t>
+      </w:r>
+      <w:proofErr w:type="spellEnd"/>
+      <w:proofErr w:type="gramEnd"/>
+      <w:r>
+        <w:t xml:space="preserve"> — tappable row with review badge</w:t>
+      </w:r>
+    </w:p>
+    <w:p>
+      <w:pPr>
+        <w:numPr>
+          <w:ilvl w:val="0"/>
+          <w:numId w:val="31"/>
+        </w:numPr>
+      </w:pPr>
+      <w:proofErr w:type="spellStart"/>
+      <w:r>
+        <w:t>summary_</w:t>
+      </w:r>
+      <w:proofErr w:type="gramStart"/>
+      <w:r>
+        <w:t>card.dart</w:t>
+      </w:r>
+      <w:proofErr w:type="spellEnd"/>
+      <w:proofErr w:type="gramEnd"/>
+      <w:r>
+        <w:t xml:space="preserve"> — shimmer loading state</w:t>
+      </w:r>
+    </w:p>
+    <w:p>
+      <w:pPr>
+        <w:numPr>
+          <w:ilvl w:val="0"/>
+          <w:numId w:val="31"/>
+        </w:numPr>
+      </w:pPr>
+      <w:proofErr w:type="spellStart"/>
+      <w:r>
+        <w:t>empty_</w:t>
+      </w:r>
+      <w:proofErr w:type="gramStart"/>
+      <w:r>
+        <w:t>state.dart</w:t>
+      </w:r>
+      <w:proofErr w:type="spellEnd"/>
+      <w:proofErr w:type="gramEnd"/>
+      <w:r>
+        <w:t xml:space="preserve"> — factories: </w:t>
+      </w:r>
+      <w:proofErr w:type="spellStart"/>
+      <w:r>
+        <w:t>noTransactions</w:t>
+      </w:r>
+      <w:proofErr w:type="spellEnd"/>
+      <w:r>
+        <w:t xml:space="preserve">, error, </w:t>
+      </w:r>
+      <w:proofErr w:type="spellStart"/>
+      <w:r>
+        <w:t>reviewQueueEmpty</w:t>
+      </w:r>
+      <w:proofErr w:type="spellEnd"/>
+    </w:p>
+    <w:p>
+      <w:pPr>
+        <w:numPr>
+          <w:ilvl w:val="0"/>
+          <w:numId w:val="31"/>
+        </w:numPr>
+      </w:pPr>
+      <w:proofErr w:type="spellStart"/>
+      <w:r>
+        <w:t>category_</w:t>
+      </w:r>
+      <w:proofErr w:type="gramStart"/>
+      <w:r>
+        <w:t>chip.dart</w:t>
+      </w:r>
+      <w:proofErr w:type="spellEnd"/>
+      <w:proofErr w:type="gramEnd"/>
+      <w:r>
+        <w:t xml:space="preserve"> — colour-coded with icon</w:t>
+      </w:r>
+    </w:p>
+    <w:p>
+      <w:pPr>
+        <w:numPr>
+          <w:ilvl w:val="0"/>
+          <w:numId w:val="31"/>
+        </w:numPr>
+      </w:pPr>
+      <w:proofErr w:type="spellStart"/>
+      <w:r>
+        <w:lastRenderedPageBreak/>
+        <w:t>review_</w:t>
+      </w:r>
+      <w:proofErr w:type="gramStart"/>
+      <w:r>
+        <w:t>banner.dart</w:t>
+      </w:r>
+      <w:proofErr w:type="spellEnd"/>
+      <w:proofErr w:type="gramEnd"/>
+      <w:r>
+        <w:t xml:space="preserve"> — pending count → taps to /review</w:t>
+      </w:r>
+    </w:p>
+    <w:p>
+      <w:pPr>
+        <w:numPr>
+          <w:ilvl w:val="0"/>
+          <w:numId w:val="31"/>
+        </w:numPr>
+      </w:pPr>
+      <w:proofErr w:type="spellStart"/>
+      <w:r>
+        <w:t>loading_</w:t>
+      </w:r>
+      <w:proofErr w:type="gramStart"/>
+      <w:r>
+        <w:t>state.dart</w:t>
+      </w:r>
+      <w:proofErr w:type="spellEnd"/>
+      <w:proofErr w:type="gramEnd"/>
+      <w:r>
+        <w:t xml:space="preserve"> — full-screen spinner</w:t>
+      </w:r>
+    </w:p>
+    <w:p>
+      <w:pPr>
+        <w:numPr>
+          <w:ilvl w:val="0"/>
+          <w:numId w:val="31"/>
+        </w:numPr>
+      </w:pPr>
+      <w:proofErr w:type="spellStart"/>
+      <w:r>
+        <w:t>confirmation_</w:t>
+      </w:r>
+      <w:proofErr w:type="gramStart"/>
+      <w:r>
+        <w:t>dialog.dart</w:t>
+      </w:r>
+      <w:proofErr w:type="spellEnd"/>
+      <w:proofErr w:type="gramEnd"/>
+      <w:r>
+        <w:t xml:space="preserve"> — destructive action guard</w:t>
+      </w:r>
+    </w:p>
+    <w:p>
+      <w:pPr>
+        <w:rPr>
+          <w:b/>
+          <w:bCs/>
+        </w:rPr>
+      </w:pPr>
+      <w:r>
+        <w:rPr>
+          <w:b/>
+          <w:bCs/>
+        </w:rPr>
+        <w:t>Screens (all 4 tabs + detail + editor + review)</w:t>
+      </w:r>
+    </w:p>
+    <w:p>
+      <w:pPr>
+        <w:numPr>
+          <w:ilvl w:val="0"/>
+          <w:numId w:val="32"/>
+        </w:numPr>
+      </w:pPr>
+      <w:proofErr w:type="spellStart"/>
+      <w:r>
+        <w:t>dashboard_</w:t>
+      </w:r>
+      <w:proofErr w:type="gramStart"/>
+      <w:r>
+        <w:t>screen.dart</w:t>
+      </w:r>
+      <w:proofErr w:type="spellEnd"/>
+      <w:proofErr w:type="gramEnd"/>
+      <w:r>
+        <w:t xml:space="preserve"> — monthly summary cards, net savings hero, review banner, recent 10 transactions; loading/empty/error states; pull-to-refresh</w:t>
+      </w:r>
+    </w:p>
+    <w:p>
+      <w:pPr>
+        <w:numPr>
+          <w:ilvl w:val="0"/>
+          <w:numId w:val="32"/>
+        </w:numPr>
+      </w:pPr>
+      <w:proofErr w:type="spellStart"/>
+      <w:r>
+        <w:t>transactions_</w:t>
+      </w:r>
+      <w:proofErr w:type="gramStart"/>
+      <w:r>
+        <w:t>screen.dart</w:t>
+      </w:r>
+      <w:proofErr w:type="spellEnd"/>
+      <w:proofErr w:type="gramEnd"/>
+      <w:r>
+        <w:t xml:space="preserve"> — search bar, type filter chips, live stream, empty/loading/error</w:t>
+      </w:r>
+    </w:p>
+    <w:p>
+      <w:pPr>
+        <w:numPr>
+          <w:ilvl w:val="0"/>
+          <w:numId w:val="32"/>
+        </w:numPr>
+      </w:pPr>
+      <w:proofErr w:type="spellStart"/>
+      <w:r>
+        <w:t>transaction_detail_</w:t>
+      </w:r>
+      <w:proofErr w:type="gramStart"/>
+      <w:r>
+        <w:t>screen.dart</w:t>
+      </w:r>
+      <w:proofErr w:type="spellEnd"/>
+      <w:proofErr w:type="gramEnd"/>
+      <w:r>
+        <w:t xml:space="preserve"> — amount hero, type badge, all safe metadata, delete with confirmation</w:t>
+      </w:r>
+    </w:p>
+    <w:p>
+      <w:pPr>
+        <w:numPr>
+          <w:ilvl w:val="0"/>
+          <w:numId w:val="32"/>
+        </w:numPr>
+      </w:pPr>
+      <w:proofErr w:type="spellStart"/>
+      <w:r>
+        <w:t>transaction_editor_</w:t>
+      </w:r>
+      <w:proofErr w:type="gramStart"/>
+      <w:r>
+        <w:t>screen.dart</w:t>
+      </w:r>
+      <w:proofErr w:type="spellEnd"/>
+      <w:proofErr w:type="gramEnd"/>
+      <w:r>
+        <w:t xml:space="preserve"> — add/edit form; integer paise conversion; type selector; date picker; validation</w:t>
+      </w:r>
+    </w:p>
+    <w:p>
+      <w:pPr>
+        <w:numPr>
+          <w:ilvl w:val="0"/>
+          <w:numId w:val="32"/>
+        </w:numPr>
+      </w:pPr>
+      <w:proofErr w:type="spellStart"/>
+      <w:r>
+        <w:t>review_queue_</w:t>
+      </w:r>
+      <w:proofErr w:type="gramStart"/>
+      <w:r>
+        <w:t>screen.dart</w:t>
+      </w:r>
+      <w:proofErr w:type="spellEnd"/>
+      <w:proofErr w:type="gramEnd"/>
+      <w:r>
+        <w:t xml:space="preserve"> — cards with reason, correct/details actions; empty state</w:t>
+      </w:r>
+    </w:p>
+    <w:p>
+      <w:pPr>
+        <w:numPr>
+          <w:ilvl w:val="0"/>
+          <w:numId w:val="32"/>
+        </w:numPr>
+      </w:pPr>
+      <w:proofErr w:type="spellStart"/>
+      <w:r>
+        <w:t>insights_</w:t>
+      </w:r>
+      <w:proofErr w:type="gramStart"/>
+      <w:r>
+        <w:t>screen.dart</w:t>
+      </w:r>
+      <w:proofErr w:type="spellEnd"/>
+      <w:proofErr w:type="gramEnd"/>
+      <w:r>
+        <w:t xml:space="preserve"> — income vs expense bar, net savings, month navigation; placeholder for category breakdown</w:t>
+      </w:r>
+    </w:p>
+    <w:p>
+      <w:pPr>
+        <w:numPr>
+          <w:ilvl w:val="0"/>
+          <w:numId w:val="32"/>
+        </w:numPr>
+      </w:pPr>
+      <w:proofErr w:type="spellStart"/>
+      <w:r>
+        <w:t>settings_</w:t>
+      </w:r>
+      <w:proofErr w:type="gramStart"/>
+      <w:r>
+        <w:t>screen.dart</w:t>
+      </w:r>
+      <w:proofErr w:type="spellEnd"/>
+      <w:proofErr w:type="gramEnd"/>
+      <w:r>
+        <w:t xml:space="preserve"> — accounts, categories, privacy info, export warning dialog, Shortcuts unverified badge</w:t>
+      </w:r>
+    </w:p>
+    <w:p>
+      <w:pPr>
+        <w:rPr>
+          <w:b/>
+          <w:bCs/>
+        </w:rPr>
+      </w:pPr>
+      <w:r>
+        <w:rPr>
+          <w:b/>
+          <w:bCs/>
+        </w:rPr>
+        <w:t>Platform Adapters</w:t>
+      </w:r>
+    </w:p>
+    <w:p>
+      <w:pPr>
+        <w:numPr>
+          <w:ilvl w:val="0"/>
+          <w:numId w:val="33"/>
+        </w:numPr>
+      </w:pPr>
+      <w:proofErr w:type="spellStart"/>
+      <w:r>
+        <w:t>ios_capture_</w:t>
+      </w:r>
+      <w:proofErr w:type="gramStart"/>
+      <w:r>
+        <w:t>adapter.dart</w:t>
+      </w:r>
+      <w:proofErr w:type="spellEnd"/>
+      <w:proofErr w:type="gramEnd"/>
+      <w:r>
+        <w:t xml:space="preserve"> — stub adapter; </w:t>
+      </w:r>
+      <w:proofErr w:type="spellStart"/>
+      <w:r>
+        <w:t>isCaptureVerified</w:t>
+      </w:r>
+      <w:proofErr w:type="spellEnd"/>
+      <w:r>
+        <w:t xml:space="preserve"> = false; documented as unverified</w:t>
+      </w:r>
+    </w:p>
+    <w:p>
+      <w:pPr>
+        <w:rPr>
+          <w:b/>
+          <w:bCs/>
+        </w:rPr>
+      </w:pPr>
+      <w:r>
+        <w:rPr>
+          <w:b/>
+          <w:bCs/>
+        </w:rPr>
+        <w:t>Automated Tests (38 / 38 Passed)</w:t>
+      </w:r>
+    </w:p>
+    <w:p>
+      <w:pPr>
+        <w:numPr>
+          <w:ilvl w:val="0"/>
+          <w:numId w:val="34"/>
+        </w:numPr>
+      </w:pPr>
+      <w:proofErr w:type="spellStart"/>
+      <w:r>
+        <w:t>sms_parser_</w:t>
+      </w:r>
+      <w:proofErr w:type="gramStart"/>
+      <w:r>
+        <w:t>test.dart</w:t>
+      </w:r>
+      <w:proofErr w:type="spellEnd"/>
+      <w:proofErr w:type="gramEnd"/>
+      <w:r>
+        <w:t xml:space="preserve"> — 16 parser test cases (T-001–T-015, Money arithmetic, </w:t>
+      </w:r>
+      <w:proofErr w:type="spellStart"/>
+      <w:r>
+        <w:t>MonthlyPeriod</w:t>
+      </w:r>
+      <w:proofErr w:type="spellEnd"/>
+      <w:r>
+        <w:t xml:space="preserve"> edge cases)</w:t>
+      </w:r>
+    </w:p>
+    <w:p>
+      <w:pPr>
+        <w:numPr>
+          <w:ilvl w:val="0"/>
+          <w:numId w:val="34"/>
+        </w:numPr>
+      </w:pPr>
+      <w:proofErr w:type="spellStart"/>
+      <w:r>
+        <w:t>deduplication_</w:t>
+      </w:r>
+      <w:proofErr w:type="gramStart"/>
+      <w:r>
+        <w:t>test.dart</w:t>
+      </w:r>
+      <w:proofErr w:type="spellEnd"/>
+      <w:proofErr w:type="gramEnd"/>
+      <w:r>
+        <w:t xml:space="preserve"> — 8 test cases (fake in-memory repo, reference match, time-window uncertain, T-012 duplicate, transfer classification)</w:t>
+      </w:r>
+    </w:p>
+    <w:p>
+      <w:pPr>
+        <w:numPr>
+          <w:ilvl w:val="0"/>
+          <w:numId w:val="34"/>
+        </w:numPr>
+      </w:pPr>
+      <w:proofErr w:type="spellStart"/>
+      <w:r>
+        <w:t>ui_screens_</w:t>
+      </w:r>
+      <w:proofErr w:type="gramStart"/>
+      <w:r>
+        <w:t>test.dart</w:t>
+      </w:r>
+      <w:proofErr w:type="spellEnd"/>
+      <w:proofErr w:type="gramEnd"/>
+      <w:r>
+        <w:t xml:space="preserve"> — 6 widget test cases (Dashboard header &amp; cards, review banner, Transactions search &amp; filter chips, Review Queue states)</w:t>
+      </w:r>
+    </w:p>
+    <w:p>
+      <w:pPr>
+        <w:numPr>
+          <w:ilvl w:val="0"/>
+          <w:numId w:val="34"/>
+        </w:numPr>
+      </w:pPr>
+      <w:r>
+        <w:t>Synthetic CSV test corpus (sms_corpus_synthetic.csv — 15 rows, no real bank data)</w:t>
+      </w:r>
+    </w:p>
+    <w:p>
+      <w:r>
+        <w:pict w14:anchorId="640CD8C3">
+          <v:rect id="_x0000_i1049" style="width:468pt;height:.75pt" o:hralign="center" o:hrstd="t" o:hr="t" fillcolor="#a0a0a0" stroked="f"/>
+        </w:pict>
+      </w:r>
+    </w:p>
+    <w:p>
+      <w:pPr>
+        <w:rPr>
+          <w:b/>
+          <w:bCs/>
+        </w:rPr>
+      </w:pPr>
+      <w:r>
+        <w:rPr>
+          <w:rFonts w:ascii="Segoe UI Emoji" w:hAnsi="Segoe UI Emoji" w:cs="Segoe UI Emoji"/>
+          <w:b/>
+          <w:bCs/>
+        </w:rPr>
+        <w:t>🔄</w:t>
+      </w:r>
+      <w:r>
+        <w:rPr>
+          <w:b/>
+          <w:bCs/>
+        </w:rPr>
+        <w:t xml:space="preserve"> In Progress / Next Up</w:t>
+      </w:r>
+    </w:p>
+    <w:p>
+      <w:pPr>
+        <w:numPr>
+          <w:ilvl w:val="0"/>
+          <w:numId w:val="35"/>
+        </w:numPr>
+      </w:pPr>
+      <w:r>
+        <w:t xml:space="preserve">Complete Settings sub-screens: </w:t>
+      </w:r>
+    </w:p>
+    <w:p>
+      <w:pPr>
+        <w:numPr>
+          <w:ilvl w:val="1"/>
+          <w:numId w:val="35"/>
+        </w:numPr>
+      </w:pPr>
+      <w:r>
+        <w:lastRenderedPageBreak/>
+        <w:t>Account management view (/settings/accounts)</w:t>
+      </w:r>
+    </w:p>
+    <w:p>
+      <w:pPr>
+        <w:numPr>
+          <w:ilvl w:val="1"/>
+          <w:numId w:val="35"/>
+        </w:numPr>
+      </w:pPr>
+      <w:r>
+        <w:t>Category management view (/settings/categories)</w:t>
+      </w:r>
+    </w:p>
+    <w:p>
+      <w:pPr>
+        <w:numPr>
+          <w:ilvl w:val="1"/>
+          <w:numId w:val="35"/>
+        </w:numPr>
+      </w:pPr>
+      <w:r>
+        <w:t>App Lock / biometric settings view (/settings/privacy)</w:t>
+      </w:r>
+    </w:p>
+    <w:p>
+      <w:pPr>
+        <w:numPr>
+          <w:ilvl w:val="1"/>
+          <w:numId w:val="35"/>
+        </w:numPr>
+      </w:pPr>
+      <w:r>
+        <w:t>CSV import preview dialog (/settings/import-export)</w:t>
+      </w:r>
+    </w:p>
+    <w:p>
+      <w:pPr>
+        <w:numPr>
+          <w:ilvl w:val="0"/>
+          <w:numId w:val="35"/>
+        </w:numPr>
+      </w:pPr>
+      <w:r>
+        <w:t xml:space="preserve">Implement category breakdown chart in Insights using </w:t>
+      </w:r>
+      <w:proofErr w:type="spellStart"/>
+      <w:r>
+        <w:t>fl_chart</w:t>
+      </w:r>
+      <w:proofErr w:type="spellEnd"/>
+    </w:p>
+    <w:p>
+      <w:pPr>
+        <w:numPr>
+          <w:ilvl w:val="0"/>
+          <w:numId w:val="35"/>
+        </w:numPr>
+      </w:pPr>
+      <w:r>
+        <w:t>Connect ingestion queue background listener for incoming synthetic SMS payloads</w:t>
+      </w:r>
+    </w:p>
+    <w:p>
+      <w:r>
+        <w:pict w14:anchorId="5BE4A966">
+          <v:rect id="_x0000_i1050" style="width:468pt;height:.75pt" o:hralign="center" o:hrstd="t" o:hr="t" fillcolor="#a0a0a0" stroked="f"/>
+        </w:pict>
+      </w:r>
+    </w:p>
+    <w:p>
+      <w:pPr>
+        <w:rPr>
+          <w:b/>
+          <w:bCs/>
+        </w:rPr>
+      </w:pPr>
+      <w:r>
+        <w:rPr>
+          <w:rFonts w:ascii="Segoe UI Emoji" w:hAnsi="Segoe UI Emoji" w:cs="Segoe UI Emoji"/>
+          <w:b/>
+          <w:bCs/>
+        </w:rPr>
+        <w:t>🔴</w:t>
+      </w:r>
+      <w:r>
+        <w:rPr>
+          <w:b/>
+          <w:bCs/>
+        </w:rPr>
+        <w:t xml:space="preserve"> Blocked (External Platform Constraints)</w:t>
+      </w:r>
+    </w:p>
+    <w:tbl>
+      <w:tblPr>
+        <w:tblW w:w="0" w:type="auto"/>
+        <w:tblCellSpacing w:w="15" w:type="dxa"/>
+        <w:tblCellMar>
+          <w:top w:w="15" w:type="dxa"/>
+          <w:left w:w="15" w:type="dxa"/>
+          <w:bottom w:w="15" w:type="dxa"/>
+          <w:right w:w="15" w:type="dxa"/>
+        </w:tblCellMar>
+        <w:tblLook w:val="04A0" w:firstRow="1" w:lastRow="0" w:firstColumn="1" w:lastColumn="0" w:noHBand="0" w:noVBand="1"/>
+      </w:tblPr>
+      <w:tblGrid>
+        <w:gridCol w:w="1238"/>
+        <w:gridCol w:w="2544"/>
+        <w:gridCol w:w="5244"/>
+      </w:tblGrid>
+      <w:tr>
+        <w:trPr>
+          <w:tblHeader/>
+          <w:tblCellSpacing w:w="15" w:type="dxa"/>
+        </w:trPr>
+        <w:tc>
+          <w:tcPr>
+            <w:tcW w:w="0" w:type="auto"/>
+            <w:vAlign w:val="center"/>
+            <w:hideMark/>
+          </w:tcPr>
+          <w:p>
+            <w:pPr>
+              <w:rPr>
+                <w:b/>
+                <w:bCs/>
+              </w:rPr>
+            </w:pPr>
+            <w:r>
+              <w:rPr>
+                <w:b/>
+                <w:bCs/>
+              </w:rPr>
+              <w:t>Blocker</w:t>
+            </w:r>
+          </w:p>
+        </w:tc>
+        <w:tc>
+          <w:tcPr>
+            <w:tcW w:w="0" w:type="auto"/>
+            <w:vAlign w:val="center"/>
+            <w:hideMark/>
+          </w:tcPr>
+          <w:p>
+            <w:pPr>
+              <w:rPr>
+                <w:b/>
+                <w:bCs/>
+              </w:rPr>
+            </w:pPr>
+            <w:r>
+              <w:rPr>
+                <w:b/>
+                <w:bCs/>
+              </w:rPr>
+              <w:t>Required For</w:t>
+            </w:r>
+          </w:p>
+        </w:tc>
+        <w:tc>
+          <w:tcPr>
+            <w:tcW w:w="0" w:type="auto"/>
+            <w:vAlign w:val="center"/>
+            <w:hideMark/>
+          </w:tcPr>
+          <w:p>
+            <w:pPr>
+              <w:rPr>
+                <w:b/>
+                <w:bCs/>
+              </w:rPr>
+            </w:pPr>
+            <w:r>
+              <w:rPr>
+                <w:b/>
+                <w:bCs/>
+              </w:rPr>
+              <w:t>Next Action</w:t>
+            </w:r>
+          </w:p>
+        </w:tc>
+      </w:tr>
+      <w:tr>
+        <w:trPr>
+          <w:tblCellSpacing w:w="15" w:type="dxa"/>
+        </w:trPr>
+        <w:tc>
+          <w:tcPr>
+            <w:tcW w:w="0" w:type="auto"/>
+            <w:vAlign w:val="center"/>
+            <w:hideMark/>
+          </w:tcPr>
+          <w:p>
+            <w:r>
+              <w:t>macOS / Xcode</w:t>
+            </w:r>
+          </w:p>
+        </w:tc>
+        <w:tc>
+          <w:tcPr>
+            <w:tcW w:w="0" w:type="auto"/>
+            <w:vAlign w:val="center"/>
+            <w:hideMark/>
+          </w:tcPr>
+          <w:p>
+            <w:r>
+              <w:t>iOS native build &amp; device signing</w:t>
+            </w:r>
+          </w:p>
+        </w:tc>
+        <w:tc>
+          <w:tcPr>
+            <w:tcW w:w="0" w:type="auto"/>
+            <w:vAlign w:val="center"/>
+            <w:hideMark/>
+          </w:tcPr>
+          <w:p>
+            <w:r>
+              <w:t xml:space="preserve">Cloud Mac runner (GitHub Actions / </w:t>
+            </w:r>
+            <w:proofErr w:type="spellStart"/>
+            <w:r>
+              <w:t>Codemagic</w:t>
+            </w:r>
+            <w:proofErr w:type="spellEnd"/>
+            <w:r>
+              <w:t>) or physical Mac</w:t>
+            </w:r>
+          </w:p>
+        </w:tc>
+      </w:tr>
+      <w:tr>
+        <w:trPr>
+          <w:tblCellSpacing w:w="15" w:type="dxa"/>
+        </w:trPr>
+        <w:tc>
+          <w:tcPr>
+            <w:tcW w:w="0" w:type="auto"/>
+            <w:vAlign w:val="center"/>
+            <w:hideMark/>
+          </w:tcPr>
+          <w:p>
+            <w:r>
+              <w:t>Physical iPhone</w:t>
+            </w:r>
+          </w:p>
+        </w:tc>
+        <w:tc>
+          <w:tcPr>
+            <w:tcW w:w="0" w:type="auto"/>
+            <w:vAlign w:val="center"/>
+            <w:hideMark/>
+          </w:tcPr>
+          <w:p>
+            <w:r>
+              <w:t>Proof of Concept for iOS Shortcuts + App Intents capture</w:t>
+            </w:r>
+          </w:p>
+        </w:tc>
+        <w:tc>
+          <w:tcPr>
+            <w:tcW w:w="0" w:type="auto"/>
+            <w:vAlign w:val="center"/>
+            <w:hideMark/>
+          </w:tcPr>
+          <w:p>
+            <w:r>
+              <w:t>Run manual test per 04_iPhone_SMS_Capture_POC.docx once iOS build target is available</w:t>
+            </w:r>
+          </w:p>
+        </w:tc>
+      </w:tr>
+      <w:tr>
+        <w:trPr>
+          <w:tblCellSpacing w:w="15" w:type="dxa"/>
+        </w:trPr>
+        <w:tc>
+          <w:tcPr>
+            <w:tcW w:w="0" w:type="auto"/>
+            <w:vAlign w:val="center"/>
+            <w:hideMark/>
+          </w:tcPr>
+          <w:p>
+            <w:proofErr w:type="spellStart"/>
+            <w:r>
+              <w:t>SQLCipher</w:t>
+            </w:r>
+            <w:proofErr w:type="spellEnd"/>
+          </w:p>
+        </w:tc>
+        <w:tc>
+          <w:tcPr>
+            <w:tcW w:w="0" w:type="auto"/>
+            <w:vAlign w:val="center"/>
+            <w:hideMark/>
+          </w:tcPr>
+          <w:p>
+            <w:r>
+              <w:t>Verification of on-device encryption</w:t>
+            </w:r>
+          </w:p>
+        </w:tc>
+        <w:tc>
+          <w:tcPr>
+            <w:tcW w:w="0" w:type="auto"/>
+            <w:vAlign w:val="center"/>
+            <w:hideMark/>
+          </w:tcPr>
+          <w:p>
+            <w:r>
+              <w:t xml:space="preserve">Test </w:t>
+            </w:r>
+            <w:proofErr w:type="spellStart"/>
+            <w:r>
+              <w:t>sqlcipher_flutter_libs</w:t>
+            </w:r>
+            <w:proofErr w:type="spellEnd"/>
+            <w:r>
+              <w:t xml:space="preserve"> compatibility before production data storage</w:t>
+            </w:r>
+          </w:p>
+        </w:tc>
+      </w:tr>
+    </w:tbl>
     <w:p/>
     <w:sectPr>
       <w:pgSz w:w="11906" w:h="16838"/>
@@ -1906,6 +5130,155 @@
 <file path=word/numbering.xml><?xml version="1.0" encoding="utf-8"?>
 <w:numbering xmlns:wpc="http://schemas.microsoft.com/office/word/2010/wordprocessingCanvas" xmlns:cx="http://schemas.microsoft.com/office/drawing/2014/chartex" xmlns:cx1="http://schemas.microsoft.com/office/drawing/2015/9/8/chartex" xmlns:cx2="http://schemas.microsoft.com/office/drawing/2015/10/21/chartex" xmlns:cx3="http://schemas.microsoft.com/office/drawing/2016/5/9/chartex" xmlns:cx4="http://schemas.microsoft.com/office/drawing/2016/5/10/chartex" xmlns:cx5="http://schemas.microsoft.com/office/drawing/2016/5/11/chartex" xmlns:cx6="http://schemas.microsoft.com/office/drawing/2016/5/12/chartex" xmlns:cx7="http://schemas.microsoft.com/office/drawing/2016/5/13/chartex" xmlns:cx8="http://schemas.microsoft.com/office/drawing/2016/5/14/chartex" xmlns:mc="http://schemas.openxmlformats.org/markup-compatibility/2006" xmlns:aink="http://schemas.microsoft.com/office/drawing/2016/ink" xmlns:am3d="http://schemas.microsoft.com/office/drawing/2017/model3d" xmlns:o="urn:schemas-microsoft-com:office:office" xmlns:oel="http://schemas.microsoft.com/office/2019/extlst" xmlns:r="http://schemas.openxmlformats.org/officeDocument/2006/relationships" xmlns:m="http://schemas.openxmlformats.org/officeDocument/2006/math" xmlns:v="urn:schemas-microsoft-com:vml" xmlns:wp14="http://schemas.microsoft.com/office/word/2010/wordprocessingDrawing" xmlns:wp="http://schemas.openxmlformats.org/drawingml/2006/wordprocessingDrawing" xmlns:w10="urn:schemas-microsoft-com:office:word" xmlns:w="http://schemas.openxmlformats.org/wordprocessingml/2006/main" xmlns:w14="http://schemas.microsoft.com/office/word/2010/wordml" xmlns:w15="http://schemas.microsoft.com/office/word/2012/wordml" xmlns:w16cex="http://schemas.microsoft.com/office/word/2018/wordml/cex" xmlns:w16cid="http://schemas.microsoft.com/office/word/2016/wordml/cid" xmlns:w16="http://schemas.microsoft.com/office/word/2018/wordml" xmlns:w16du="http://schemas.microsoft.com/office/word/2023/wordml/word16du" xmlns:w16sdtdh="http://schemas.microsoft.com/office/word/2020/wordml/sdtdatahash" xmlns:w16sdtfl="http://schemas.microsoft.com/office/word/2024/wordml/sdtformatlock" xmlns:w16se="http://schemas.microsoft.com/office/word/2015/wordml/symex" xmlns:wpg="http://schemas.microsoft.com/office/word/2010/wordprocessingGroup" xmlns:wpi="http://schemas.microsoft.com/office/word/2010/wordprocessingInk" xmlns:wne="http://schemas.microsoft.com/office/word/2006/wordml" xmlns:wps="http://schemas.microsoft.com/office/word/2010/wordprocessingShape" mc:Ignorable="w14 w15 w16se w16cid w16 w16cex w16sdtdh w16sdtfl w16du wp14">
   <w:abstractNum w:abstractNumId="0" w15:restartNumberingAfterBreak="0">
+    <w:nsid w:val="02F10715"/>
+    <w:multiLevelType w:val="multilevel"/>
+    <w:tmpl w:val="BED470DA"/>
+    <w:lvl w:ilvl="0">
+      <w:start w:val="1"/>
+      <w:numFmt w:val="bullet"/>
+      <w:lvlText w:val=""/>
+      <w:lvlJc w:val="left"/>
+      <w:pPr>
+        <w:tabs>
+          <w:tab w:val="num" w:pos="720"/>
+        </w:tabs>
+        <w:ind w:left="720" w:hanging="360"/>
+      </w:pPr>
+      <w:rPr>
+        <w:rFonts w:ascii="Symbol" w:hAnsi="Symbol" w:hint="default"/>
+        <w:sz w:val="20"/>
+      </w:rPr>
+    </w:lvl>
+    <w:lvl w:ilvl="1" w:tentative="1">
+      <w:start w:val="1"/>
+      <w:numFmt w:val="bullet"/>
+      <w:lvlText w:val="o"/>
+      <w:lvlJc w:val="left"/>
+      <w:pPr>
+        <w:tabs>
+          <w:tab w:val="num" w:pos="1440"/>
+        </w:tabs>
+        <w:ind w:left="1440" w:hanging="360"/>
+      </w:pPr>
+      <w:rPr>
+        <w:rFonts w:ascii="Courier New" w:hAnsi="Courier New" w:hint="default"/>
+        <w:sz w:val="20"/>
+      </w:rPr>
+    </w:lvl>
+    <w:lvl w:ilvl="2" w:tentative="1">
+      <w:start w:val="1"/>
+      <w:numFmt w:val="bullet"/>
+      <w:lvlText w:val=""/>
+      <w:lvlJc w:val="left"/>
+      <w:pPr>
+        <w:tabs>
+          <w:tab w:val="num" w:pos="2160"/>
+        </w:tabs>
+        <w:ind w:left="2160" w:hanging="360"/>
+      </w:pPr>
+      <w:rPr>
+        <w:rFonts w:ascii="Wingdings" w:hAnsi="Wingdings" w:hint="default"/>
+        <w:sz w:val="20"/>
+      </w:rPr>
+    </w:lvl>
+    <w:lvl w:ilvl="3" w:tentative="1">
+      <w:start w:val="1"/>
+      <w:numFmt w:val="bullet"/>
+      <w:lvlText w:val=""/>
+      <w:lvlJc w:val="left"/>
+      <w:pPr>
+        <w:tabs>
+          <w:tab w:val="num" w:pos="2880"/>
+        </w:tabs>
+        <w:ind w:left="2880" w:hanging="360"/>
+      </w:pPr>
+      <w:rPr>
+        <w:rFonts w:ascii="Wingdings" w:hAnsi="Wingdings" w:hint="default"/>
+        <w:sz w:val="20"/>
+      </w:rPr>
+    </w:lvl>
+    <w:lvl w:ilvl="4" w:tentative="1">
+      <w:start w:val="1"/>
+      <w:numFmt w:val="bullet"/>
+      <w:lvlText w:val=""/>
+      <w:lvlJc w:val="left"/>
+      <w:pPr>
+        <w:tabs>
+          <w:tab w:val="num" w:pos="3600"/>
+        </w:tabs>
+        <w:ind w:left="3600" w:hanging="360"/>
+      </w:pPr>
+      <w:rPr>
+        <w:rFonts w:ascii="Wingdings" w:hAnsi="Wingdings" w:hint="default"/>
+        <w:sz w:val="20"/>
+      </w:rPr>
+    </w:lvl>
+    <w:lvl w:ilvl="5" w:tentative="1">
+      <w:start w:val="1"/>
+      <w:numFmt w:val="bullet"/>
+      <w:lvlText w:val=""/>
+      <w:lvlJc w:val="left"/>
+      <w:pPr>
+        <w:tabs>
+          <w:tab w:val="num" w:pos="4320"/>
+        </w:tabs>
+        <w:ind w:left="4320" w:hanging="360"/>
+      </w:pPr>
+      <w:rPr>
+        <w:rFonts w:ascii="Wingdings" w:hAnsi="Wingdings" w:hint="default"/>
+        <w:sz w:val="20"/>
+      </w:rPr>
+    </w:lvl>
+    <w:lvl w:ilvl="6" w:tentative="1">
+      <w:start w:val="1"/>
+      <w:numFmt w:val="bullet"/>
+      <w:lvlText w:val=""/>
+      <w:lvlJc w:val="left"/>
+      <w:pPr>
+        <w:tabs>
+          <w:tab w:val="num" w:pos="5040"/>
+        </w:tabs>
+        <w:ind w:left="5040" w:hanging="360"/>
+      </w:pPr>
+      <w:rPr>
+        <w:rFonts w:ascii="Wingdings" w:hAnsi="Wingdings" w:hint="default"/>
+        <w:sz w:val="20"/>
+      </w:rPr>
+    </w:lvl>
+    <w:lvl w:ilvl="7" w:tentative="1">
+      <w:start w:val="1"/>
+      <w:numFmt w:val="bullet"/>
+      <w:lvlText w:val=""/>
+      <w:lvlJc w:val="left"/>
+      <w:pPr>
+        <w:tabs>
+          <w:tab w:val="num" w:pos="5760"/>
+        </w:tabs>
+        <w:ind w:left="5760" w:hanging="360"/>
+      </w:pPr>
+      <w:rPr>
+        <w:rFonts w:ascii="Wingdings" w:hAnsi="Wingdings" w:hint="default"/>
+        <w:sz w:val="20"/>
+      </w:rPr>
+    </w:lvl>
+    <w:lvl w:ilvl="8" w:tentative="1">
+      <w:start w:val="1"/>
+      <w:numFmt w:val="bullet"/>
+      <w:lvlText w:val=""/>
+      <w:lvlJc w:val="left"/>
+      <w:pPr>
+        <w:tabs>
+          <w:tab w:val="num" w:pos="6480"/>
+        </w:tabs>
+        <w:ind w:left="6480" w:hanging="360"/>
+      </w:pPr>
+      <w:rPr>
+        <w:rFonts w:ascii="Wingdings" w:hAnsi="Wingdings" w:hint="default"/>
+        <w:sz w:val="20"/>
+      </w:rPr>
+    </w:lvl>
+  </w:abstractNum>
+  <w:abstractNum w:abstractNumId="1" w15:restartNumberingAfterBreak="0">
     <w:nsid w:val="03DC2FBD"/>
     <w:multiLevelType w:val="multilevel"/>
     <w:tmpl w:val="66EE4F3E"/>
@@ -2054,7 +5427,7 @@
       </w:rPr>
     </w:lvl>
   </w:abstractNum>
-  <w:abstractNum w:abstractNumId="1" w15:restartNumberingAfterBreak="0">
+  <w:abstractNum w:abstractNumId="2" w15:restartNumberingAfterBreak="0">
     <w:nsid w:val="13B410B2"/>
     <w:multiLevelType w:val="multilevel"/>
     <w:tmpl w:val="4D3A274A"/>
@@ -2203,7 +5576,7 @@
       </w:rPr>
     </w:lvl>
   </w:abstractNum>
-  <w:abstractNum w:abstractNumId="2" w15:restartNumberingAfterBreak="0">
+  <w:abstractNum w:abstractNumId="3" w15:restartNumberingAfterBreak="0">
     <w:nsid w:val="16962D33"/>
     <w:multiLevelType w:val="multilevel"/>
     <w:tmpl w:val="97C4D494"/>
@@ -2352,7 +5725,156 @@
       </w:rPr>
     </w:lvl>
   </w:abstractNum>
-  <w:abstractNum w:abstractNumId="3" w15:restartNumberingAfterBreak="0">
+  <w:abstractNum w:abstractNumId="4" w15:restartNumberingAfterBreak="0">
+    <w:nsid w:val="16CC42D8"/>
+    <w:multiLevelType w:val="multilevel"/>
+    <w:tmpl w:val="107CC8DC"/>
+    <w:lvl w:ilvl="0">
+      <w:start w:val="1"/>
+      <w:numFmt w:val="bullet"/>
+      <w:lvlText w:val=""/>
+      <w:lvlJc w:val="left"/>
+      <w:pPr>
+        <w:tabs>
+          <w:tab w:val="num" w:pos="720"/>
+        </w:tabs>
+        <w:ind w:left="720" w:hanging="360"/>
+      </w:pPr>
+      <w:rPr>
+        <w:rFonts w:ascii="Symbol" w:hAnsi="Symbol" w:hint="default"/>
+        <w:sz w:val="20"/>
+      </w:rPr>
+    </w:lvl>
+    <w:lvl w:ilvl="1" w:tentative="1">
+      <w:start w:val="1"/>
+      <w:numFmt w:val="bullet"/>
+      <w:lvlText w:val="o"/>
+      <w:lvlJc w:val="left"/>
+      <w:pPr>
+        <w:tabs>
+          <w:tab w:val="num" w:pos="1440"/>
+        </w:tabs>
+        <w:ind w:left="1440" w:hanging="360"/>
+      </w:pPr>
+      <w:rPr>
+        <w:rFonts w:ascii="Courier New" w:hAnsi="Courier New" w:hint="default"/>
+        <w:sz w:val="20"/>
+      </w:rPr>
+    </w:lvl>
+    <w:lvl w:ilvl="2" w:tentative="1">
+      <w:start w:val="1"/>
+      <w:numFmt w:val="bullet"/>
+      <w:lvlText w:val=""/>
+      <w:lvlJc w:val="left"/>
+      <w:pPr>
+        <w:tabs>
+          <w:tab w:val="num" w:pos="2160"/>
+        </w:tabs>
+        <w:ind w:left="2160" w:hanging="360"/>
+      </w:pPr>
+      <w:rPr>
+        <w:rFonts w:ascii="Wingdings" w:hAnsi="Wingdings" w:hint="default"/>
+        <w:sz w:val="20"/>
+      </w:rPr>
+    </w:lvl>
+    <w:lvl w:ilvl="3" w:tentative="1">
+      <w:start w:val="1"/>
+      <w:numFmt w:val="bullet"/>
+      <w:lvlText w:val=""/>
+      <w:lvlJc w:val="left"/>
+      <w:pPr>
+        <w:tabs>
+          <w:tab w:val="num" w:pos="2880"/>
+        </w:tabs>
+        <w:ind w:left="2880" w:hanging="360"/>
+      </w:pPr>
+      <w:rPr>
+        <w:rFonts w:ascii="Wingdings" w:hAnsi="Wingdings" w:hint="default"/>
+        <w:sz w:val="20"/>
+      </w:rPr>
+    </w:lvl>
+    <w:lvl w:ilvl="4" w:tentative="1">
+      <w:start w:val="1"/>
+      <w:numFmt w:val="bullet"/>
+      <w:lvlText w:val=""/>
+      <w:lvlJc w:val="left"/>
+      <w:pPr>
+        <w:tabs>
+          <w:tab w:val="num" w:pos="3600"/>
+        </w:tabs>
+        <w:ind w:left="3600" w:hanging="360"/>
+      </w:pPr>
+      <w:rPr>
+        <w:rFonts w:ascii="Wingdings" w:hAnsi="Wingdings" w:hint="default"/>
+        <w:sz w:val="20"/>
+      </w:rPr>
+    </w:lvl>
+    <w:lvl w:ilvl="5" w:tentative="1">
+      <w:start w:val="1"/>
+      <w:numFmt w:val="bullet"/>
+      <w:lvlText w:val=""/>
+      <w:lvlJc w:val="left"/>
+      <w:pPr>
+        <w:tabs>
+          <w:tab w:val="num" w:pos="4320"/>
+        </w:tabs>
+        <w:ind w:left="4320" w:hanging="360"/>
+      </w:pPr>
+      <w:rPr>
+        <w:rFonts w:ascii="Wingdings" w:hAnsi="Wingdings" w:hint="default"/>
+        <w:sz w:val="20"/>
+      </w:rPr>
+    </w:lvl>
+    <w:lvl w:ilvl="6" w:tentative="1">
+      <w:start w:val="1"/>
+      <w:numFmt w:val="bullet"/>
+      <w:lvlText w:val=""/>
+      <w:lvlJc w:val="left"/>
+      <w:pPr>
+        <w:tabs>
+          <w:tab w:val="num" w:pos="5040"/>
+        </w:tabs>
+        <w:ind w:left="5040" w:hanging="360"/>
+      </w:pPr>
+      <w:rPr>
+        <w:rFonts w:ascii="Wingdings" w:hAnsi="Wingdings" w:hint="default"/>
+        <w:sz w:val="20"/>
+      </w:rPr>
+    </w:lvl>
+    <w:lvl w:ilvl="7" w:tentative="1">
+      <w:start w:val="1"/>
+      <w:numFmt w:val="bullet"/>
+      <w:lvlText w:val=""/>
+      <w:lvlJc w:val="left"/>
+      <w:pPr>
+        <w:tabs>
+          <w:tab w:val="num" w:pos="5760"/>
+        </w:tabs>
+        <w:ind w:left="5760" w:hanging="360"/>
+      </w:pPr>
+      <w:rPr>
+        <w:rFonts w:ascii="Wingdings" w:hAnsi="Wingdings" w:hint="default"/>
+        <w:sz w:val="20"/>
+      </w:rPr>
+    </w:lvl>
+    <w:lvl w:ilvl="8" w:tentative="1">
+      <w:start w:val="1"/>
+      <w:numFmt w:val="bullet"/>
+      <w:lvlText w:val=""/>
+      <w:lvlJc w:val="left"/>
+      <w:pPr>
+        <w:tabs>
+          <w:tab w:val="num" w:pos="6480"/>
+        </w:tabs>
+        <w:ind w:left="6480" w:hanging="360"/>
+      </w:pPr>
+      <w:rPr>
+        <w:rFonts w:ascii="Wingdings" w:hAnsi="Wingdings" w:hint="default"/>
+        <w:sz w:val="20"/>
+      </w:rPr>
+    </w:lvl>
+  </w:abstractNum>
+  <w:abstractNum w:abstractNumId="5" w15:restartNumberingAfterBreak="0">
     <w:nsid w:val="171D7195"/>
     <w:multiLevelType w:val="multilevel"/>
     <w:tmpl w:val="6CAEE95A"/>
@@ -2501,7 +6023,7 @@
       </w:rPr>
     </w:lvl>
   </w:abstractNum>
-  <w:abstractNum w:abstractNumId="4" w15:restartNumberingAfterBreak="0">
+  <w:abstractNum w:abstractNumId="6" w15:restartNumberingAfterBreak="0">
     <w:nsid w:val="1B78713A"/>
     <w:multiLevelType w:val="multilevel"/>
     <w:tmpl w:val="1B76F0EE"/>
@@ -2650,7 +6172,156 @@
       </w:rPr>
     </w:lvl>
   </w:abstractNum>
-  <w:abstractNum w:abstractNumId="5" w15:restartNumberingAfterBreak="0">
+  <w:abstractNum w:abstractNumId="7" w15:restartNumberingAfterBreak="0">
+    <w:nsid w:val="1E4860BF"/>
+    <w:multiLevelType w:val="multilevel"/>
+    <w:tmpl w:val="7BF4AF54"/>
+    <w:lvl w:ilvl="0">
+      <w:start w:val="1"/>
+      <w:numFmt w:val="bullet"/>
+      <w:lvlText w:val=""/>
+      <w:lvlJc w:val="left"/>
+      <w:pPr>
+        <w:tabs>
+          <w:tab w:val="num" w:pos="720"/>
+        </w:tabs>
+        <w:ind w:left="720" w:hanging="360"/>
+      </w:pPr>
+      <w:rPr>
+        <w:rFonts w:ascii="Symbol" w:hAnsi="Symbol" w:hint="default"/>
+        <w:sz w:val="20"/>
+      </w:rPr>
+    </w:lvl>
+    <w:lvl w:ilvl="1" w:tentative="1">
+      <w:start w:val="1"/>
+      <w:numFmt w:val="bullet"/>
+      <w:lvlText w:val="o"/>
+      <w:lvlJc w:val="left"/>
+      <w:pPr>
+        <w:tabs>
+          <w:tab w:val="num" w:pos="1440"/>
+        </w:tabs>
+        <w:ind w:left="1440" w:hanging="360"/>
+      </w:pPr>
+      <w:rPr>
+        <w:rFonts w:ascii="Courier New" w:hAnsi="Courier New" w:hint="default"/>
+        <w:sz w:val="20"/>
+      </w:rPr>
+    </w:lvl>
+    <w:lvl w:ilvl="2" w:tentative="1">
+      <w:start w:val="1"/>
+      <w:numFmt w:val="bullet"/>
+      <w:lvlText w:val=""/>
+      <w:lvlJc w:val="left"/>
+      <w:pPr>
+        <w:tabs>
+          <w:tab w:val="num" w:pos="2160"/>
+        </w:tabs>
+        <w:ind w:left="2160" w:hanging="360"/>
+      </w:pPr>
+      <w:rPr>
+        <w:rFonts w:ascii="Wingdings" w:hAnsi="Wingdings" w:hint="default"/>
+        <w:sz w:val="20"/>
+      </w:rPr>
+    </w:lvl>
+    <w:lvl w:ilvl="3" w:tentative="1">
+      <w:start w:val="1"/>
+      <w:numFmt w:val="bullet"/>
+      <w:lvlText w:val=""/>
+      <w:lvlJc w:val="left"/>
+      <w:pPr>
+        <w:tabs>
+          <w:tab w:val="num" w:pos="2880"/>
+        </w:tabs>
+        <w:ind w:left="2880" w:hanging="360"/>
+      </w:pPr>
+      <w:rPr>
+        <w:rFonts w:ascii="Wingdings" w:hAnsi="Wingdings" w:hint="default"/>
+        <w:sz w:val="20"/>
+      </w:rPr>
+    </w:lvl>
+    <w:lvl w:ilvl="4" w:tentative="1">
+      <w:start w:val="1"/>
+      <w:numFmt w:val="bullet"/>
+      <w:lvlText w:val=""/>
+      <w:lvlJc w:val="left"/>
+      <w:pPr>
+        <w:tabs>
+          <w:tab w:val="num" w:pos="3600"/>
+        </w:tabs>
+        <w:ind w:left="3600" w:hanging="360"/>
+      </w:pPr>
+      <w:rPr>
+        <w:rFonts w:ascii="Wingdings" w:hAnsi="Wingdings" w:hint="default"/>
+        <w:sz w:val="20"/>
+      </w:rPr>
+    </w:lvl>
+    <w:lvl w:ilvl="5" w:tentative="1">
+      <w:start w:val="1"/>
+      <w:numFmt w:val="bullet"/>
+      <w:lvlText w:val=""/>
+      <w:lvlJc w:val="left"/>
+      <w:pPr>
+        <w:tabs>
+          <w:tab w:val="num" w:pos="4320"/>
+        </w:tabs>
+        <w:ind w:left="4320" w:hanging="360"/>
+      </w:pPr>
+      <w:rPr>
+        <w:rFonts w:ascii="Wingdings" w:hAnsi="Wingdings" w:hint="default"/>
+        <w:sz w:val="20"/>
+      </w:rPr>
+    </w:lvl>
+    <w:lvl w:ilvl="6" w:tentative="1">
+      <w:start w:val="1"/>
+      <w:numFmt w:val="bullet"/>
+      <w:lvlText w:val=""/>
+      <w:lvlJc w:val="left"/>
+      <w:pPr>
+        <w:tabs>
+          <w:tab w:val="num" w:pos="5040"/>
+        </w:tabs>
+        <w:ind w:left="5040" w:hanging="360"/>
+      </w:pPr>
+      <w:rPr>
+        <w:rFonts w:ascii="Wingdings" w:hAnsi="Wingdings" w:hint="default"/>
+        <w:sz w:val="20"/>
+      </w:rPr>
+    </w:lvl>
+    <w:lvl w:ilvl="7" w:tentative="1">
+      <w:start w:val="1"/>
+      <w:numFmt w:val="bullet"/>
+      <w:lvlText w:val=""/>
+      <w:lvlJc w:val="left"/>
+      <w:pPr>
+        <w:tabs>
+          <w:tab w:val="num" w:pos="5760"/>
+        </w:tabs>
+        <w:ind w:left="5760" w:hanging="360"/>
+      </w:pPr>
+      <w:rPr>
+        <w:rFonts w:ascii="Wingdings" w:hAnsi="Wingdings" w:hint="default"/>
+        <w:sz w:val="20"/>
+      </w:rPr>
+    </w:lvl>
+    <w:lvl w:ilvl="8" w:tentative="1">
+      <w:start w:val="1"/>
+      <w:numFmt w:val="bullet"/>
+      <w:lvlText w:val=""/>
+      <w:lvlJc w:val="left"/>
+      <w:pPr>
+        <w:tabs>
+          <w:tab w:val="num" w:pos="6480"/>
+        </w:tabs>
+        <w:ind w:left="6480" w:hanging="360"/>
+      </w:pPr>
+      <w:rPr>
+        <w:rFonts w:ascii="Wingdings" w:hAnsi="Wingdings" w:hint="default"/>
+        <w:sz w:val="20"/>
+      </w:rPr>
+    </w:lvl>
+  </w:abstractNum>
+  <w:abstractNum w:abstractNumId="8" w15:restartNumberingAfterBreak="0">
     <w:nsid w:val="1E90295C"/>
     <w:multiLevelType w:val="multilevel"/>
     <w:tmpl w:val="B3728CF2"/>
@@ -2799,7 +6470,156 @@
       </w:rPr>
     </w:lvl>
   </w:abstractNum>
-  <w:abstractNum w:abstractNumId="6" w15:restartNumberingAfterBreak="0">
+  <w:abstractNum w:abstractNumId="9" w15:restartNumberingAfterBreak="0">
+    <w:nsid w:val="1EBD7D33"/>
+    <w:multiLevelType w:val="multilevel"/>
+    <w:tmpl w:val="BDE47312"/>
+    <w:lvl w:ilvl="0">
+      <w:start w:val="1"/>
+      <w:numFmt w:val="bullet"/>
+      <w:lvlText w:val=""/>
+      <w:lvlJc w:val="left"/>
+      <w:pPr>
+        <w:tabs>
+          <w:tab w:val="num" w:pos="720"/>
+        </w:tabs>
+        <w:ind w:left="720" w:hanging="360"/>
+      </w:pPr>
+      <w:rPr>
+        <w:rFonts w:ascii="Symbol" w:hAnsi="Symbol" w:hint="default"/>
+        <w:sz w:val="20"/>
+      </w:rPr>
+    </w:lvl>
+    <w:lvl w:ilvl="1" w:tentative="1">
+      <w:start w:val="1"/>
+      <w:numFmt w:val="bullet"/>
+      <w:lvlText w:val="o"/>
+      <w:lvlJc w:val="left"/>
+      <w:pPr>
+        <w:tabs>
+          <w:tab w:val="num" w:pos="1440"/>
+        </w:tabs>
+        <w:ind w:left="1440" w:hanging="360"/>
+      </w:pPr>
+      <w:rPr>
+        <w:rFonts w:ascii="Courier New" w:hAnsi="Courier New" w:hint="default"/>
+        <w:sz w:val="20"/>
+      </w:rPr>
+    </w:lvl>
+    <w:lvl w:ilvl="2" w:tentative="1">
+      <w:start w:val="1"/>
+      <w:numFmt w:val="bullet"/>
+      <w:lvlText w:val=""/>
+      <w:lvlJc w:val="left"/>
+      <w:pPr>
+        <w:tabs>
+          <w:tab w:val="num" w:pos="2160"/>
+        </w:tabs>
+        <w:ind w:left="2160" w:hanging="360"/>
+      </w:pPr>
+      <w:rPr>
+        <w:rFonts w:ascii="Wingdings" w:hAnsi="Wingdings" w:hint="default"/>
+        <w:sz w:val="20"/>
+      </w:rPr>
+    </w:lvl>
+    <w:lvl w:ilvl="3" w:tentative="1">
+      <w:start w:val="1"/>
+      <w:numFmt w:val="bullet"/>
+      <w:lvlText w:val=""/>
+      <w:lvlJc w:val="left"/>
+      <w:pPr>
+        <w:tabs>
+          <w:tab w:val="num" w:pos="2880"/>
+        </w:tabs>
+        <w:ind w:left="2880" w:hanging="360"/>
+      </w:pPr>
+      <w:rPr>
+        <w:rFonts w:ascii="Wingdings" w:hAnsi="Wingdings" w:hint="default"/>
+        <w:sz w:val="20"/>
+      </w:rPr>
+    </w:lvl>
+    <w:lvl w:ilvl="4" w:tentative="1">
+      <w:start w:val="1"/>
+      <w:numFmt w:val="bullet"/>
+      <w:lvlText w:val=""/>
+      <w:lvlJc w:val="left"/>
+      <w:pPr>
+        <w:tabs>
+          <w:tab w:val="num" w:pos="3600"/>
+        </w:tabs>
+        <w:ind w:left="3600" w:hanging="360"/>
+      </w:pPr>
+      <w:rPr>
+        <w:rFonts w:ascii="Wingdings" w:hAnsi="Wingdings" w:hint="default"/>
+        <w:sz w:val="20"/>
+      </w:rPr>
+    </w:lvl>
+    <w:lvl w:ilvl="5" w:tentative="1">
+      <w:start w:val="1"/>
+      <w:numFmt w:val="bullet"/>
+      <w:lvlText w:val=""/>
+      <w:lvlJc w:val="left"/>
+      <w:pPr>
+        <w:tabs>
+          <w:tab w:val="num" w:pos="4320"/>
+        </w:tabs>
+        <w:ind w:left="4320" w:hanging="360"/>
+      </w:pPr>
+      <w:rPr>
+        <w:rFonts w:ascii="Wingdings" w:hAnsi="Wingdings" w:hint="default"/>
+        <w:sz w:val="20"/>
+      </w:rPr>
+    </w:lvl>
+    <w:lvl w:ilvl="6" w:tentative="1">
+      <w:start w:val="1"/>
+      <w:numFmt w:val="bullet"/>
+      <w:lvlText w:val=""/>
+      <w:lvlJc w:val="left"/>
+      <w:pPr>
+        <w:tabs>
+          <w:tab w:val="num" w:pos="5040"/>
+        </w:tabs>
+        <w:ind w:left="5040" w:hanging="360"/>
+      </w:pPr>
+      <w:rPr>
+        <w:rFonts w:ascii="Wingdings" w:hAnsi="Wingdings" w:hint="default"/>
+        <w:sz w:val="20"/>
+      </w:rPr>
+    </w:lvl>
+    <w:lvl w:ilvl="7" w:tentative="1">
+      <w:start w:val="1"/>
+      <w:numFmt w:val="bullet"/>
+      <w:lvlText w:val=""/>
+      <w:lvlJc w:val="left"/>
+      <w:pPr>
+        <w:tabs>
+          <w:tab w:val="num" w:pos="5760"/>
+        </w:tabs>
+        <w:ind w:left="5760" w:hanging="360"/>
+      </w:pPr>
+      <w:rPr>
+        <w:rFonts w:ascii="Wingdings" w:hAnsi="Wingdings" w:hint="default"/>
+        <w:sz w:val="20"/>
+      </w:rPr>
+    </w:lvl>
+    <w:lvl w:ilvl="8" w:tentative="1">
+      <w:start w:val="1"/>
+      <w:numFmt w:val="bullet"/>
+      <w:lvlText w:val=""/>
+      <w:lvlJc w:val="left"/>
+      <w:pPr>
+        <w:tabs>
+          <w:tab w:val="num" w:pos="6480"/>
+        </w:tabs>
+        <w:ind w:left="6480" w:hanging="360"/>
+      </w:pPr>
+      <w:rPr>
+        <w:rFonts w:ascii="Wingdings" w:hAnsi="Wingdings" w:hint="default"/>
+        <w:sz w:val="20"/>
+      </w:rPr>
+    </w:lvl>
+  </w:abstractNum>
+  <w:abstractNum w:abstractNumId="10" w15:restartNumberingAfterBreak="0">
     <w:nsid w:val="1F8A1ACC"/>
     <w:multiLevelType w:val="multilevel"/>
     <w:tmpl w:val="69C4DBD4"/>
@@ -2948,7 +6768,7 @@
       </w:rPr>
     </w:lvl>
   </w:abstractNum>
-  <w:abstractNum w:abstractNumId="7" w15:restartNumberingAfterBreak="0">
+  <w:abstractNum w:abstractNumId="11" w15:restartNumberingAfterBreak="0">
     <w:nsid w:val="254F7AFC"/>
     <w:multiLevelType w:val="multilevel"/>
     <w:tmpl w:val="C84A48E4"/>
@@ -3097,7 +6917,156 @@
       </w:rPr>
     </w:lvl>
   </w:abstractNum>
-  <w:abstractNum w:abstractNumId="8" w15:restartNumberingAfterBreak="0">
+  <w:abstractNum w:abstractNumId="12" w15:restartNumberingAfterBreak="0">
+    <w:nsid w:val="269D10A3"/>
+    <w:multiLevelType w:val="multilevel"/>
+    <w:tmpl w:val="F38848E2"/>
+    <w:lvl w:ilvl="0">
+      <w:start w:val="1"/>
+      <w:numFmt w:val="bullet"/>
+      <w:lvlText w:val=""/>
+      <w:lvlJc w:val="left"/>
+      <w:pPr>
+        <w:tabs>
+          <w:tab w:val="num" w:pos="720"/>
+        </w:tabs>
+        <w:ind w:left="720" w:hanging="360"/>
+      </w:pPr>
+      <w:rPr>
+        <w:rFonts w:ascii="Symbol" w:hAnsi="Symbol" w:hint="default"/>
+        <w:sz w:val="20"/>
+      </w:rPr>
+    </w:lvl>
+    <w:lvl w:ilvl="1">
+      <w:start w:val="1"/>
+      <w:numFmt w:val="bullet"/>
+      <w:lvlText w:val="o"/>
+      <w:lvlJc w:val="left"/>
+      <w:pPr>
+        <w:tabs>
+          <w:tab w:val="num" w:pos="1440"/>
+        </w:tabs>
+        <w:ind w:left="1440" w:hanging="360"/>
+      </w:pPr>
+      <w:rPr>
+        <w:rFonts w:ascii="Courier New" w:hAnsi="Courier New" w:hint="default"/>
+        <w:sz w:val="20"/>
+      </w:rPr>
+    </w:lvl>
+    <w:lvl w:ilvl="2" w:tentative="1">
+      <w:start w:val="1"/>
+      <w:numFmt w:val="bullet"/>
+      <w:lvlText w:val=""/>
+      <w:lvlJc w:val="left"/>
+      <w:pPr>
+        <w:tabs>
+          <w:tab w:val="num" w:pos="2160"/>
+        </w:tabs>
+        <w:ind w:left="2160" w:hanging="360"/>
+      </w:pPr>
+      <w:rPr>
+        <w:rFonts w:ascii="Wingdings" w:hAnsi="Wingdings" w:hint="default"/>
+        <w:sz w:val="20"/>
+      </w:rPr>
+    </w:lvl>
+    <w:lvl w:ilvl="3" w:tentative="1">
+      <w:start w:val="1"/>
+      <w:numFmt w:val="bullet"/>
+      <w:lvlText w:val=""/>
+      <w:lvlJc w:val="left"/>
+      <w:pPr>
+        <w:tabs>
+          <w:tab w:val="num" w:pos="2880"/>
+        </w:tabs>
+        <w:ind w:left="2880" w:hanging="360"/>
+      </w:pPr>
+      <w:rPr>
+        <w:rFonts w:ascii="Wingdings" w:hAnsi="Wingdings" w:hint="default"/>
+        <w:sz w:val="20"/>
+      </w:rPr>
+    </w:lvl>
+    <w:lvl w:ilvl="4" w:tentative="1">
+      <w:start w:val="1"/>
+      <w:numFmt w:val="bullet"/>
+      <w:lvlText w:val=""/>
+      <w:lvlJc w:val="left"/>
+      <w:pPr>
+        <w:tabs>
+          <w:tab w:val="num" w:pos="3600"/>
+        </w:tabs>
+        <w:ind w:left="3600" w:hanging="360"/>
+      </w:pPr>
+      <w:rPr>
+        <w:rFonts w:ascii="Wingdings" w:hAnsi="Wingdings" w:hint="default"/>
+        <w:sz w:val="20"/>
+      </w:rPr>
+    </w:lvl>
+    <w:lvl w:ilvl="5" w:tentative="1">
+      <w:start w:val="1"/>
+      <w:numFmt w:val="bullet"/>
+      <w:lvlText w:val=""/>
+      <w:lvlJc w:val="left"/>
+      <w:pPr>
+        <w:tabs>
+          <w:tab w:val="num" w:pos="4320"/>
+        </w:tabs>
+        <w:ind w:left="4320" w:hanging="360"/>
+      </w:pPr>
+      <w:rPr>
+        <w:rFonts w:ascii="Wingdings" w:hAnsi="Wingdings" w:hint="default"/>
+        <w:sz w:val="20"/>
+      </w:rPr>
+    </w:lvl>
+    <w:lvl w:ilvl="6" w:tentative="1">
+      <w:start w:val="1"/>
+      <w:numFmt w:val="bullet"/>
+      <w:lvlText w:val=""/>
+      <w:lvlJc w:val="left"/>
+      <w:pPr>
+        <w:tabs>
+          <w:tab w:val="num" w:pos="5040"/>
+        </w:tabs>
+        <w:ind w:left="5040" w:hanging="360"/>
+      </w:pPr>
+      <w:rPr>
+        <w:rFonts w:ascii="Wingdings" w:hAnsi="Wingdings" w:hint="default"/>
+        <w:sz w:val="20"/>
+      </w:rPr>
+    </w:lvl>
+    <w:lvl w:ilvl="7" w:tentative="1">
+      <w:start w:val="1"/>
+      <w:numFmt w:val="bullet"/>
+      <w:lvlText w:val=""/>
+      <w:lvlJc w:val="left"/>
+      <w:pPr>
+        <w:tabs>
+          <w:tab w:val="num" w:pos="5760"/>
+        </w:tabs>
+        <w:ind w:left="5760" w:hanging="360"/>
+      </w:pPr>
+      <w:rPr>
+        <w:rFonts w:ascii="Wingdings" w:hAnsi="Wingdings" w:hint="default"/>
+        <w:sz w:val="20"/>
+      </w:rPr>
+    </w:lvl>
+    <w:lvl w:ilvl="8" w:tentative="1">
+      <w:start w:val="1"/>
+      <w:numFmt w:val="bullet"/>
+      <w:lvlText w:val=""/>
+      <w:lvlJc w:val="left"/>
+      <w:pPr>
+        <w:tabs>
+          <w:tab w:val="num" w:pos="6480"/>
+        </w:tabs>
+        <w:ind w:left="6480" w:hanging="360"/>
+      </w:pPr>
+      <w:rPr>
+        <w:rFonts w:ascii="Wingdings" w:hAnsi="Wingdings" w:hint="default"/>
+        <w:sz w:val="20"/>
+      </w:rPr>
+    </w:lvl>
+  </w:abstractNum>
+  <w:abstractNum w:abstractNumId="13" w15:restartNumberingAfterBreak="0">
     <w:nsid w:val="27DE2A57"/>
     <w:multiLevelType w:val="multilevel"/>
     <w:tmpl w:val="1AC8CB90"/>
@@ -3246,7 +7215,7 @@
       </w:rPr>
     </w:lvl>
   </w:abstractNum>
-  <w:abstractNum w:abstractNumId="9" w15:restartNumberingAfterBreak="0">
+  <w:abstractNum w:abstractNumId="14" w15:restartNumberingAfterBreak="0">
     <w:nsid w:val="28614E1F"/>
     <w:multiLevelType w:val="multilevel"/>
     <w:tmpl w:val="A5F40760"/>
@@ -3395,7 +7364,7 @@
       </w:rPr>
     </w:lvl>
   </w:abstractNum>
-  <w:abstractNum w:abstractNumId="10" w15:restartNumberingAfterBreak="0">
+  <w:abstractNum w:abstractNumId="15" w15:restartNumberingAfterBreak="0">
     <w:nsid w:val="2FE63B85"/>
     <w:multiLevelType w:val="multilevel"/>
     <w:tmpl w:val="3E106812"/>
@@ -3544,7 +7513,7 @@
       </w:rPr>
     </w:lvl>
   </w:abstractNum>
-  <w:abstractNum w:abstractNumId="11" w15:restartNumberingAfterBreak="0">
+  <w:abstractNum w:abstractNumId="16" w15:restartNumberingAfterBreak="0">
     <w:nsid w:val="36BE5D43"/>
     <w:multiLevelType w:val="multilevel"/>
     <w:tmpl w:val="5B9851D0"/>
@@ -3693,7 +7662,156 @@
       </w:rPr>
     </w:lvl>
   </w:abstractNum>
-  <w:abstractNum w:abstractNumId="12" w15:restartNumberingAfterBreak="0">
+  <w:abstractNum w:abstractNumId="17" w15:restartNumberingAfterBreak="0">
+    <w:nsid w:val="38C517CD"/>
+    <w:multiLevelType w:val="multilevel"/>
+    <w:tmpl w:val="7F72B8CE"/>
+    <w:lvl w:ilvl="0">
+      <w:start w:val="1"/>
+      <w:numFmt w:val="bullet"/>
+      <w:lvlText w:val=""/>
+      <w:lvlJc w:val="left"/>
+      <w:pPr>
+        <w:tabs>
+          <w:tab w:val="num" w:pos="720"/>
+        </w:tabs>
+        <w:ind w:left="720" w:hanging="360"/>
+      </w:pPr>
+      <w:rPr>
+        <w:rFonts w:ascii="Symbol" w:hAnsi="Symbol" w:hint="default"/>
+        <w:sz w:val="20"/>
+      </w:rPr>
+    </w:lvl>
+    <w:lvl w:ilvl="1" w:tentative="1">
+      <w:start w:val="1"/>
+      <w:numFmt w:val="bullet"/>
+      <w:lvlText w:val="o"/>
+      <w:lvlJc w:val="left"/>
+      <w:pPr>
+        <w:tabs>
+          <w:tab w:val="num" w:pos="1440"/>
+        </w:tabs>
+        <w:ind w:left="1440" w:hanging="360"/>
+      </w:pPr>
+      <w:rPr>
+        <w:rFonts w:ascii="Courier New" w:hAnsi="Courier New" w:hint="default"/>
+        <w:sz w:val="20"/>
+      </w:rPr>
+    </w:lvl>
+    <w:lvl w:ilvl="2" w:tentative="1">
+      <w:start w:val="1"/>
+      <w:numFmt w:val="bullet"/>
+      <w:lvlText w:val=""/>
+      <w:lvlJc w:val="left"/>
+      <w:pPr>
+        <w:tabs>
+          <w:tab w:val="num" w:pos="2160"/>
+        </w:tabs>
+        <w:ind w:left="2160" w:hanging="360"/>
+      </w:pPr>
+      <w:rPr>
+        <w:rFonts w:ascii="Wingdings" w:hAnsi="Wingdings" w:hint="default"/>
+        <w:sz w:val="20"/>
+      </w:rPr>
+    </w:lvl>
+    <w:lvl w:ilvl="3" w:tentative="1">
+      <w:start w:val="1"/>
+      <w:numFmt w:val="bullet"/>
+      <w:lvlText w:val=""/>
+      <w:lvlJc w:val="left"/>
+      <w:pPr>
+        <w:tabs>
+          <w:tab w:val="num" w:pos="2880"/>
+        </w:tabs>
+        <w:ind w:left="2880" w:hanging="360"/>
+      </w:pPr>
+      <w:rPr>
+        <w:rFonts w:ascii="Wingdings" w:hAnsi="Wingdings" w:hint="default"/>
+        <w:sz w:val="20"/>
+      </w:rPr>
+    </w:lvl>
+    <w:lvl w:ilvl="4" w:tentative="1">
+      <w:start w:val="1"/>
+      <w:numFmt w:val="bullet"/>
+      <w:lvlText w:val=""/>
+      <w:lvlJc w:val="left"/>
+      <w:pPr>
+        <w:tabs>
+          <w:tab w:val="num" w:pos="3600"/>
+        </w:tabs>
+        <w:ind w:left="3600" w:hanging="360"/>
+      </w:pPr>
+      <w:rPr>
+        <w:rFonts w:ascii="Wingdings" w:hAnsi="Wingdings" w:hint="default"/>
+        <w:sz w:val="20"/>
+      </w:rPr>
+    </w:lvl>
+    <w:lvl w:ilvl="5" w:tentative="1">
+      <w:start w:val="1"/>
+      <w:numFmt w:val="bullet"/>
+      <w:lvlText w:val=""/>
+      <w:lvlJc w:val="left"/>
+      <w:pPr>
+        <w:tabs>
+          <w:tab w:val="num" w:pos="4320"/>
+        </w:tabs>
+        <w:ind w:left="4320" w:hanging="360"/>
+      </w:pPr>
+      <w:rPr>
+        <w:rFonts w:ascii="Wingdings" w:hAnsi="Wingdings" w:hint="default"/>
+        <w:sz w:val="20"/>
+      </w:rPr>
+    </w:lvl>
+    <w:lvl w:ilvl="6" w:tentative="1">
+      <w:start w:val="1"/>
+      <w:numFmt w:val="bullet"/>
+      <w:lvlText w:val=""/>
+      <w:lvlJc w:val="left"/>
+      <w:pPr>
+        <w:tabs>
+          <w:tab w:val="num" w:pos="5040"/>
+        </w:tabs>
+        <w:ind w:left="5040" w:hanging="360"/>
+      </w:pPr>
+      <w:rPr>
+        <w:rFonts w:ascii="Wingdings" w:hAnsi="Wingdings" w:hint="default"/>
+        <w:sz w:val="20"/>
+      </w:rPr>
+    </w:lvl>
+    <w:lvl w:ilvl="7" w:tentative="1">
+      <w:start w:val="1"/>
+      <w:numFmt w:val="bullet"/>
+      <w:lvlText w:val=""/>
+      <w:lvlJc w:val="left"/>
+      <w:pPr>
+        <w:tabs>
+          <w:tab w:val="num" w:pos="5760"/>
+        </w:tabs>
+        <w:ind w:left="5760" w:hanging="360"/>
+      </w:pPr>
+      <w:rPr>
+        <w:rFonts w:ascii="Wingdings" w:hAnsi="Wingdings" w:hint="default"/>
+        <w:sz w:val="20"/>
+      </w:rPr>
+    </w:lvl>
+    <w:lvl w:ilvl="8" w:tentative="1">
+      <w:start w:val="1"/>
+      <w:numFmt w:val="bullet"/>
+      <w:lvlText w:val=""/>
+      <w:lvlJc w:val="left"/>
+      <w:pPr>
+        <w:tabs>
+          <w:tab w:val="num" w:pos="6480"/>
+        </w:tabs>
+        <w:ind w:left="6480" w:hanging="360"/>
+      </w:pPr>
+      <w:rPr>
+        <w:rFonts w:ascii="Wingdings" w:hAnsi="Wingdings" w:hint="default"/>
+        <w:sz w:val="20"/>
+      </w:rPr>
+    </w:lvl>
+  </w:abstractNum>
+  <w:abstractNum w:abstractNumId="18" w15:restartNumberingAfterBreak="0">
     <w:nsid w:val="39855A31"/>
     <w:multiLevelType w:val="multilevel"/>
     <w:tmpl w:val="B07C3A94"/>
@@ -3842,7 +7960,7 @@
       </w:rPr>
     </w:lvl>
   </w:abstractNum>
-  <w:abstractNum w:abstractNumId="13" w15:restartNumberingAfterBreak="0">
+  <w:abstractNum w:abstractNumId="19" w15:restartNumberingAfterBreak="0">
     <w:nsid w:val="411F110E"/>
     <w:multiLevelType w:val="multilevel"/>
     <w:tmpl w:val="DFF0A628"/>
@@ -3991,7 +8109,7 @@
       </w:rPr>
     </w:lvl>
   </w:abstractNum>
-  <w:abstractNum w:abstractNumId="14" w15:restartNumberingAfterBreak="0">
+  <w:abstractNum w:abstractNumId="20" w15:restartNumberingAfterBreak="0">
     <w:nsid w:val="45FB60E8"/>
     <w:multiLevelType w:val="multilevel"/>
     <w:tmpl w:val="E1344D06"/>
@@ -4140,7 +8258,7 @@
       </w:rPr>
     </w:lvl>
   </w:abstractNum>
-  <w:abstractNum w:abstractNumId="15" w15:restartNumberingAfterBreak="0">
+  <w:abstractNum w:abstractNumId="21" w15:restartNumberingAfterBreak="0">
     <w:nsid w:val="46C41932"/>
     <w:multiLevelType w:val="multilevel"/>
     <w:tmpl w:val="ADE4A618"/>
@@ -4289,7 +8407,7 @@
       </w:rPr>
     </w:lvl>
   </w:abstractNum>
-  <w:abstractNum w:abstractNumId="16" w15:restartNumberingAfterBreak="0">
+  <w:abstractNum w:abstractNumId="22" w15:restartNumberingAfterBreak="0">
     <w:nsid w:val="4B3B4F2E"/>
     <w:multiLevelType w:val="multilevel"/>
     <w:tmpl w:val="B9A217EE"/>
@@ -4438,7 +8556,7 @@
       </w:rPr>
     </w:lvl>
   </w:abstractNum>
-  <w:abstractNum w:abstractNumId="17" w15:restartNumberingAfterBreak="0">
+  <w:abstractNum w:abstractNumId="23" w15:restartNumberingAfterBreak="0">
     <w:nsid w:val="4D933735"/>
     <w:multiLevelType w:val="multilevel"/>
     <w:tmpl w:val="5CA0C55A"/>
@@ -4587,7 +8705,7 @@
       </w:rPr>
     </w:lvl>
   </w:abstractNum>
-  <w:abstractNum w:abstractNumId="18" w15:restartNumberingAfterBreak="0">
+  <w:abstractNum w:abstractNumId="24" w15:restartNumberingAfterBreak="0">
     <w:nsid w:val="4E276906"/>
     <w:multiLevelType w:val="multilevel"/>
     <w:tmpl w:val="ADA8B898"/>
@@ -4736,7 +8854,156 @@
       </w:rPr>
     </w:lvl>
   </w:abstractNum>
-  <w:abstractNum w:abstractNumId="19" w15:restartNumberingAfterBreak="0">
+  <w:abstractNum w:abstractNumId="25" w15:restartNumberingAfterBreak="0">
+    <w:nsid w:val="5E036614"/>
+    <w:multiLevelType w:val="multilevel"/>
+    <w:tmpl w:val="A35A4052"/>
+    <w:lvl w:ilvl="0">
+      <w:start w:val="1"/>
+      <w:numFmt w:val="bullet"/>
+      <w:lvlText w:val=""/>
+      <w:lvlJc w:val="left"/>
+      <w:pPr>
+        <w:tabs>
+          <w:tab w:val="num" w:pos="720"/>
+        </w:tabs>
+        <w:ind w:left="720" w:hanging="360"/>
+      </w:pPr>
+      <w:rPr>
+        <w:rFonts w:ascii="Symbol" w:hAnsi="Symbol" w:hint="default"/>
+        <w:sz w:val="20"/>
+      </w:rPr>
+    </w:lvl>
+    <w:lvl w:ilvl="1" w:tentative="1">
+      <w:start w:val="1"/>
+      <w:numFmt w:val="bullet"/>
+      <w:lvlText w:val="o"/>
+      <w:lvlJc w:val="left"/>
+      <w:pPr>
+        <w:tabs>
+          <w:tab w:val="num" w:pos="1440"/>
+        </w:tabs>
+        <w:ind w:left="1440" w:hanging="360"/>
+      </w:pPr>
+      <w:rPr>
+        <w:rFonts w:ascii="Courier New" w:hAnsi="Courier New" w:hint="default"/>
+        <w:sz w:val="20"/>
+      </w:rPr>
+    </w:lvl>
+    <w:lvl w:ilvl="2" w:tentative="1">
+      <w:start w:val="1"/>
+      <w:numFmt w:val="bullet"/>
+      <w:lvlText w:val=""/>
+      <w:lvlJc w:val="left"/>
+      <w:pPr>
+        <w:tabs>
+          <w:tab w:val="num" w:pos="2160"/>
+        </w:tabs>
+        <w:ind w:left="2160" w:hanging="360"/>
+      </w:pPr>
+      <w:rPr>
+        <w:rFonts w:ascii="Wingdings" w:hAnsi="Wingdings" w:hint="default"/>
+        <w:sz w:val="20"/>
+      </w:rPr>
+    </w:lvl>
+    <w:lvl w:ilvl="3" w:tentative="1">
+      <w:start w:val="1"/>
+      <w:numFmt w:val="bullet"/>
+      <w:lvlText w:val=""/>
+      <w:lvlJc w:val="left"/>
+      <w:pPr>
+        <w:tabs>
+          <w:tab w:val="num" w:pos="2880"/>
+        </w:tabs>
+        <w:ind w:left="2880" w:hanging="360"/>
+      </w:pPr>
+      <w:rPr>
+        <w:rFonts w:ascii="Wingdings" w:hAnsi="Wingdings" w:hint="default"/>
+        <w:sz w:val="20"/>
+      </w:rPr>
+    </w:lvl>
+    <w:lvl w:ilvl="4" w:tentative="1">
+      <w:start w:val="1"/>
+      <w:numFmt w:val="bullet"/>
+      <w:lvlText w:val=""/>
+      <w:lvlJc w:val="left"/>
+      <w:pPr>
+        <w:tabs>
+          <w:tab w:val="num" w:pos="3600"/>
+        </w:tabs>
+        <w:ind w:left="3600" w:hanging="360"/>
+      </w:pPr>
+      <w:rPr>
+        <w:rFonts w:ascii="Wingdings" w:hAnsi="Wingdings" w:hint="default"/>
+        <w:sz w:val="20"/>
+      </w:rPr>
+    </w:lvl>
+    <w:lvl w:ilvl="5" w:tentative="1">
+      <w:start w:val="1"/>
+      <w:numFmt w:val="bullet"/>
+      <w:lvlText w:val=""/>
+      <w:lvlJc w:val="left"/>
+      <w:pPr>
+        <w:tabs>
+          <w:tab w:val="num" w:pos="4320"/>
+        </w:tabs>
+        <w:ind w:left="4320" w:hanging="360"/>
+      </w:pPr>
+      <w:rPr>
+        <w:rFonts w:ascii="Wingdings" w:hAnsi="Wingdings" w:hint="default"/>
+        <w:sz w:val="20"/>
+      </w:rPr>
+    </w:lvl>
+    <w:lvl w:ilvl="6" w:tentative="1">
+      <w:start w:val="1"/>
+      <w:numFmt w:val="bullet"/>
+      <w:lvlText w:val=""/>
+      <w:lvlJc w:val="left"/>
+      <w:pPr>
+        <w:tabs>
+          <w:tab w:val="num" w:pos="5040"/>
+        </w:tabs>
+        <w:ind w:left="5040" w:hanging="360"/>
+      </w:pPr>
+      <w:rPr>
+        <w:rFonts w:ascii="Wingdings" w:hAnsi="Wingdings" w:hint="default"/>
+        <w:sz w:val="20"/>
+      </w:rPr>
+    </w:lvl>
+    <w:lvl w:ilvl="7" w:tentative="1">
+      <w:start w:val="1"/>
+      <w:numFmt w:val="bullet"/>
+      <w:lvlText w:val=""/>
+      <w:lvlJc w:val="left"/>
+      <w:pPr>
+        <w:tabs>
+          <w:tab w:val="num" w:pos="5760"/>
+        </w:tabs>
+        <w:ind w:left="5760" w:hanging="360"/>
+      </w:pPr>
+      <w:rPr>
+        <w:rFonts w:ascii="Wingdings" w:hAnsi="Wingdings" w:hint="default"/>
+        <w:sz w:val="20"/>
+      </w:rPr>
+    </w:lvl>
+    <w:lvl w:ilvl="8" w:tentative="1">
+      <w:start w:val="1"/>
+      <w:numFmt w:val="bullet"/>
+      <w:lvlText w:val=""/>
+      <w:lvlJc w:val="left"/>
+      <w:pPr>
+        <w:tabs>
+          <w:tab w:val="num" w:pos="6480"/>
+        </w:tabs>
+        <w:ind w:left="6480" w:hanging="360"/>
+      </w:pPr>
+      <w:rPr>
+        <w:rFonts w:ascii="Wingdings" w:hAnsi="Wingdings" w:hint="default"/>
+        <w:sz w:val="20"/>
+      </w:rPr>
+    </w:lvl>
+  </w:abstractNum>
+  <w:abstractNum w:abstractNumId="26" w15:restartNumberingAfterBreak="0">
     <w:nsid w:val="5EB93925"/>
     <w:multiLevelType w:val="multilevel"/>
     <w:tmpl w:val="09148B0C"/>
@@ -4885,7 +9152,7 @@
       </w:rPr>
     </w:lvl>
   </w:abstractNum>
-  <w:abstractNum w:abstractNumId="20" w15:restartNumberingAfterBreak="0">
+  <w:abstractNum w:abstractNumId="27" w15:restartNumberingAfterBreak="0">
     <w:nsid w:val="61DC77AC"/>
     <w:multiLevelType w:val="multilevel"/>
     <w:tmpl w:val="8D545652"/>
@@ -5034,7 +9301,7 @@
       </w:rPr>
     </w:lvl>
   </w:abstractNum>
-  <w:abstractNum w:abstractNumId="21" w15:restartNumberingAfterBreak="0">
+  <w:abstractNum w:abstractNumId="28" w15:restartNumberingAfterBreak="0">
     <w:nsid w:val="629E1D85"/>
     <w:multiLevelType w:val="multilevel"/>
     <w:tmpl w:val="4A3C6400"/>
@@ -5183,7 +9450,7 @@
       </w:rPr>
     </w:lvl>
   </w:abstractNum>
-  <w:abstractNum w:abstractNumId="22" w15:restartNumberingAfterBreak="0">
+  <w:abstractNum w:abstractNumId="29" w15:restartNumberingAfterBreak="0">
     <w:nsid w:val="65B3464B"/>
     <w:multiLevelType w:val="multilevel"/>
     <w:tmpl w:val="01E06458"/>
@@ -5332,7 +9599,7 @@
       </w:rPr>
     </w:lvl>
   </w:abstractNum>
-  <w:abstractNum w:abstractNumId="23" w15:restartNumberingAfterBreak="0">
+  <w:abstractNum w:abstractNumId="30" w15:restartNumberingAfterBreak="0">
     <w:nsid w:val="6AA63A3D"/>
     <w:multiLevelType w:val="multilevel"/>
     <w:tmpl w:val="D4DECAB2"/>
@@ -5481,7 +9748,7 @@
       </w:rPr>
     </w:lvl>
   </w:abstractNum>
-  <w:abstractNum w:abstractNumId="24" w15:restartNumberingAfterBreak="0">
+  <w:abstractNum w:abstractNumId="31" w15:restartNumberingAfterBreak="0">
     <w:nsid w:val="6FCE01A1"/>
     <w:multiLevelType w:val="multilevel"/>
     <w:tmpl w:val="7BEA45F6"/>
@@ -5630,7 +9897,7 @@
       </w:rPr>
     </w:lvl>
   </w:abstractNum>
-  <w:abstractNum w:abstractNumId="25" w15:restartNumberingAfterBreak="0">
+  <w:abstractNum w:abstractNumId="32" w15:restartNumberingAfterBreak="0">
     <w:nsid w:val="71E24B88"/>
     <w:multiLevelType w:val="multilevel"/>
     <w:tmpl w:val="D56C3644"/>
@@ -5779,83 +10046,408 @@
       </w:rPr>
     </w:lvl>
   </w:abstractNum>
+  <w:abstractNum w:abstractNumId="33" w15:restartNumberingAfterBreak="0">
+    <w:nsid w:val="78193007"/>
+    <w:multiLevelType w:val="multilevel"/>
+    <w:tmpl w:val="7DBC3AAA"/>
+    <w:lvl w:ilvl="0">
+      <w:start w:val="1"/>
+      <w:numFmt w:val="bullet"/>
+      <w:lvlText w:val=""/>
+      <w:lvlJc w:val="left"/>
+      <w:pPr>
+        <w:tabs>
+          <w:tab w:val="num" w:pos="720"/>
+        </w:tabs>
+        <w:ind w:left="720" w:hanging="360"/>
+      </w:pPr>
+      <w:rPr>
+        <w:rFonts w:ascii="Symbol" w:hAnsi="Symbol" w:hint="default"/>
+        <w:sz w:val="20"/>
+      </w:rPr>
+    </w:lvl>
+    <w:lvl w:ilvl="1" w:tentative="1">
+      <w:start w:val="1"/>
+      <w:numFmt w:val="bullet"/>
+      <w:lvlText w:val="o"/>
+      <w:lvlJc w:val="left"/>
+      <w:pPr>
+        <w:tabs>
+          <w:tab w:val="num" w:pos="1440"/>
+        </w:tabs>
+        <w:ind w:left="1440" w:hanging="360"/>
+      </w:pPr>
+      <w:rPr>
+        <w:rFonts w:ascii="Courier New" w:hAnsi="Courier New" w:hint="default"/>
+        <w:sz w:val="20"/>
+      </w:rPr>
+    </w:lvl>
+    <w:lvl w:ilvl="2" w:tentative="1">
+      <w:start w:val="1"/>
+      <w:numFmt w:val="bullet"/>
+      <w:lvlText w:val=""/>
+      <w:lvlJc w:val="left"/>
+      <w:pPr>
+        <w:tabs>
+          <w:tab w:val="num" w:pos="2160"/>
+        </w:tabs>
+        <w:ind w:left="2160" w:hanging="360"/>
+      </w:pPr>
+      <w:rPr>
+        <w:rFonts w:ascii="Wingdings" w:hAnsi="Wingdings" w:hint="default"/>
+        <w:sz w:val="20"/>
+      </w:rPr>
+    </w:lvl>
+    <w:lvl w:ilvl="3" w:tentative="1">
+      <w:start w:val="1"/>
+      <w:numFmt w:val="bullet"/>
+      <w:lvlText w:val=""/>
+      <w:lvlJc w:val="left"/>
+      <w:pPr>
+        <w:tabs>
+          <w:tab w:val="num" w:pos="2880"/>
+        </w:tabs>
+        <w:ind w:left="2880" w:hanging="360"/>
+      </w:pPr>
+      <w:rPr>
+        <w:rFonts w:ascii="Wingdings" w:hAnsi="Wingdings" w:hint="default"/>
+        <w:sz w:val="20"/>
+      </w:rPr>
+    </w:lvl>
+    <w:lvl w:ilvl="4" w:tentative="1">
+      <w:start w:val="1"/>
+      <w:numFmt w:val="bullet"/>
+      <w:lvlText w:val=""/>
+      <w:lvlJc w:val="left"/>
+      <w:pPr>
+        <w:tabs>
+          <w:tab w:val="num" w:pos="3600"/>
+        </w:tabs>
+        <w:ind w:left="3600" w:hanging="360"/>
+      </w:pPr>
+      <w:rPr>
+        <w:rFonts w:ascii="Wingdings" w:hAnsi="Wingdings" w:hint="default"/>
+        <w:sz w:val="20"/>
+      </w:rPr>
+    </w:lvl>
+    <w:lvl w:ilvl="5" w:tentative="1">
+      <w:start w:val="1"/>
+      <w:numFmt w:val="bullet"/>
+      <w:lvlText w:val=""/>
+      <w:lvlJc w:val="left"/>
+      <w:pPr>
+        <w:tabs>
+          <w:tab w:val="num" w:pos="4320"/>
+        </w:tabs>
+        <w:ind w:left="4320" w:hanging="360"/>
+      </w:pPr>
+      <w:rPr>
+        <w:rFonts w:ascii="Wingdings" w:hAnsi="Wingdings" w:hint="default"/>
+        <w:sz w:val="20"/>
+      </w:rPr>
+    </w:lvl>
+    <w:lvl w:ilvl="6" w:tentative="1">
+      <w:start w:val="1"/>
+      <w:numFmt w:val="bullet"/>
+      <w:lvlText w:val=""/>
+      <w:lvlJc w:val="left"/>
+      <w:pPr>
+        <w:tabs>
+          <w:tab w:val="num" w:pos="5040"/>
+        </w:tabs>
+        <w:ind w:left="5040" w:hanging="360"/>
+      </w:pPr>
+      <w:rPr>
+        <w:rFonts w:ascii="Wingdings" w:hAnsi="Wingdings" w:hint="default"/>
+        <w:sz w:val="20"/>
+      </w:rPr>
+    </w:lvl>
+    <w:lvl w:ilvl="7" w:tentative="1">
+      <w:start w:val="1"/>
+      <w:numFmt w:val="bullet"/>
+      <w:lvlText w:val=""/>
+      <w:lvlJc w:val="left"/>
+      <w:pPr>
+        <w:tabs>
+          <w:tab w:val="num" w:pos="5760"/>
+        </w:tabs>
+        <w:ind w:left="5760" w:hanging="360"/>
+      </w:pPr>
+      <w:rPr>
+        <w:rFonts w:ascii="Wingdings" w:hAnsi="Wingdings" w:hint="default"/>
+        <w:sz w:val="20"/>
+      </w:rPr>
+    </w:lvl>
+    <w:lvl w:ilvl="8" w:tentative="1">
+      <w:start w:val="1"/>
+      <w:numFmt w:val="bullet"/>
+      <w:lvlText w:val=""/>
+      <w:lvlJc w:val="left"/>
+      <w:pPr>
+        <w:tabs>
+          <w:tab w:val="num" w:pos="6480"/>
+        </w:tabs>
+        <w:ind w:left="6480" w:hanging="360"/>
+      </w:pPr>
+      <w:rPr>
+        <w:rFonts w:ascii="Wingdings" w:hAnsi="Wingdings" w:hint="default"/>
+        <w:sz w:val="20"/>
+      </w:rPr>
+    </w:lvl>
+  </w:abstractNum>
+  <w:abstractNum w:abstractNumId="34" w15:restartNumberingAfterBreak="0">
+    <w:nsid w:val="7AC70497"/>
+    <w:multiLevelType w:val="multilevel"/>
+    <w:tmpl w:val="85D0DC08"/>
+    <w:lvl w:ilvl="0">
+      <w:start w:val="1"/>
+      <w:numFmt w:val="bullet"/>
+      <w:lvlText w:val=""/>
+      <w:lvlJc w:val="left"/>
+      <w:pPr>
+        <w:tabs>
+          <w:tab w:val="num" w:pos="720"/>
+        </w:tabs>
+        <w:ind w:left="720" w:hanging="360"/>
+      </w:pPr>
+      <w:rPr>
+        <w:rFonts w:ascii="Symbol" w:hAnsi="Symbol" w:hint="default"/>
+        <w:sz w:val="20"/>
+      </w:rPr>
+    </w:lvl>
+    <w:lvl w:ilvl="1" w:tentative="1">
+      <w:start w:val="1"/>
+      <w:numFmt w:val="bullet"/>
+      <w:lvlText w:val="o"/>
+      <w:lvlJc w:val="left"/>
+      <w:pPr>
+        <w:tabs>
+          <w:tab w:val="num" w:pos="1440"/>
+        </w:tabs>
+        <w:ind w:left="1440" w:hanging="360"/>
+      </w:pPr>
+      <w:rPr>
+        <w:rFonts w:ascii="Courier New" w:hAnsi="Courier New" w:hint="default"/>
+        <w:sz w:val="20"/>
+      </w:rPr>
+    </w:lvl>
+    <w:lvl w:ilvl="2" w:tentative="1">
+      <w:start w:val="1"/>
+      <w:numFmt w:val="bullet"/>
+      <w:lvlText w:val=""/>
+      <w:lvlJc w:val="left"/>
+      <w:pPr>
+        <w:tabs>
+          <w:tab w:val="num" w:pos="2160"/>
+        </w:tabs>
+        <w:ind w:left="2160" w:hanging="360"/>
+      </w:pPr>
+      <w:rPr>
+        <w:rFonts w:ascii="Wingdings" w:hAnsi="Wingdings" w:hint="default"/>
+        <w:sz w:val="20"/>
+      </w:rPr>
+    </w:lvl>
+    <w:lvl w:ilvl="3" w:tentative="1">
+      <w:start w:val="1"/>
+      <w:numFmt w:val="bullet"/>
+      <w:lvlText w:val=""/>
+      <w:lvlJc w:val="left"/>
+      <w:pPr>
+        <w:tabs>
+          <w:tab w:val="num" w:pos="2880"/>
+        </w:tabs>
+        <w:ind w:left="2880" w:hanging="360"/>
+      </w:pPr>
+      <w:rPr>
+        <w:rFonts w:ascii="Wingdings" w:hAnsi="Wingdings" w:hint="default"/>
+        <w:sz w:val="20"/>
+      </w:rPr>
+    </w:lvl>
+    <w:lvl w:ilvl="4" w:tentative="1">
+      <w:start w:val="1"/>
+      <w:numFmt w:val="bullet"/>
+      <w:lvlText w:val=""/>
+      <w:lvlJc w:val="left"/>
+      <w:pPr>
+        <w:tabs>
+          <w:tab w:val="num" w:pos="3600"/>
+        </w:tabs>
+        <w:ind w:left="3600" w:hanging="360"/>
+      </w:pPr>
+      <w:rPr>
+        <w:rFonts w:ascii="Wingdings" w:hAnsi="Wingdings" w:hint="default"/>
+        <w:sz w:val="20"/>
+      </w:rPr>
+    </w:lvl>
+    <w:lvl w:ilvl="5" w:tentative="1">
+      <w:start w:val="1"/>
+      <w:numFmt w:val="bullet"/>
+      <w:lvlText w:val=""/>
+      <w:lvlJc w:val="left"/>
+      <w:pPr>
+        <w:tabs>
+          <w:tab w:val="num" w:pos="4320"/>
+        </w:tabs>
+        <w:ind w:left="4320" w:hanging="360"/>
+      </w:pPr>
+      <w:rPr>
+        <w:rFonts w:ascii="Wingdings" w:hAnsi="Wingdings" w:hint="default"/>
+        <w:sz w:val="20"/>
+      </w:rPr>
+    </w:lvl>
+    <w:lvl w:ilvl="6" w:tentative="1">
+      <w:start w:val="1"/>
+      <w:numFmt w:val="bullet"/>
+      <w:lvlText w:val=""/>
+      <w:lvlJc w:val="left"/>
+      <w:pPr>
+        <w:tabs>
+          <w:tab w:val="num" w:pos="5040"/>
+        </w:tabs>
+        <w:ind w:left="5040" w:hanging="360"/>
+      </w:pPr>
+      <w:rPr>
+        <w:rFonts w:ascii="Wingdings" w:hAnsi="Wingdings" w:hint="default"/>
+        <w:sz w:val="20"/>
+      </w:rPr>
+    </w:lvl>
+    <w:lvl w:ilvl="7" w:tentative="1">
+      <w:start w:val="1"/>
+      <w:numFmt w:val="bullet"/>
+      <w:lvlText w:val=""/>
+      <w:lvlJc w:val="left"/>
+      <w:pPr>
+        <w:tabs>
+          <w:tab w:val="num" w:pos="5760"/>
+        </w:tabs>
+        <w:ind w:left="5760" w:hanging="360"/>
+      </w:pPr>
+      <w:rPr>
+        <w:rFonts w:ascii="Wingdings" w:hAnsi="Wingdings" w:hint="default"/>
+        <w:sz w:val="20"/>
+      </w:rPr>
+    </w:lvl>
+    <w:lvl w:ilvl="8" w:tentative="1">
+      <w:start w:val="1"/>
+      <w:numFmt w:val="bullet"/>
+      <w:lvlText w:val=""/>
+      <w:lvlJc w:val="left"/>
+      <w:pPr>
+        <w:tabs>
+          <w:tab w:val="num" w:pos="6480"/>
+        </w:tabs>
+        <w:ind w:left="6480" w:hanging="360"/>
+      </w:pPr>
+      <w:rPr>
+        <w:rFonts w:ascii="Wingdings" w:hAnsi="Wingdings" w:hint="default"/>
+        <w:sz w:val="20"/>
+      </w:rPr>
+    </w:lvl>
+  </w:abstractNum>
   <w:num w:numId="1" w16cid:durableId="1957174541">
+    <w:abstractNumId w:val="26"/>
+  </w:num>
+  <w:num w:numId="2" w16cid:durableId="1464884314">
+    <w:abstractNumId w:val="11"/>
+  </w:num>
+  <w:num w:numId="3" w16cid:durableId="777453994">
+    <w:abstractNumId w:val="14"/>
+  </w:num>
+  <w:num w:numId="4" w16cid:durableId="1923180882">
+    <w:abstractNumId w:val="3"/>
+  </w:num>
+  <w:num w:numId="5" w16cid:durableId="870146755">
+    <w:abstractNumId w:val="21"/>
+  </w:num>
+  <w:num w:numId="6" w16cid:durableId="63382718">
+    <w:abstractNumId w:val="15"/>
+  </w:num>
+  <w:num w:numId="7" w16cid:durableId="188035564">
+    <w:abstractNumId w:val="32"/>
+  </w:num>
+  <w:num w:numId="8" w16cid:durableId="2035762566">
+    <w:abstractNumId w:val="27"/>
+  </w:num>
+  <w:num w:numId="9" w16cid:durableId="2065635934">
+    <w:abstractNumId w:val="29"/>
+  </w:num>
+  <w:num w:numId="10" w16cid:durableId="1146896556">
+    <w:abstractNumId w:val="23"/>
+  </w:num>
+  <w:num w:numId="11" w16cid:durableId="2130007632">
     <w:abstractNumId w:val="19"/>
   </w:num>
-  <w:num w:numId="2" w16cid:durableId="1464884314">
+  <w:num w:numId="12" w16cid:durableId="1210416316">
+    <w:abstractNumId w:val="2"/>
+  </w:num>
+  <w:num w:numId="13" w16cid:durableId="1386219983">
+    <w:abstractNumId w:val="8"/>
+  </w:num>
+  <w:num w:numId="14" w16cid:durableId="632446825">
+    <w:abstractNumId w:val="31"/>
+  </w:num>
+  <w:num w:numId="15" w16cid:durableId="1472480751">
+    <w:abstractNumId w:val="5"/>
+  </w:num>
+  <w:num w:numId="16" w16cid:durableId="6174946">
+    <w:abstractNumId w:val="13"/>
+  </w:num>
+  <w:num w:numId="17" w16cid:durableId="1145272728">
+    <w:abstractNumId w:val="22"/>
+  </w:num>
+  <w:num w:numId="18" w16cid:durableId="1785225304">
+    <w:abstractNumId w:val="10"/>
+  </w:num>
+  <w:num w:numId="19" w16cid:durableId="1450204517">
+    <w:abstractNumId w:val="28"/>
+  </w:num>
+  <w:num w:numId="20" w16cid:durableId="848642360">
+    <w:abstractNumId w:val="20"/>
+  </w:num>
+  <w:num w:numId="21" w16cid:durableId="1183008688">
+    <w:abstractNumId w:val="18"/>
+  </w:num>
+  <w:num w:numId="22" w16cid:durableId="1318607054">
+    <w:abstractNumId w:val="30"/>
+  </w:num>
+  <w:num w:numId="23" w16cid:durableId="1288780875">
+    <w:abstractNumId w:val="6"/>
+  </w:num>
+  <w:num w:numId="24" w16cid:durableId="658926572">
+    <w:abstractNumId w:val="24"/>
+  </w:num>
+  <w:num w:numId="25" w16cid:durableId="887297249">
+    <w:abstractNumId w:val="1"/>
+  </w:num>
+  <w:num w:numId="26" w16cid:durableId="273828241">
+    <w:abstractNumId w:val="16"/>
+  </w:num>
+  <w:num w:numId="27" w16cid:durableId="1640382868">
+    <w:abstractNumId w:val="34"/>
+  </w:num>
+  <w:num w:numId="28" w16cid:durableId="1776123691">
+    <w:abstractNumId w:val="9"/>
+  </w:num>
+  <w:num w:numId="29" w16cid:durableId="1917665811">
+    <w:abstractNumId w:val="33"/>
+  </w:num>
+  <w:num w:numId="30" w16cid:durableId="245963494">
+    <w:abstractNumId w:val="4"/>
+  </w:num>
+  <w:num w:numId="31" w16cid:durableId="1582056622">
     <w:abstractNumId w:val="7"/>
   </w:num>
-  <w:num w:numId="3" w16cid:durableId="777453994">
-    <w:abstractNumId w:val="9"/>
+  <w:num w:numId="32" w16cid:durableId="1676226601">
+    <w:abstractNumId w:val="0"/>
   </w:num>
-  <w:num w:numId="4" w16cid:durableId="1923180882">
-    <w:abstractNumId w:val="2"/>
-  </w:num>
-  <w:num w:numId="5" w16cid:durableId="870146755">
-    <w:abstractNumId w:val="15"/>
-  </w:num>
-  <w:num w:numId="6" w16cid:durableId="63382718">
-    <w:abstractNumId w:val="10"/>
-  </w:num>
-  <w:num w:numId="7" w16cid:durableId="188035564">
+  <w:num w:numId="33" w16cid:durableId="75521281">
     <w:abstractNumId w:val="25"/>
   </w:num>
-  <w:num w:numId="8" w16cid:durableId="2035762566">
-    <w:abstractNumId w:val="20"/>
-  </w:num>
-  <w:num w:numId="9" w16cid:durableId="2065635934">
-    <w:abstractNumId w:val="22"/>
-  </w:num>
-  <w:num w:numId="10" w16cid:durableId="1146896556">
+  <w:num w:numId="34" w16cid:durableId="328750406">
     <w:abstractNumId w:val="17"/>
   </w:num>
-  <w:num w:numId="11" w16cid:durableId="2130007632">
-    <w:abstractNumId w:val="13"/>
-  </w:num>
-  <w:num w:numId="12" w16cid:durableId="1210416316">
-    <w:abstractNumId w:val="1"/>
-  </w:num>
-  <w:num w:numId="13" w16cid:durableId="1386219983">
-    <w:abstractNumId w:val="5"/>
-  </w:num>
-  <w:num w:numId="14" w16cid:durableId="632446825">
-    <w:abstractNumId w:val="24"/>
-  </w:num>
-  <w:num w:numId="15" w16cid:durableId="1472480751">
-    <w:abstractNumId w:val="3"/>
-  </w:num>
-  <w:num w:numId="16" w16cid:durableId="6174946">
-    <w:abstractNumId w:val="8"/>
-  </w:num>
-  <w:num w:numId="17" w16cid:durableId="1145272728">
-    <w:abstractNumId w:val="16"/>
-  </w:num>
-  <w:num w:numId="18" w16cid:durableId="1785225304">
-    <w:abstractNumId w:val="6"/>
-  </w:num>
-  <w:num w:numId="19" w16cid:durableId="1450204517">
-    <w:abstractNumId w:val="21"/>
-  </w:num>
-  <w:num w:numId="20" w16cid:durableId="848642360">
-    <w:abstractNumId w:val="14"/>
-  </w:num>
-  <w:num w:numId="21" w16cid:durableId="1183008688">
+  <w:num w:numId="35" w16cid:durableId="961304968">
     <w:abstractNumId w:val="12"/>
-  </w:num>
-  <w:num w:numId="22" w16cid:durableId="1318607054">
-    <w:abstractNumId w:val="23"/>
-  </w:num>
-  <w:num w:numId="23" w16cid:durableId="1288780875">
-    <w:abstractNumId w:val="4"/>
-  </w:num>
-  <w:num w:numId="24" w16cid:durableId="658926572">
-    <w:abstractNumId w:val="18"/>
-  </w:num>
-  <w:num w:numId="25" w16cid:durableId="887297249">
-    <w:abstractNumId w:val="0"/>
-  </w:num>
-  <w:num w:numId="26" w16cid:durableId="273828241">
-    <w:abstractNumId w:val="11"/>
   </w:num>
 </w:numbering>
 </file>
